--- a/thesis/Cardiovascular_Risk_ML_System_Technical_Thesis.docx
+++ b/thesis/Cardiovascular_Risk_ML_System_Technical_Thesis.docx
@@ -4,7 +4,7 @@
   <w:body>
     <w:p>
       <w:pPr>
-        <w:spacing w:before="1440" w:after="240"/>
+        <w:spacing w:before="640" w:after="80"/>
         <w:jc w:val="center"/>
       </w:pPr>
       <w:r>
@@ -14,66 +14,66 @@
           <w:color w:val="1E3A8A"/>
           <w:sz w:val="28"/>
         </w:rPr>
-        <w:t>TECHNICAL THESIS</w:t>
+        <w:t>Islamic Azad University, Tehran South Branch</w:t>
+        <w:br/>
+      </w:r>
+      <w:r>
+        <w:rPr>
+          <w:rFonts w:ascii="Calibri" w:hAnsi="Calibri"/>
+          <w:color w:val="334155"/>
+          <w:sz w:val="24"/>
+        </w:rPr>
+        <w:t>Faculty of Engineering</w:t>
+        <w:br/>
       </w:r>
     </w:p>
     <w:p>
       <w:pPr>
-        <w:spacing w:before="120" w:after="240" w:line="276" w:lineRule="auto"/>
+        <w:spacing w:before="320" w:after="240"/>
         <w:jc w:val="center"/>
       </w:pPr>
       <w:r>
         <w:rPr>
           <w:rFonts w:ascii="Calibri" w:hAnsi="Calibri"/>
           <w:b/>
-          <w:color w:val="0F172A"/>
-          <w:sz w:val="48"/>
-        </w:rPr>
-        <w:t>Design and Development of a Web-Based Machine Learning System for Cardiovascular Risk Prediction and Analysis</w:t>
+          <w:color w:val="1E3A8A"/>
+          <w:sz w:val="26"/>
+        </w:rPr>
+        <w:t>TECHNICAL THESIS</w:t>
       </w:r>
     </w:p>
     <w:p>
       <w:pPr>
-        <w:spacing w:before="0" w:after="960"/>
+        <w:spacing w:before="120" w:after="200" w:line="276" w:lineRule="auto"/>
         <w:jc w:val="center"/>
       </w:pPr>
       <w:r>
         <w:rPr>
           <w:rFonts w:ascii="Calibri" w:hAnsi="Calibri"/>
-          <w:color w:val="64748B"/>
-          <w:sz w:val="25"/>
-        </w:rPr>
-        <w:t>A Comparative Study of Seven Machine Learning Paradigms with Leakage-Free Preprocessing, Explainable AI (SHAP), and Data-Intensive REST Architecture</w:t>
+          <w:b/>
+          <w:color w:val="0F172A"/>
+          <w:sz w:val="44"/>
+        </w:rPr>
+        <w:t>Design and Development of a Web-Based Machine Learning System for Cardiovascular Risk Prediction and Analysis</w:t>
       </w:r>
     </w:p>
     <w:p>
       <w:pPr>
-        <w:spacing w:before="1440" w:after="80"/>
+        <w:spacing w:before="0" w:after="720"/>
         <w:jc w:val="center"/>
       </w:pPr>
       <w:r>
         <w:rPr>
           <w:rFonts w:ascii="Calibri" w:hAnsi="Calibri"/>
           <w:color w:val="64748B"/>
-          <w:sz w:val="22"/>
-        </w:rPr>
-        <w:t>Author:</w:t>
-        <w:br/>
-      </w:r>
-      <w:r>
-        <w:rPr>
-          <w:rFonts w:ascii="Calibri" w:hAnsi="Calibri"/>
-          <w:b/>
-          <w:color w:val="1E3A8A"/>
-          <w:sz w:val="30"/>
-        </w:rPr>
-        <w:t>Mohammad Hasan Talebi</w:t>
-        <w:br/>
+          <w:sz w:val="23"/>
+        </w:rPr>
+        <w:t>A Comparative Study of Seven Machine Learning Paradigms with Leakage-Free Preprocessing, Explainable AI (SHAP), and Data-Intensive REST Architecture</w:t>
       </w:r>
     </w:p>
     <w:p>
       <w:pPr>
-        <w:spacing w:before="480" w:after="0"/>
+        <w:spacing w:before="480" w:after="80"/>
         <w:jc w:val="center"/>
       </w:pPr>
       <w:r>
@@ -82,9 +82,67 @@
           <w:color w:val="64748B"/>
           <w:sz w:val="21"/>
         </w:rPr>
-        <w:t>Date: September 2026</w:t>
+        <w:t>Author:</w:t>
         <w:br/>
-        <w:t>Version: 1.0.0</w:t>
+      </w:r>
+      <w:r>
+        <w:rPr>
+          <w:rFonts w:ascii="Calibri" w:hAnsi="Calibri"/>
+          <w:b/>
+          <w:color w:val="1E3A8A"/>
+          <w:sz w:val="28"/>
+        </w:rPr>
+        <w:t>Mohammad Hasan Talebi</w:t>
+        <w:br/>
+        <w:br/>
+      </w:r>
+      <w:r>
+        <w:rPr>
+          <w:rFonts w:ascii="Calibri" w:hAnsi="Calibri"/>
+          <w:color w:val="64748B"/>
+          <w:sz w:val="21"/>
+        </w:rPr>
+        <w:t>Supervisor:</w:t>
+        <w:br/>
+      </w:r>
+      <w:r>
+        <w:rPr>
+          <w:rFonts w:ascii="Calibri" w:hAnsi="Calibri"/>
+          <w:b/>
+          <w:color w:val="1E3A8A"/>
+          <w:sz w:val="28"/>
+        </w:rPr>
+        <w:t>Azita Shirazipour</w:t>
+        <w:br/>
+      </w:r>
+    </w:p>
+    <w:p>
+      <w:pPr>
+        <w:spacing w:before="560" w:after="80"/>
+        <w:jc w:val="center"/>
+      </w:pPr>
+      <w:r>
+        <w:rPr>
+          <w:rFonts w:ascii="Calibri" w:hAnsi="Calibri"/>
+          <w:color w:val="334155"/>
+          <w:sz w:val="22"/>
+        </w:rPr>
+        <w:t>Faculty of Engineering, Islamic Azad University, Tehran South Branch</w:t>
+        <w:br/>
+      </w:r>
+    </w:p>
+    <w:p>
+      <w:pPr>
+        <w:spacing w:before="160" w:after="0"/>
+        <w:jc w:val="center"/>
+      </w:pPr>
+      <w:r>
+        <w:rPr>
+          <w:rFonts w:ascii="Calibri" w:hAnsi="Calibri"/>
+          <w:color w:val="64748B"/>
+          <w:sz w:val="22"/>
+        </w:rPr>
+        <w:t>Date: 2024   March  20   , Wednesday</w:t>
       </w:r>
     </w:p>
     <w:p>
@@ -95,7 +153,7 @@
     <w:p>
       <w:pPr>
         <w:pStyle w:val="Heading1"/>
-        <w:spacing w:before="240" w:after="240"/>
+        <w:spacing w:before="0" w:after="120"/>
       </w:pPr>
       <w:r>
         <w:rPr>
@@ -108,7 +166,7 @@
     </w:p>
     <w:p>
       <w:pPr>
-        <w:spacing w:before="0" w:after="120" w:line="276" w:lineRule="auto"/>
+        <w:spacing w:before="0" w:after="80" w:line="276" w:lineRule="auto"/>
         <w:jc w:val="both"/>
       </w:pPr>
       <w:r>
@@ -122,7 +180,7 @@
     </w:p>
     <w:p>
       <w:pPr>
-        <w:spacing w:before="0" w:after="120" w:line="276" w:lineRule="auto"/>
+        <w:spacing w:before="0" w:after="80" w:line="276" w:lineRule="auto"/>
         <w:jc w:val="both"/>
       </w:pPr>
       <w:r>
@@ -136,7 +194,7 @@
     </w:p>
     <w:p>
       <w:pPr>
-        <w:spacing w:before="0" w:after="120" w:line="276" w:lineRule="auto"/>
+        <w:spacing w:before="0" w:after="80" w:line="276" w:lineRule="auto"/>
         <w:jc w:val="both"/>
       </w:pPr>
       <w:r>
@@ -150,7 +208,7 @@
     </w:p>
     <w:p>
       <w:pPr>
-        <w:spacing w:before="0" w:after="120" w:line="276" w:lineRule="auto"/>
+        <w:spacing w:before="0" w:after="80" w:line="276" w:lineRule="auto"/>
         <w:jc w:val="both"/>
       </w:pPr>
       <w:r>
@@ -164,7 +222,7 @@
     </w:p>
     <w:p>
       <w:pPr>
-        <w:spacing w:before="160" w:after="360"/>
+        <w:spacing w:before="80" w:after="0"/>
       </w:pPr>
       <w:r>
         <w:rPr>
@@ -206,13 +264,13 @@
         <w:tblLook w:firstColumn="1" w:firstRow="1" w:lastColumn="0" w:lastRow="0" w:noHBand="0" w:noVBand="1" w:val="04A0"/>
       </w:tblPr>
       <w:tblGrid>
-        <w:gridCol w:w="4680"/>
-        <w:gridCol w:w="4680"/>
+        <w:gridCol w:w="8352"/>
+        <w:gridCol w:w="1008"/>
       </w:tblGrid>
       <w:tr>
         <w:tc>
           <w:tcPr>
-            <w:tcW w:type="dxa" w:w="4680"/>
+            <w:tcW w:type="dxa" w:w="8352"/>
             <w:shd w:fill="FFFFFF"/>
             <w:tcMar>
               <w:top w:w="40" w:type="dxa"/>
@@ -244,7 +302,7 @@
         </w:tc>
         <w:tc>
           <w:tcPr>
-            <w:tcW w:type="dxa" w:w="4680"/>
+            <w:tcW w:type="dxa" w:w="1008"/>
             <w:shd w:fill="FFFFFF"/>
             <w:tcMar>
               <w:top w:w="40" w:type="dxa"/>
@@ -270,7 +328,7 @@
                 <w:color w:val="64748B"/>
                 <w:sz w:val="20"/>
               </w:rPr>
-              <w:t>1</w:t>
+              <w:t>7</w:t>
             </w:r>
           </w:p>
         </w:tc>
@@ -278,7 +336,7 @@
       <w:tr>
         <w:tc>
           <w:tcPr>
-            <w:tcW w:type="dxa" w:w="4680"/>
+            <w:tcW w:type="dxa" w:w="8352"/>
             <w:shd w:fill="FFFFFF"/>
             <w:tcMar>
               <w:top w:w="40" w:type="dxa"/>
@@ -309,7 +367,7 @@
         </w:tc>
         <w:tc>
           <w:tcPr>
-            <w:tcW w:type="dxa" w:w="4680"/>
+            <w:tcW w:type="dxa" w:w="1008"/>
             <w:shd w:fill="FFFFFF"/>
             <w:tcMar>
               <w:top w:w="40" w:type="dxa"/>
@@ -335,7 +393,7 @@
                 <w:color w:val="64748B"/>
                 <w:sz w:val="20"/>
               </w:rPr>
-              <w:t>1</w:t>
+              <w:t>7</w:t>
             </w:r>
           </w:p>
         </w:tc>
@@ -343,7 +401,7 @@
       <w:tr>
         <w:tc>
           <w:tcPr>
-            <w:tcW w:type="dxa" w:w="4680"/>
+            <w:tcW w:type="dxa" w:w="8352"/>
             <w:shd w:fill="FFFFFF"/>
             <w:tcMar>
               <w:top w:w="40" w:type="dxa"/>
@@ -374,7 +432,7 @@
         </w:tc>
         <w:tc>
           <w:tcPr>
-            <w:tcW w:type="dxa" w:w="4680"/>
+            <w:tcW w:type="dxa" w:w="1008"/>
             <w:shd w:fill="FFFFFF"/>
             <w:tcMar>
               <w:top w:w="40" w:type="dxa"/>
@@ -400,7 +458,7 @@
                 <w:color w:val="64748B"/>
                 <w:sz w:val="20"/>
               </w:rPr>
-              <w:t>2</w:t>
+              <w:t>7</w:t>
             </w:r>
           </w:p>
         </w:tc>
@@ -408,7 +466,7 @@
       <w:tr>
         <w:tc>
           <w:tcPr>
-            <w:tcW w:type="dxa" w:w="4680"/>
+            <w:tcW w:type="dxa" w:w="8352"/>
             <w:shd w:fill="FFFFFF"/>
             <w:tcMar>
               <w:top w:w="40" w:type="dxa"/>
@@ -439,7 +497,7 @@
         </w:tc>
         <w:tc>
           <w:tcPr>
-            <w:tcW w:type="dxa" w:w="4680"/>
+            <w:tcW w:type="dxa" w:w="1008"/>
             <w:shd w:fill="FFFFFF"/>
             <w:tcMar>
               <w:top w:w="40" w:type="dxa"/>
@@ -465,7 +523,7 @@
                 <w:color w:val="64748B"/>
                 <w:sz w:val="20"/>
               </w:rPr>
-              <w:t>3</w:t>
+              <w:t>8</w:t>
             </w:r>
           </w:p>
         </w:tc>
@@ -473,7 +531,7 @@
       <w:tr>
         <w:tc>
           <w:tcPr>
-            <w:tcW w:type="dxa" w:w="4680"/>
+            <w:tcW w:type="dxa" w:w="8352"/>
             <w:shd w:fill="FFFFFF"/>
             <w:tcMar>
               <w:top w:w="40" w:type="dxa"/>
@@ -504,7 +562,7 @@
         </w:tc>
         <w:tc>
           <w:tcPr>
-            <w:tcW w:type="dxa" w:w="4680"/>
+            <w:tcW w:type="dxa" w:w="1008"/>
             <w:shd w:fill="FFFFFF"/>
             <w:tcMar>
               <w:top w:w="40" w:type="dxa"/>
@@ -530,7 +588,7 @@
                 <w:color w:val="64748B"/>
                 <w:sz w:val="20"/>
               </w:rPr>
-              <w:t>4</w:t>
+              <w:t>9</w:t>
             </w:r>
           </w:p>
         </w:tc>
@@ -538,7 +596,7 @@
       <w:tr>
         <w:tc>
           <w:tcPr>
-            <w:tcW w:type="dxa" w:w="4680"/>
+            <w:tcW w:type="dxa" w:w="8352"/>
             <w:shd w:fill="FFFFFF"/>
             <w:tcMar>
               <w:top w:w="40" w:type="dxa"/>
@@ -569,7 +627,7 @@
         </w:tc>
         <w:tc>
           <w:tcPr>
-            <w:tcW w:type="dxa" w:w="4680"/>
+            <w:tcW w:type="dxa" w:w="1008"/>
             <w:shd w:fill="FFFFFF"/>
             <w:tcMar>
               <w:top w:w="40" w:type="dxa"/>
@@ -595,7 +653,7 @@
                 <w:color w:val="64748B"/>
                 <w:sz w:val="20"/>
               </w:rPr>
-              <w:t>5</w:t>
+              <w:t>9</w:t>
             </w:r>
           </w:p>
         </w:tc>
@@ -603,7 +661,7 @@
       <w:tr>
         <w:tc>
           <w:tcPr>
-            <w:tcW w:type="dxa" w:w="4680"/>
+            <w:tcW w:type="dxa" w:w="8352"/>
             <w:shd w:fill="FFFFFF"/>
             <w:tcMar>
               <w:top w:w="40" w:type="dxa"/>
@@ -634,7 +692,7 @@
         </w:tc>
         <w:tc>
           <w:tcPr>
-            <w:tcW w:type="dxa" w:w="4680"/>
+            <w:tcW w:type="dxa" w:w="1008"/>
             <w:shd w:fill="FFFFFF"/>
             <w:tcMar>
               <w:top w:w="40" w:type="dxa"/>
@@ -660,7 +718,7 @@
                 <w:color w:val="64748B"/>
                 <w:sz w:val="20"/>
               </w:rPr>
-              <w:t>6</w:t>
+              <w:t>10</w:t>
             </w:r>
           </w:p>
         </w:tc>
@@ -668,7 +726,7 @@
       <w:tr>
         <w:tc>
           <w:tcPr>
-            <w:tcW w:type="dxa" w:w="4680"/>
+            <w:tcW w:type="dxa" w:w="8352"/>
             <w:shd w:fill="FFFFFF"/>
             <w:tcMar>
               <w:top w:w="40" w:type="dxa"/>
@@ -699,7 +757,7 @@
         </w:tc>
         <w:tc>
           <w:tcPr>
-            <w:tcW w:type="dxa" w:w="4680"/>
+            <w:tcW w:type="dxa" w:w="1008"/>
             <w:shd w:fill="FFFFFF"/>
             <w:tcMar>
               <w:top w:w="40" w:type="dxa"/>
@@ -725,7 +783,7 @@
                 <w:color w:val="64748B"/>
                 <w:sz w:val="20"/>
               </w:rPr>
-              <w:t>7</w:t>
+              <w:t>10</w:t>
             </w:r>
           </w:p>
         </w:tc>
@@ -733,7 +791,7 @@
       <w:tr>
         <w:tc>
           <w:tcPr>
-            <w:tcW w:type="dxa" w:w="4680"/>
+            <w:tcW w:type="dxa" w:w="8352"/>
             <w:shd w:fill="FFFFFF"/>
             <w:tcMar>
               <w:top w:w="40" w:type="dxa"/>
@@ -765,7 +823,7 @@
         </w:tc>
         <w:tc>
           <w:tcPr>
-            <w:tcW w:type="dxa" w:w="4680"/>
+            <w:tcW w:type="dxa" w:w="1008"/>
             <w:shd w:fill="FFFFFF"/>
             <w:tcMar>
               <w:top w:w="40" w:type="dxa"/>
@@ -791,7 +849,7 @@
                 <w:color w:val="64748B"/>
                 <w:sz w:val="20"/>
               </w:rPr>
-              <w:t>8</w:t>
+              <w:t>11</w:t>
             </w:r>
           </w:p>
         </w:tc>
@@ -799,7 +857,7 @@
       <w:tr>
         <w:tc>
           <w:tcPr>
-            <w:tcW w:type="dxa" w:w="4680"/>
+            <w:tcW w:type="dxa" w:w="8352"/>
             <w:shd w:fill="FFFFFF"/>
             <w:tcMar>
               <w:top w:w="40" w:type="dxa"/>
@@ -830,7 +888,7 @@
         </w:tc>
         <w:tc>
           <w:tcPr>
-            <w:tcW w:type="dxa" w:w="4680"/>
+            <w:tcW w:type="dxa" w:w="1008"/>
             <w:shd w:fill="FFFFFF"/>
             <w:tcMar>
               <w:top w:w="40" w:type="dxa"/>
@@ -856,7 +914,7 @@
                 <w:color w:val="64748B"/>
                 <w:sz w:val="20"/>
               </w:rPr>
-              <w:t>8</w:t>
+              <w:t>11</w:t>
             </w:r>
           </w:p>
         </w:tc>
@@ -864,7 +922,7 @@
       <w:tr>
         <w:tc>
           <w:tcPr>
-            <w:tcW w:type="dxa" w:w="4680"/>
+            <w:tcW w:type="dxa" w:w="8352"/>
             <w:shd w:fill="FFFFFF"/>
             <w:tcMar>
               <w:top w:w="40" w:type="dxa"/>
@@ -895,7 +953,7 @@
         </w:tc>
         <w:tc>
           <w:tcPr>
-            <w:tcW w:type="dxa" w:w="4680"/>
+            <w:tcW w:type="dxa" w:w="1008"/>
             <w:shd w:fill="FFFFFF"/>
             <w:tcMar>
               <w:top w:w="40" w:type="dxa"/>
@@ -921,7 +979,7 @@
                 <w:color w:val="64748B"/>
                 <w:sz w:val="20"/>
               </w:rPr>
-              <w:t>9</w:t>
+              <w:t>12</w:t>
             </w:r>
           </w:p>
         </w:tc>
@@ -929,7 +987,7 @@
       <w:tr>
         <w:tc>
           <w:tcPr>
-            <w:tcW w:type="dxa" w:w="4680"/>
+            <w:tcW w:type="dxa" w:w="8352"/>
             <w:shd w:fill="FFFFFF"/>
             <w:tcMar>
               <w:top w:w="40" w:type="dxa"/>
@@ -960,7 +1018,7 @@
         </w:tc>
         <w:tc>
           <w:tcPr>
-            <w:tcW w:type="dxa" w:w="4680"/>
+            <w:tcW w:type="dxa" w:w="1008"/>
             <w:shd w:fill="FFFFFF"/>
             <w:tcMar>
               <w:top w:w="40" w:type="dxa"/>
@@ -986,7 +1044,7 @@
                 <w:color w:val="64748B"/>
                 <w:sz w:val="20"/>
               </w:rPr>
-              <w:t>10</w:t>
+              <w:t>12</w:t>
             </w:r>
           </w:p>
         </w:tc>
@@ -994,7 +1052,7 @@
       <w:tr>
         <w:tc>
           <w:tcPr>
-            <w:tcW w:type="dxa" w:w="4680"/>
+            <w:tcW w:type="dxa" w:w="8352"/>
             <w:shd w:fill="FFFFFF"/>
             <w:tcMar>
               <w:top w:w="40" w:type="dxa"/>
@@ -1025,7 +1083,7 @@
         </w:tc>
         <w:tc>
           <w:tcPr>
-            <w:tcW w:type="dxa" w:w="4680"/>
+            <w:tcW w:type="dxa" w:w="1008"/>
             <w:shd w:fill="FFFFFF"/>
             <w:tcMar>
               <w:top w:w="40" w:type="dxa"/>
@@ -1051,7 +1109,7 @@
                 <w:color w:val="64748B"/>
                 <w:sz w:val="20"/>
               </w:rPr>
-              <w:t>12</w:t>
+              <w:t>14</w:t>
             </w:r>
           </w:p>
         </w:tc>
@@ -1059,7 +1117,7 @@
       <w:tr>
         <w:tc>
           <w:tcPr>
-            <w:tcW w:type="dxa" w:w="4680"/>
+            <w:tcW w:type="dxa" w:w="8352"/>
             <w:shd w:fill="FFFFFF"/>
             <w:tcMar>
               <w:top w:w="40" w:type="dxa"/>
@@ -1090,7 +1148,7 @@
         </w:tc>
         <w:tc>
           <w:tcPr>
-            <w:tcW w:type="dxa" w:w="4680"/>
+            <w:tcW w:type="dxa" w:w="1008"/>
             <w:shd w:fill="FFFFFF"/>
             <w:tcMar>
               <w:top w:w="40" w:type="dxa"/>
@@ -1116,7 +1174,7 @@
                 <w:color w:val="64748B"/>
                 <w:sz w:val="20"/>
               </w:rPr>
-              <w:t>13</w:t>
+              <w:t>14</w:t>
             </w:r>
           </w:p>
         </w:tc>
@@ -1124,7 +1182,7 @@
       <w:tr>
         <w:tc>
           <w:tcPr>
-            <w:tcW w:type="dxa" w:w="4680"/>
+            <w:tcW w:type="dxa" w:w="8352"/>
             <w:shd w:fill="FFFFFF"/>
             <w:tcMar>
               <w:top w:w="40" w:type="dxa"/>
@@ -1155,7 +1213,7 @@
         </w:tc>
         <w:tc>
           <w:tcPr>
-            <w:tcW w:type="dxa" w:w="4680"/>
+            <w:tcW w:type="dxa" w:w="1008"/>
             <w:shd w:fill="FFFFFF"/>
             <w:tcMar>
               <w:top w:w="40" w:type="dxa"/>
@@ -1181,7 +1239,7 @@
                 <w:color w:val="64748B"/>
                 <w:sz w:val="20"/>
               </w:rPr>
-              <w:t>14</w:t>
+              <w:t>15</w:t>
             </w:r>
           </w:p>
         </w:tc>
@@ -1189,7 +1247,7 @@
       <w:tr>
         <w:tc>
           <w:tcPr>
-            <w:tcW w:type="dxa" w:w="4680"/>
+            <w:tcW w:type="dxa" w:w="8352"/>
             <w:shd w:fill="FFFFFF"/>
             <w:tcMar>
               <w:top w:w="40" w:type="dxa"/>
@@ -1220,7 +1278,7 @@
         </w:tc>
         <w:tc>
           <w:tcPr>
-            <w:tcW w:type="dxa" w:w="4680"/>
+            <w:tcW w:type="dxa" w:w="1008"/>
             <w:shd w:fill="FFFFFF"/>
             <w:tcMar>
               <w:top w:w="40" w:type="dxa"/>
@@ -1254,7 +1312,7 @@
       <w:tr>
         <w:tc>
           <w:tcPr>
-            <w:tcW w:type="dxa" w:w="4680"/>
+            <w:tcW w:type="dxa" w:w="8352"/>
             <w:shd w:fill="FFFFFF"/>
             <w:tcMar>
               <w:top w:w="40" w:type="dxa"/>
@@ -1286,7 +1344,7 @@
         </w:tc>
         <w:tc>
           <w:tcPr>
-            <w:tcW w:type="dxa" w:w="4680"/>
+            <w:tcW w:type="dxa" w:w="1008"/>
             <w:shd w:fill="FFFFFF"/>
             <w:tcMar>
               <w:top w:w="40" w:type="dxa"/>
@@ -1320,7 +1378,7 @@
       <w:tr>
         <w:tc>
           <w:tcPr>
-            <w:tcW w:type="dxa" w:w="4680"/>
+            <w:tcW w:type="dxa" w:w="8352"/>
             <w:shd w:fill="FFFFFF"/>
             <w:tcMar>
               <w:top w:w="40" w:type="dxa"/>
@@ -1351,7 +1409,7 @@
         </w:tc>
         <w:tc>
           <w:tcPr>
-            <w:tcW w:type="dxa" w:w="4680"/>
+            <w:tcW w:type="dxa" w:w="1008"/>
             <w:shd w:fill="FFFFFF"/>
             <w:tcMar>
               <w:top w:w="40" w:type="dxa"/>
@@ -1385,7 +1443,7 @@
       <w:tr>
         <w:tc>
           <w:tcPr>
-            <w:tcW w:type="dxa" w:w="4680"/>
+            <w:tcW w:type="dxa" w:w="8352"/>
             <w:shd w:fill="FFFFFF"/>
             <w:tcMar>
               <w:top w:w="40" w:type="dxa"/>
@@ -1416,7 +1474,7 @@
         </w:tc>
         <w:tc>
           <w:tcPr>
-            <w:tcW w:type="dxa" w:w="4680"/>
+            <w:tcW w:type="dxa" w:w="1008"/>
             <w:shd w:fill="FFFFFF"/>
             <w:tcMar>
               <w:top w:w="40" w:type="dxa"/>
@@ -1450,7 +1508,7 @@
       <w:tr>
         <w:tc>
           <w:tcPr>
-            <w:tcW w:type="dxa" w:w="4680"/>
+            <w:tcW w:type="dxa" w:w="8352"/>
             <w:shd w:fill="FFFFFF"/>
             <w:tcMar>
               <w:top w:w="40" w:type="dxa"/>
@@ -1481,7 +1539,7 @@
         </w:tc>
         <w:tc>
           <w:tcPr>
-            <w:tcW w:type="dxa" w:w="4680"/>
+            <w:tcW w:type="dxa" w:w="1008"/>
             <w:shd w:fill="FFFFFF"/>
             <w:tcMar>
               <w:top w:w="40" w:type="dxa"/>
@@ -1515,7 +1573,7 @@
       <w:tr>
         <w:tc>
           <w:tcPr>
-            <w:tcW w:type="dxa" w:w="4680"/>
+            <w:tcW w:type="dxa" w:w="8352"/>
             <w:shd w:fill="FFFFFF"/>
             <w:tcMar>
               <w:top w:w="40" w:type="dxa"/>
@@ -1546,7 +1604,7 @@
         </w:tc>
         <w:tc>
           <w:tcPr>
-            <w:tcW w:type="dxa" w:w="4680"/>
+            <w:tcW w:type="dxa" w:w="1008"/>
             <w:shd w:fill="FFFFFF"/>
             <w:tcMar>
               <w:top w:w="40" w:type="dxa"/>
@@ -1572,7 +1630,7 @@
                 <w:color w:val="64748B"/>
                 <w:sz w:val="20"/>
               </w:rPr>
-              <w:t>19</w:t>
+              <w:t>18</w:t>
             </w:r>
           </w:p>
         </w:tc>
@@ -1580,7 +1638,7 @@
       <w:tr>
         <w:tc>
           <w:tcPr>
-            <w:tcW w:type="dxa" w:w="4680"/>
+            <w:tcW w:type="dxa" w:w="8352"/>
             <w:shd w:fill="FFFFFF"/>
             <w:tcMar>
               <w:top w:w="40" w:type="dxa"/>
@@ -1612,7 +1670,7 @@
         </w:tc>
         <w:tc>
           <w:tcPr>
-            <w:tcW w:type="dxa" w:w="4680"/>
+            <w:tcW w:type="dxa" w:w="1008"/>
             <w:shd w:fill="FFFFFF"/>
             <w:tcMar>
               <w:top w:w="40" w:type="dxa"/>
@@ -1638,7 +1696,7 @@
                 <w:color w:val="64748B"/>
                 <w:sz w:val="20"/>
               </w:rPr>
-              <w:t>21</w:t>
+              <w:t>19</w:t>
             </w:r>
           </w:p>
         </w:tc>
@@ -1646,7 +1704,7 @@
       <w:tr>
         <w:tc>
           <w:tcPr>
-            <w:tcW w:type="dxa" w:w="4680"/>
+            <w:tcW w:type="dxa" w:w="8352"/>
             <w:shd w:fill="FFFFFF"/>
             <w:tcMar>
               <w:top w:w="40" w:type="dxa"/>
@@ -1677,7 +1735,7 @@
         </w:tc>
         <w:tc>
           <w:tcPr>
-            <w:tcW w:type="dxa" w:w="4680"/>
+            <w:tcW w:type="dxa" w:w="1008"/>
             <w:shd w:fill="FFFFFF"/>
             <w:tcMar>
               <w:top w:w="40" w:type="dxa"/>
@@ -1703,7 +1761,7 @@
                 <w:color w:val="64748B"/>
                 <w:sz w:val="20"/>
               </w:rPr>
-              <w:t>21</w:t>
+              <w:t>19</w:t>
             </w:r>
           </w:p>
         </w:tc>
@@ -1711,7 +1769,7 @@
       <w:tr>
         <w:tc>
           <w:tcPr>
-            <w:tcW w:type="dxa" w:w="4680"/>
+            <w:tcW w:type="dxa" w:w="8352"/>
             <w:shd w:fill="FFFFFF"/>
             <w:tcMar>
               <w:top w:w="40" w:type="dxa"/>
@@ -1742,7 +1800,7 @@
         </w:tc>
         <w:tc>
           <w:tcPr>
-            <w:tcW w:type="dxa" w:w="4680"/>
+            <w:tcW w:type="dxa" w:w="1008"/>
             <w:shd w:fill="FFFFFF"/>
             <w:tcMar>
               <w:top w:w="40" w:type="dxa"/>
@@ -1768,7 +1826,7 @@
                 <w:color w:val="64748B"/>
                 <w:sz w:val="20"/>
               </w:rPr>
-              <w:t>22</w:t>
+              <w:t>19</w:t>
             </w:r>
           </w:p>
         </w:tc>
@@ -1776,7 +1834,7 @@
       <w:tr>
         <w:tc>
           <w:tcPr>
-            <w:tcW w:type="dxa" w:w="4680"/>
+            <w:tcW w:type="dxa" w:w="8352"/>
             <w:shd w:fill="FFFFFF"/>
             <w:tcMar>
               <w:top w:w="40" w:type="dxa"/>
@@ -1807,7 +1865,7 @@
         </w:tc>
         <w:tc>
           <w:tcPr>
-            <w:tcW w:type="dxa" w:w="4680"/>
+            <w:tcW w:type="dxa" w:w="1008"/>
             <w:shd w:fill="FFFFFF"/>
             <w:tcMar>
               <w:top w:w="40" w:type="dxa"/>
@@ -1833,7 +1891,7 @@
                 <w:color w:val="64748B"/>
                 <w:sz w:val="20"/>
               </w:rPr>
-              <w:t>23</w:t>
+              <w:t>19</w:t>
             </w:r>
           </w:p>
         </w:tc>
@@ -1841,7 +1899,7 @@
       <w:tr>
         <w:tc>
           <w:tcPr>
-            <w:tcW w:type="dxa" w:w="4680"/>
+            <w:tcW w:type="dxa" w:w="8352"/>
             <w:shd w:fill="FFFFFF"/>
             <w:tcMar>
               <w:top w:w="40" w:type="dxa"/>
@@ -1872,7 +1930,7 @@
         </w:tc>
         <w:tc>
           <w:tcPr>
-            <w:tcW w:type="dxa" w:w="4680"/>
+            <w:tcW w:type="dxa" w:w="1008"/>
             <w:shd w:fill="FFFFFF"/>
             <w:tcMar>
               <w:top w:w="40" w:type="dxa"/>
@@ -1898,7 +1956,7 @@
                 <w:color w:val="64748B"/>
                 <w:sz w:val="20"/>
               </w:rPr>
-              <w:t>24</w:t>
+              <w:t>20</w:t>
             </w:r>
           </w:p>
         </w:tc>
@@ -1906,7 +1964,7 @@
       <w:tr>
         <w:tc>
           <w:tcPr>
-            <w:tcW w:type="dxa" w:w="4680"/>
+            <w:tcW w:type="dxa" w:w="8352"/>
             <w:shd w:fill="FFFFFF"/>
             <w:tcMar>
               <w:top w:w="40" w:type="dxa"/>
@@ -1937,7 +1995,7 @@
         </w:tc>
         <w:tc>
           <w:tcPr>
-            <w:tcW w:type="dxa" w:w="4680"/>
+            <w:tcW w:type="dxa" w:w="1008"/>
             <w:shd w:fill="FFFFFF"/>
             <w:tcMar>
               <w:top w:w="40" w:type="dxa"/>
@@ -1963,7 +2021,7 @@
                 <w:color w:val="64748B"/>
                 <w:sz w:val="20"/>
               </w:rPr>
-              <w:t>25</w:t>
+              <w:t>21</w:t>
             </w:r>
           </w:p>
         </w:tc>
@@ -1971,7 +2029,7 @@
       <w:tr>
         <w:tc>
           <w:tcPr>
-            <w:tcW w:type="dxa" w:w="4680"/>
+            <w:tcW w:type="dxa" w:w="8352"/>
             <w:shd w:fill="FFFFFF"/>
             <w:tcMar>
               <w:top w:w="40" w:type="dxa"/>
@@ -2002,7 +2060,7 @@
         </w:tc>
         <w:tc>
           <w:tcPr>
-            <w:tcW w:type="dxa" w:w="4680"/>
+            <w:tcW w:type="dxa" w:w="1008"/>
             <w:shd w:fill="FFFFFF"/>
             <w:tcMar>
               <w:top w:w="40" w:type="dxa"/>
@@ -2028,7 +2086,7 @@
                 <w:color w:val="64748B"/>
                 <w:sz w:val="20"/>
               </w:rPr>
-              <w:t>26</w:t>
+              <w:t>22</w:t>
             </w:r>
           </w:p>
         </w:tc>
@@ -2036,7 +2094,7 @@
       <w:tr>
         <w:tc>
           <w:tcPr>
-            <w:tcW w:type="dxa" w:w="4680"/>
+            <w:tcW w:type="dxa" w:w="8352"/>
             <w:shd w:fill="FFFFFF"/>
             <w:tcMar>
               <w:top w:w="40" w:type="dxa"/>
@@ -2067,7 +2125,7 @@
         </w:tc>
         <w:tc>
           <w:tcPr>
-            <w:tcW w:type="dxa" w:w="4680"/>
+            <w:tcW w:type="dxa" w:w="1008"/>
             <w:shd w:fill="FFFFFF"/>
             <w:tcMar>
               <w:top w:w="40" w:type="dxa"/>
@@ -2093,7 +2151,7 @@
                 <w:color w:val="64748B"/>
                 <w:sz w:val="20"/>
               </w:rPr>
-              <w:t>27</w:t>
+              <w:t>22</w:t>
             </w:r>
           </w:p>
         </w:tc>
@@ -2101,7 +2159,7 @@
       <w:tr>
         <w:tc>
           <w:tcPr>
-            <w:tcW w:type="dxa" w:w="4680"/>
+            <w:tcW w:type="dxa" w:w="8352"/>
             <w:shd w:fill="FFFFFF"/>
             <w:tcMar>
               <w:top w:w="40" w:type="dxa"/>
@@ -2133,7 +2191,7 @@
         </w:tc>
         <w:tc>
           <w:tcPr>
-            <w:tcW w:type="dxa" w:w="4680"/>
+            <w:tcW w:type="dxa" w:w="1008"/>
             <w:shd w:fill="FFFFFF"/>
             <w:tcMar>
               <w:top w:w="40" w:type="dxa"/>
@@ -2159,7 +2217,7 @@
                 <w:color w:val="64748B"/>
                 <w:sz w:val="20"/>
               </w:rPr>
-              <w:t>29</w:t>
+              <w:t>23</w:t>
             </w:r>
           </w:p>
         </w:tc>
@@ -2167,7 +2225,7 @@
       <w:tr>
         <w:tc>
           <w:tcPr>
-            <w:tcW w:type="dxa" w:w="4680"/>
+            <w:tcW w:type="dxa" w:w="8352"/>
             <w:shd w:fill="FFFFFF"/>
             <w:tcMar>
               <w:top w:w="40" w:type="dxa"/>
@@ -2198,7 +2256,7 @@
         </w:tc>
         <w:tc>
           <w:tcPr>
-            <w:tcW w:type="dxa" w:w="4680"/>
+            <w:tcW w:type="dxa" w:w="1008"/>
             <w:shd w:fill="FFFFFF"/>
             <w:tcMar>
               <w:top w:w="40" w:type="dxa"/>
@@ -2224,7 +2282,7 @@
                 <w:color w:val="64748B"/>
                 <w:sz w:val="20"/>
               </w:rPr>
-              <w:t>29</w:t>
+              <w:t>23</w:t>
             </w:r>
           </w:p>
         </w:tc>
@@ -2232,7 +2290,7 @@
       <w:tr>
         <w:tc>
           <w:tcPr>
-            <w:tcW w:type="dxa" w:w="4680"/>
+            <w:tcW w:type="dxa" w:w="8352"/>
             <w:shd w:fill="FFFFFF"/>
             <w:tcMar>
               <w:top w:w="40" w:type="dxa"/>
@@ -2263,7 +2321,7 @@
         </w:tc>
         <w:tc>
           <w:tcPr>
-            <w:tcW w:type="dxa" w:w="4680"/>
+            <w:tcW w:type="dxa" w:w="1008"/>
             <w:shd w:fill="FFFFFF"/>
             <w:tcMar>
               <w:top w:w="40" w:type="dxa"/>
@@ -2289,7 +2347,7 @@
                 <w:color w:val="64748B"/>
                 <w:sz w:val="20"/>
               </w:rPr>
-              <w:t>30</w:t>
+              <w:t>24</w:t>
             </w:r>
           </w:p>
         </w:tc>
@@ -2297,7 +2355,7 @@
       <w:tr>
         <w:tc>
           <w:tcPr>
-            <w:tcW w:type="dxa" w:w="4680"/>
+            <w:tcW w:type="dxa" w:w="8352"/>
             <w:shd w:fill="FFFFFF"/>
             <w:tcMar>
               <w:top w:w="40" w:type="dxa"/>
@@ -2328,7 +2386,7 @@
         </w:tc>
         <w:tc>
           <w:tcPr>
-            <w:tcW w:type="dxa" w:w="4680"/>
+            <w:tcW w:type="dxa" w:w="1008"/>
             <w:shd w:fill="FFFFFF"/>
             <w:tcMar>
               <w:top w:w="40" w:type="dxa"/>
@@ -2354,7 +2412,7 @@
                 <w:color w:val="64748B"/>
                 <w:sz w:val="20"/>
               </w:rPr>
-              <w:t>31</w:t>
+              <w:t>25</w:t>
             </w:r>
           </w:p>
         </w:tc>
@@ -2362,7 +2420,7 @@
       <w:tr>
         <w:tc>
           <w:tcPr>
-            <w:tcW w:type="dxa" w:w="4680"/>
+            <w:tcW w:type="dxa" w:w="8352"/>
             <w:shd w:fill="FFFFFF"/>
             <w:tcMar>
               <w:top w:w="40" w:type="dxa"/>
@@ -2393,7 +2451,7 @@
         </w:tc>
         <w:tc>
           <w:tcPr>
-            <w:tcW w:type="dxa" w:w="4680"/>
+            <w:tcW w:type="dxa" w:w="1008"/>
             <w:shd w:fill="FFFFFF"/>
             <w:tcMar>
               <w:top w:w="40" w:type="dxa"/>
@@ -2419,7 +2477,7 @@
                 <w:color w:val="64748B"/>
                 <w:sz w:val="20"/>
               </w:rPr>
-              <w:t>32</w:t>
+              <w:t>25</w:t>
             </w:r>
           </w:p>
         </w:tc>
@@ -2427,7 +2485,7 @@
       <w:tr>
         <w:tc>
           <w:tcPr>
-            <w:tcW w:type="dxa" w:w="4680"/>
+            <w:tcW w:type="dxa" w:w="8352"/>
             <w:shd w:fill="FFFFFF"/>
             <w:tcMar>
               <w:top w:w="40" w:type="dxa"/>
@@ -2458,7 +2516,7 @@
         </w:tc>
         <w:tc>
           <w:tcPr>
-            <w:tcW w:type="dxa" w:w="4680"/>
+            <w:tcW w:type="dxa" w:w="1008"/>
             <w:shd w:fill="FFFFFF"/>
             <w:tcMar>
               <w:top w:w="40" w:type="dxa"/>
@@ -2484,7 +2542,7 @@
                 <w:color w:val="64748B"/>
                 <w:sz w:val="20"/>
               </w:rPr>
-              <w:t>34</w:t>
+              <w:t>25</w:t>
             </w:r>
           </w:p>
         </w:tc>
@@ -2492,7 +2550,7 @@
       <w:tr>
         <w:tc>
           <w:tcPr>
-            <w:tcW w:type="dxa" w:w="4680"/>
+            <w:tcW w:type="dxa" w:w="8352"/>
             <w:shd w:fill="FFFFFF"/>
             <w:tcMar>
               <w:top w:w="40" w:type="dxa"/>
@@ -2523,7 +2581,7 @@
         </w:tc>
         <w:tc>
           <w:tcPr>
-            <w:tcW w:type="dxa" w:w="4680"/>
+            <w:tcW w:type="dxa" w:w="1008"/>
             <w:shd w:fill="FFFFFF"/>
             <w:tcMar>
               <w:top w:w="40" w:type="dxa"/>
@@ -2549,7 +2607,7 @@
                 <w:color w:val="64748B"/>
                 <w:sz w:val="20"/>
               </w:rPr>
-              <w:t>35</w:t>
+              <w:t>26</w:t>
             </w:r>
           </w:p>
         </w:tc>
@@ -2557,7 +2615,7 @@
       <w:tr>
         <w:tc>
           <w:tcPr>
-            <w:tcW w:type="dxa" w:w="4680"/>
+            <w:tcW w:type="dxa" w:w="8352"/>
             <w:shd w:fill="FFFFFF"/>
             <w:tcMar>
               <w:top w:w="40" w:type="dxa"/>
@@ -2588,7 +2646,7 @@
         </w:tc>
         <w:tc>
           <w:tcPr>
-            <w:tcW w:type="dxa" w:w="4680"/>
+            <w:tcW w:type="dxa" w:w="1008"/>
             <w:shd w:fill="FFFFFF"/>
             <w:tcMar>
               <w:top w:w="40" w:type="dxa"/>
@@ -2614,7 +2672,7 @@
                 <w:color w:val="64748B"/>
                 <w:sz w:val="20"/>
               </w:rPr>
-              <w:t>36</w:t>
+              <w:t>26</w:t>
             </w:r>
           </w:p>
         </w:tc>
@@ -2622,7 +2680,7 @@
       <w:tr>
         <w:tc>
           <w:tcPr>
-            <w:tcW w:type="dxa" w:w="4680"/>
+            <w:tcW w:type="dxa" w:w="8352"/>
             <w:shd w:fill="FFFFFF"/>
             <w:tcMar>
               <w:top w:w="40" w:type="dxa"/>
@@ -2653,7 +2711,7 @@
         </w:tc>
         <w:tc>
           <w:tcPr>
-            <w:tcW w:type="dxa" w:w="4680"/>
+            <w:tcW w:type="dxa" w:w="1008"/>
             <w:shd w:fill="FFFFFF"/>
             <w:tcMar>
               <w:top w:w="40" w:type="dxa"/>
@@ -2679,7 +2737,7 @@
                 <w:color w:val="64748B"/>
                 <w:sz w:val="20"/>
               </w:rPr>
-              <w:t>37</w:t>
+              <w:t>26</w:t>
             </w:r>
           </w:p>
         </w:tc>
@@ -2687,7 +2745,7 @@
       <w:tr>
         <w:tc>
           <w:tcPr>
-            <w:tcW w:type="dxa" w:w="4680"/>
+            <w:tcW w:type="dxa" w:w="8352"/>
             <w:shd w:fill="FFFFFF"/>
             <w:tcMar>
               <w:top w:w="40" w:type="dxa"/>
@@ -2718,7 +2776,7 @@
         </w:tc>
         <w:tc>
           <w:tcPr>
-            <w:tcW w:type="dxa" w:w="4680"/>
+            <w:tcW w:type="dxa" w:w="1008"/>
             <w:shd w:fill="FFFFFF"/>
             <w:tcMar>
               <w:top w:w="40" w:type="dxa"/>
@@ -2744,7 +2802,7 @@
                 <w:color w:val="64748B"/>
                 <w:sz w:val="20"/>
               </w:rPr>
-              <w:t>38</w:t>
+              <w:t>26</w:t>
             </w:r>
           </w:p>
         </w:tc>
@@ -2752,7 +2810,7 @@
       <w:tr>
         <w:tc>
           <w:tcPr>
-            <w:tcW w:type="dxa" w:w="4680"/>
+            <w:tcW w:type="dxa" w:w="8352"/>
             <w:shd w:fill="FFFFFF"/>
             <w:tcMar>
               <w:top w:w="40" w:type="dxa"/>
@@ -2783,7 +2841,7 @@
         </w:tc>
         <w:tc>
           <w:tcPr>
-            <w:tcW w:type="dxa" w:w="4680"/>
+            <w:tcW w:type="dxa" w:w="1008"/>
             <w:shd w:fill="FFFFFF"/>
             <w:tcMar>
               <w:top w:w="40" w:type="dxa"/>
@@ -2809,7 +2867,7 @@
                 <w:color w:val="64748B"/>
                 <w:sz w:val="20"/>
               </w:rPr>
-              <w:t>39</w:t>
+              <w:t>26</w:t>
             </w:r>
           </w:p>
         </w:tc>
@@ -2817,7 +2875,7 @@
       <w:tr>
         <w:tc>
           <w:tcPr>
-            <w:tcW w:type="dxa" w:w="4680"/>
+            <w:tcW w:type="dxa" w:w="8352"/>
             <w:shd w:fill="FFFFFF"/>
             <w:tcMar>
               <w:top w:w="40" w:type="dxa"/>
@@ -2849,7 +2907,7 @@
         </w:tc>
         <w:tc>
           <w:tcPr>
-            <w:tcW w:type="dxa" w:w="4680"/>
+            <w:tcW w:type="dxa" w:w="1008"/>
             <w:shd w:fill="FFFFFF"/>
             <w:tcMar>
               <w:top w:w="40" w:type="dxa"/>
@@ -2875,7 +2933,7 @@
                 <w:color w:val="64748B"/>
                 <w:sz w:val="20"/>
               </w:rPr>
-              <w:t>40</w:t>
+              <w:t>27</w:t>
             </w:r>
           </w:p>
         </w:tc>
@@ -2883,7 +2941,7 @@
       <w:tr>
         <w:tc>
           <w:tcPr>
-            <w:tcW w:type="dxa" w:w="4680"/>
+            <w:tcW w:type="dxa" w:w="8352"/>
             <w:shd w:fill="FFFFFF"/>
             <w:tcMar>
               <w:top w:w="40" w:type="dxa"/>
@@ -2914,7 +2972,7 @@
         </w:tc>
         <w:tc>
           <w:tcPr>
-            <w:tcW w:type="dxa" w:w="4680"/>
+            <w:tcW w:type="dxa" w:w="1008"/>
             <w:shd w:fill="FFFFFF"/>
             <w:tcMar>
               <w:top w:w="40" w:type="dxa"/>
@@ -2940,7 +2998,7 @@
                 <w:color w:val="64748B"/>
                 <w:sz w:val="20"/>
               </w:rPr>
-              <w:t>40</w:t>
+              <w:t>27</w:t>
             </w:r>
           </w:p>
         </w:tc>
@@ -2948,7 +3006,7 @@
       <w:tr>
         <w:tc>
           <w:tcPr>
-            <w:tcW w:type="dxa" w:w="4680"/>
+            <w:tcW w:type="dxa" w:w="8352"/>
             <w:shd w:fill="FFFFFF"/>
             <w:tcMar>
               <w:top w:w="40" w:type="dxa"/>
@@ -2979,7 +3037,7 @@
         </w:tc>
         <w:tc>
           <w:tcPr>
-            <w:tcW w:type="dxa" w:w="4680"/>
+            <w:tcW w:type="dxa" w:w="1008"/>
             <w:shd w:fill="FFFFFF"/>
             <w:tcMar>
               <w:top w:w="40" w:type="dxa"/>
@@ -3005,7 +3063,7 @@
                 <w:color w:val="64748B"/>
                 <w:sz w:val="20"/>
               </w:rPr>
-              <w:t>41</w:t>
+              <w:t>27</w:t>
             </w:r>
           </w:p>
         </w:tc>
@@ -3013,7 +3071,7 @@
       <w:tr>
         <w:tc>
           <w:tcPr>
-            <w:tcW w:type="dxa" w:w="4680"/>
+            <w:tcW w:type="dxa" w:w="8352"/>
             <w:shd w:fill="FFFFFF"/>
             <w:tcMar>
               <w:top w:w="40" w:type="dxa"/>
@@ -3044,7 +3102,7 @@
         </w:tc>
         <w:tc>
           <w:tcPr>
-            <w:tcW w:type="dxa" w:w="4680"/>
+            <w:tcW w:type="dxa" w:w="1008"/>
             <w:shd w:fill="FFFFFF"/>
             <w:tcMar>
               <w:top w:w="40" w:type="dxa"/>
@@ -3070,7 +3128,7 @@
                 <w:color w:val="64748B"/>
                 <w:sz w:val="20"/>
               </w:rPr>
-              <w:t>42</w:t>
+              <w:t>27</w:t>
             </w:r>
           </w:p>
         </w:tc>
@@ -3078,7 +3136,7 @@
       <w:tr>
         <w:tc>
           <w:tcPr>
-            <w:tcW w:type="dxa" w:w="4680"/>
+            <w:tcW w:type="dxa" w:w="8352"/>
             <w:shd w:fill="FFFFFF"/>
             <w:tcMar>
               <w:top w:w="40" w:type="dxa"/>
@@ -3109,7 +3167,7 @@
         </w:tc>
         <w:tc>
           <w:tcPr>
-            <w:tcW w:type="dxa" w:w="4680"/>
+            <w:tcW w:type="dxa" w:w="1008"/>
             <w:shd w:fill="FFFFFF"/>
             <w:tcMar>
               <w:top w:w="40" w:type="dxa"/>
@@ -3135,7 +3193,7 @@
                 <w:color w:val="64748B"/>
                 <w:sz w:val="20"/>
               </w:rPr>
-              <w:t>43</w:t>
+              <w:t>27</w:t>
             </w:r>
           </w:p>
         </w:tc>
@@ -3143,7 +3201,7 @@
       <w:tr>
         <w:tc>
           <w:tcPr>
-            <w:tcW w:type="dxa" w:w="4680"/>
+            <w:tcW w:type="dxa" w:w="8352"/>
             <w:shd w:fill="FFFFFF"/>
             <w:tcMar>
               <w:top w:w="40" w:type="dxa"/>
@@ -3174,7 +3232,7 @@
         </w:tc>
         <w:tc>
           <w:tcPr>
-            <w:tcW w:type="dxa" w:w="4680"/>
+            <w:tcW w:type="dxa" w:w="1008"/>
             <w:shd w:fill="FFFFFF"/>
             <w:tcMar>
               <w:top w:w="40" w:type="dxa"/>
@@ -3200,7 +3258,7 @@
                 <w:color w:val="64748B"/>
                 <w:sz w:val="20"/>
               </w:rPr>
-              <w:t>44</w:t>
+              <w:t>28</w:t>
             </w:r>
           </w:p>
         </w:tc>
@@ -3208,7 +3266,7 @@
       <w:tr>
         <w:tc>
           <w:tcPr>
-            <w:tcW w:type="dxa" w:w="4680"/>
+            <w:tcW w:type="dxa" w:w="8352"/>
             <w:shd w:fill="FFFFFF"/>
             <w:tcMar>
               <w:top w:w="40" w:type="dxa"/>
@@ -3239,7 +3297,7 @@
         </w:tc>
         <w:tc>
           <w:tcPr>
-            <w:tcW w:type="dxa" w:w="4680"/>
+            <w:tcW w:type="dxa" w:w="1008"/>
             <w:shd w:fill="FFFFFF"/>
             <w:tcMar>
               <w:top w:w="40" w:type="dxa"/>
@@ -3265,7 +3323,7 @@
                 <w:color w:val="64748B"/>
                 <w:sz w:val="20"/>
               </w:rPr>
-              <w:t>45</w:t>
+              <w:t>28</w:t>
             </w:r>
           </w:p>
         </w:tc>
@@ -3273,7 +3331,7 @@
       <w:tr>
         <w:tc>
           <w:tcPr>
-            <w:tcW w:type="dxa" w:w="4680"/>
+            <w:tcW w:type="dxa" w:w="8352"/>
             <w:shd w:fill="FFFFFF"/>
             <w:tcMar>
               <w:top w:w="40" w:type="dxa"/>
@@ -3304,7 +3362,7 @@
         </w:tc>
         <w:tc>
           <w:tcPr>
-            <w:tcW w:type="dxa" w:w="4680"/>
+            <w:tcW w:type="dxa" w:w="1008"/>
             <w:shd w:fill="FFFFFF"/>
             <w:tcMar>
               <w:top w:w="40" w:type="dxa"/>
@@ -3330,7 +3388,7 @@
                 <w:color w:val="64748B"/>
                 <w:sz w:val="20"/>
               </w:rPr>
-              <w:t>46</w:t>
+              <w:t>28</w:t>
             </w:r>
           </w:p>
         </w:tc>
@@ -3338,7 +3396,7 @@
       <w:tr>
         <w:tc>
           <w:tcPr>
-            <w:tcW w:type="dxa" w:w="4680"/>
+            <w:tcW w:type="dxa" w:w="8352"/>
             <w:shd w:fill="FFFFFF"/>
             <w:tcMar>
               <w:top w:w="40" w:type="dxa"/>
@@ -3369,7 +3427,7 @@
         </w:tc>
         <w:tc>
           <w:tcPr>
-            <w:tcW w:type="dxa" w:w="4680"/>
+            <w:tcW w:type="dxa" w:w="1008"/>
             <w:shd w:fill="FFFFFF"/>
             <w:tcMar>
               <w:top w:w="40" w:type="dxa"/>
@@ -3395,7 +3453,7 @@
                 <w:color w:val="64748B"/>
                 <w:sz w:val="20"/>
               </w:rPr>
-              <w:t>47</w:t>
+              <w:t>29</w:t>
             </w:r>
           </w:p>
         </w:tc>
@@ -3403,7 +3461,7 @@
       <w:tr>
         <w:tc>
           <w:tcPr>
-            <w:tcW w:type="dxa" w:w="4680"/>
+            <w:tcW w:type="dxa" w:w="8352"/>
             <w:shd w:fill="FFFFFF"/>
             <w:tcMar>
               <w:top w:w="40" w:type="dxa"/>
@@ -3434,7 +3492,7 @@
         </w:tc>
         <w:tc>
           <w:tcPr>
-            <w:tcW w:type="dxa" w:w="4680"/>
+            <w:tcW w:type="dxa" w:w="1008"/>
             <w:shd w:fill="FFFFFF"/>
             <w:tcMar>
               <w:top w:w="40" w:type="dxa"/>
@@ -3460,7 +3518,7 @@
                 <w:color w:val="64748B"/>
                 <w:sz w:val="20"/>
               </w:rPr>
-              <w:t>49</w:t>
+              <w:t>29</w:t>
             </w:r>
           </w:p>
         </w:tc>
@@ -3468,7 +3526,7 @@
       <w:tr>
         <w:tc>
           <w:tcPr>
-            <w:tcW w:type="dxa" w:w="4680"/>
+            <w:tcW w:type="dxa" w:w="8352"/>
             <w:shd w:fill="FFFFFF"/>
             <w:tcMar>
               <w:top w:w="40" w:type="dxa"/>
@@ -3500,7 +3558,7 @@
         </w:tc>
         <w:tc>
           <w:tcPr>
-            <w:tcW w:type="dxa" w:w="4680"/>
+            <w:tcW w:type="dxa" w:w="1008"/>
             <w:shd w:fill="FFFFFF"/>
             <w:tcMar>
               <w:top w:w="40" w:type="dxa"/>
@@ -3526,7 +3584,7 @@
                 <w:color w:val="64748B"/>
                 <w:sz w:val="20"/>
               </w:rPr>
-              <w:t>50</w:t>
+              <w:t>31</w:t>
             </w:r>
           </w:p>
         </w:tc>
@@ -3534,7 +3592,7 @@
       <w:tr>
         <w:tc>
           <w:tcPr>
-            <w:tcW w:type="dxa" w:w="4680"/>
+            <w:tcW w:type="dxa" w:w="8352"/>
             <w:shd w:fill="FFFFFF"/>
             <w:tcMar>
               <w:top w:w="40" w:type="dxa"/>
@@ -3565,7 +3623,7 @@
         </w:tc>
         <w:tc>
           <w:tcPr>
-            <w:tcW w:type="dxa" w:w="4680"/>
+            <w:tcW w:type="dxa" w:w="1008"/>
             <w:shd w:fill="FFFFFF"/>
             <w:tcMar>
               <w:top w:w="40" w:type="dxa"/>
@@ -3591,7 +3649,7 @@
                 <w:color w:val="64748B"/>
                 <w:sz w:val="20"/>
               </w:rPr>
-              <w:t>50</w:t>
+              <w:t>31</w:t>
             </w:r>
           </w:p>
         </w:tc>
@@ -3599,7 +3657,7 @@
       <w:tr>
         <w:tc>
           <w:tcPr>
-            <w:tcW w:type="dxa" w:w="4680"/>
+            <w:tcW w:type="dxa" w:w="8352"/>
             <w:shd w:fill="FFFFFF"/>
             <w:tcMar>
               <w:top w:w="40" w:type="dxa"/>
@@ -3630,7 +3688,7 @@
         </w:tc>
         <w:tc>
           <w:tcPr>
-            <w:tcW w:type="dxa" w:w="4680"/>
+            <w:tcW w:type="dxa" w:w="1008"/>
             <w:shd w:fill="FFFFFF"/>
             <w:tcMar>
               <w:top w:w="40" w:type="dxa"/>
@@ -3656,7 +3714,7 @@
                 <w:color w:val="64748B"/>
                 <w:sz w:val="20"/>
               </w:rPr>
-              <w:t>51</w:t>
+              <w:t>31</w:t>
             </w:r>
           </w:p>
         </w:tc>
@@ -3664,7 +3722,7 @@
       <w:tr>
         <w:tc>
           <w:tcPr>
-            <w:tcW w:type="dxa" w:w="4680"/>
+            <w:tcW w:type="dxa" w:w="8352"/>
             <w:shd w:fill="FFFFFF"/>
             <w:tcMar>
               <w:top w:w="40" w:type="dxa"/>
@@ -3695,7 +3753,7 @@
         </w:tc>
         <w:tc>
           <w:tcPr>
-            <w:tcW w:type="dxa" w:w="4680"/>
+            <w:tcW w:type="dxa" w:w="1008"/>
             <w:shd w:fill="FFFFFF"/>
             <w:tcMar>
               <w:top w:w="40" w:type="dxa"/>
@@ -3721,7 +3779,7 @@
                 <w:color w:val="64748B"/>
                 <w:sz w:val="20"/>
               </w:rPr>
-              <w:t>53</w:t>
+              <w:t>32</w:t>
             </w:r>
           </w:p>
         </w:tc>
@@ -3729,7 +3787,7 @@
       <w:tr>
         <w:tc>
           <w:tcPr>
-            <w:tcW w:type="dxa" w:w="4680"/>
+            <w:tcW w:type="dxa" w:w="8352"/>
             <w:shd w:fill="FFFFFF"/>
             <w:tcMar>
               <w:top w:w="40" w:type="dxa"/>
@@ -3760,7 +3818,7 @@
         </w:tc>
         <w:tc>
           <w:tcPr>
-            <w:tcW w:type="dxa" w:w="4680"/>
+            <w:tcW w:type="dxa" w:w="1008"/>
             <w:shd w:fill="FFFFFF"/>
             <w:tcMar>
               <w:top w:w="40" w:type="dxa"/>
@@ -3786,7 +3844,7 @@
                 <w:color w:val="64748B"/>
                 <w:sz w:val="20"/>
               </w:rPr>
-              <w:t>54</w:t>
+              <w:t>32</w:t>
             </w:r>
           </w:p>
         </w:tc>
@@ -3794,7 +3852,7 @@
       <w:tr>
         <w:tc>
           <w:tcPr>
-            <w:tcW w:type="dxa" w:w="4680"/>
+            <w:tcW w:type="dxa" w:w="8352"/>
             <w:shd w:fill="FFFFFF"/>
             <w:tcMar>
               <w:top w:w="40" w:type="dxa"/>
@@ -3825,7 +3883,7 @@
         </w:tc>
         <w:tc>
           <w:tcPr>
-            <w:tcW w:type="dxa" w:w="4680"/>
+            <w:tcW w:type="dxa" w:w="1008"/>
             <w:shd w:fill="FFFFFF"/>
             <w:tcMar>
               <w:top w:w="40" w:type="dxa"/>
@@ -3851,7 +3909,7 @@
                 <w:color w:val="64748B"/>
                 <w:sz w:val="20"/>
               </w:rPr>
-              <w:t>56</w:t>
+              <w:t>34</w:t>
             </w:r>
           </w:p>
         </w:tc>
@@ -3859,7 +3917,7 @@
       <w:tr>
         <w:tc>
           <w:tcPr>
-            <w:tcW w:type="dxa" w:w="4680"/>
+            <w:tcW w:type="dxa" w:w="8352"/>
             <w:shd w:fill="FFFFFF"/>
             <w:tcMar>
               <w:top w:w="40" w:type="dxa"/>
@@ -3890,7 +3948,7 @@
         </w:tc>
         <w:tc>
           <w:tcPr>
-            <w:tcW w:type="dxa" w:w="4680"/>
+            <w:tcW w:type="dxa" w:w="1008"/>
             <w:shd w:fill="FFFFFF"/>
             <w:tcMar>
               <w:top w:w="40" w:type="dxa"/>
@@ -3916,7 +3974,7 @@
                 <w:color w:val="64748B"/>
                 <w:sz w:val="20"/>
               </w:rPr>
-              <w:t>57</w:t>
+              <w:t>34</w:t>
             </w:r>
           </w:p>
         </w:tc>
@@ -3924,7 +3982,7 @@
       <w:tr>
         <w:tc>
           <w:tcPr>
-            <w:tcW w:type="dxa" w:w="4680"/>
+            <w:tcW w:type="dxa" w:w="8352"/>
             <w:shd w:fill="FFFFFF"/>
             <w:tcMar>
               <w:top w:w="40" w:type="dxa"/>
@@ -3956,7 +4014,7 @@
         </w:tc>
         <w:tc>
           <w:tcPr>
-            <w:tcW w:type="dxa" w:w="4680"/>
+            <w:tcW w:type="dxa" w:w="1008"/>
             <w:shd w:fill="FFFFFF"/>
             <w:tcMar>
               <w:top w:w="40" w:type="dxa"/>
@@ -3982,7 +4040,7 @@
                 <w:color w:val="64748B"/>
                 <w:sz w:val="20"/>
               </w:rPr>
-              <w:t>58</w:t>
+              <w:t>35</w:t>
             </w:r>
           </w:p>
         </w:tc>
@@ -3990,7 +4048,7 @@
       <w:tr>
         <w:tc>
           <w:tcPr>
-            <w:tcW w:type="dxa" w:w="4680"/>
+            <w:tcW w:type="dxa" w:w="8352"/>
             <w:shd w:fill="FFFFFF"/>
             <w:tcMar>
               <w:top w:w="40" w:type="dxa"/>
@@ -4021,7 +4079,7 @@
         </w:tc>
         <w:tc>
           <w:tcPr>
-            <w:tcW w:type="dxa" w:w="4680"/>
+            <w:tcW w:type="dxa" w:w="1008"/>
             <w:shd w:fill="FFFFFF"/>
             <w:tcMar>
               <w:top w:w="40" w:type="dxa"/>
@@ -4047,7 +4105,7 @@
                 <w:color w:val="64748B"/>
                 <w:sz w:val="20"/>
               </w:rPr>
-              <w:t>58</w:t>
+              <w:t>35</w:t>
             </w:r>
           </w:p>
         </w:tc>
@@ -4055,7 +4113,7 @@
       <w:tr>
         <w:tc>
           <w:tcPr>
-            <w:tcW w:type="dxa" w:w="4680"/>
+            <w:tcW w:type="dxa" w:w="8352"/>
             <w:shd w:fill="FFFFFF"/>
             <w:tcMar>
               <w:top w:w="40" w:type="dxa"/>
@@ -4086,7 +4144,7 @@
         </w:tc>
         <w:tc>
           <w:tcPr>
-            <w:tcW w:type="dxa" w:w="4680"/>
+            <w:tcW w:type="dxa" w:w="1008"/>
             <w:shd w:fill="FFFFFF"/>
             <w:tcMar>
               <w:top w:w="40" w:type="dxa"/>
@@ -4112,7 +4170,7 @@
                 <w:color w:val="64748B"/>
                 <w:sz w:val="20"/>
               </w:rPr>
-              <w:t>59</w:t>
+              <w:t>35</w:t>
             </w:r>
           </w:p>
         </w:tc>
@@ -4120,7 +4178,7 @@
       <w:tr>
         <w:tc>
           <w:tcPr>
-            <w:tcW w:type="dxa" w:w="4680"/>
+            <w:tcW w:type="dxa" w:w="8352"/>
             <w:shd w:fill="FFFFFF"/>
             <w:tcMar>
               <w:top w:w="40" w:type="dxa"/>
@@ -4151,7 +4209,7 @@
         </w:tc>
         <w:tc>
           <w:tcPr>
-            <w:tcW w:type="dxa" w:w="4680"/>
+            <w:tcW w:type="dxa" w:w="1008"/>
             <w:shd w:fill="FFFFFF"/>
             <w:tcMar>
               <w:top w:w="40" w:type="dxa"/>
@@ -4177,7 +4235,7 @@
                 <w:color w:val="64748B"/>
                 <w:sz w:val="20"/>
               </w:rPr>
-              <w:t>60</w:t>
+              <w:t>35</w:t>
             </w:r>
           </w:p>
         </w:tc>
@@ -4185,7 +4243,7 @@
       <w:tr>
         <w:tc>
           <w:tcPr>
-            <w:tcW w:type="dxa" w:w="4680"/>
+            <w:tcW w:type="dxa" w:w="8352"/>
             <w:shd w:fill="FFFFFF"/>
             <w:tcMar>
               <w:top w:w="40" w:type="dxa"/>
@@ -4217,7 +4275,7 @@
         </w:tc>
         <w:tc>
           <w:tcPr>
-            <w:tcW w:type="dxa" w:w="4680"/>
+            <w:tcW w:type="dxa" w:w="1008"/>
             <w:shd w:fill="FFFFFF"/>
             <w:tcMar>
               <w:top w:w="40" w:type="dxa"/>
@@ -4243,7 +4301,7 @@
                 <w:color w:val="64748B"/>
                 <w:sz w:val="20"/>
               </w:rPr>
-              <w:t>61</w:t>
+              <w:t>36</w:t>
             </w:r>
           </w:p>
         </w:tc>
@@ -4251,7 +4309,7 @@
       <w:tr>
         <w:tc>
           <w:tcPr>
-            <w:tcW w:type="dxa" w:w="4680"/>
+            <w:tcW w:type="dxa" w:w="8352"/>
             <w:shd w:fill="FFFFFF"/>
             <w:tcMar>
               <w:top w:w="40" w:type="dxa"/>
@@ -4273,17 +4331,16 @@
             <w:r>
               <w:rPr>
                 <w:rFonts w:ascii="Calibri" w:hAnsi="Calibri"/>
-                <w:b/>
-                <w:color w:val="1E3A8A"/>
+                <w:color w:val="1E293B"/>
                 <w:sz w:val="20"/>
               </w:rPr>
-              <w:t>References</w:t>
-            </w:r>
-          </w:p>
-        </w:tc>
-        <w:tc>
-          <w:tcPr>
-            <w:tcW w:type="dxa" w:w="4680"/>
+              <w:t xml:space="preserve">   9.1 Problem Summary</w:t>
+            </w:r>
+          </w:p>
+        </w:tc>
+        <w:tc>
+          <w:tcPr>
+            <w:tcW w:type="dxa" w:w="1008"/>
             <w:shd w:fill="FFFFFF"/>
             <w:tcMar>
               <w:top w:w="40" w:type="dxa"/>
@@ -4309,7 +4366,7 @@
                 <w:color w:val="64748B"/>
                 <w:sz w:val="20"/>
               </w:rPr>
-              <w:t>63</w:t>
+              <w:t>36</w:t>
             </w:r>
           </w:p>
         </w:tc>
@@ -4317,7 +4374,7 @@
       <w:tr>
         <w:tc>
           <w:tcPr>
-            <w:tcW w:type="dxa" w:w="4680"/>
+            <w:tcW w:type="dxa" w:w="8352"/>
             <w:shd w:fill="FFFFFF"/>
             <w:tcMar>
               <w:top w:w="40" w:type="dxa"/>
@@ -4339,17 +4396,16 @@
             <w:r>
               <w:rPr>
                 <w:rFonts w:ascii="Calibri" w:hAnsi="Calibri"/>
-                <w:b/>
-                <w:color w:val="1E3A8A"/>
+                <w:color w:val="1E293B"/>
                 <w:sz w:val="20"/>
               </w:rPr>
-              <w:t>Appendices</w:t>
-            </w:r>
-          </w:p>
-        </w:tc>
-        <w:tc>
-          <w:tcPr>
-            <w:tcW w:type="dxa" w:w="4680"/>
+              <w:t xml:space="preserve">   9.2 Implemented Solution and Technical Highlights</w:t>
+            </w:r>
+          </w:p>
+        </w:tc>
+        <w:tc>
+          <w:tcPr>
+            <w:tcW w:type="dxa" w:w="1008"/>
             <w:shd w:fill="FFFFFF"/>
             <w:tcMar>
               <w:top w:w="40" w:type="dxa"/>
@@ -4375,7 +4431,7 @@
                 <w:color w:val="64748B"/>
                 <w:sz w:val="20"/>
               </w:rPr>
-              <w:t>66</w:t>
+              <w:t>36</w:t>
             </w:r>
           </w:p>
         </w:tc>
@@ -4383,7 +4439,7 @@
       <w:tr>
         <w:tc>
           <w:tcPr>
-            <w:tcW w:type="dxa" w:w="4680"/>
+            <w:tcW w:type="dxa" w:w="8352"/>
             <w:shd w:fill="FFFFFF"/>
             <w:tcMar>
               <w:top w:w="40" w:type="dxa"/>
@@ -4408,13 +4464,13 @@
                 <w:color w:val="1E293B"/>
                 <w:sz w:val="20"/>
               </w:rPr>
-              <w:t xml:space="preserve">   Appendix A: REST API Schema Reference</w:t>
-            </w:r>
-          </w:p>
-        </w:tc>
-        <w:tc>
-          <w:tcPr>
-            <w:tcW w:type="dxa" w:w="4680"/>
+              <w:t xml:space="preserve">   9.3 Final Reflections</w:t>
+            </w:r>
+          </w:p>
+        </w:tc>
+        <w:tc>
+          <w:tcPr>
+            <w:tcW w:type="dxa" w:w="1008"/>
             <w:shd w:fill="FFFFFF"/>
             <w:tcMar>
               <w:top w:w="40" w:type="dxa"/>
@@ -4440,7 +4496,7 @@
                 <w:color w:val="64748B"/>
                 <w:sz w:val="20"/>
               </w:rPr>
-              <w:t>66</w:t>
+              <w:t>36</w:t>
             </w:r>
           </w:p>
         </w:tc>
@@ -4448,7 +4504,7 @@
       <w:tr>
         <w:tc>
           <w:tcPr>
-            <w:tcW w:type="dxa" w:w="4680"/>
+            <w:tcW w:type="dxa" w:w="8352"/>
             <w:shd w:fill="FFFFFF"/>
             <w:tcMar>
               <w:top w:w="40" w:type="dxa"/>
@@ -4470,16 +4526,17 @@
             <w:r>
               <w:rPr>
                 <w:rFonts w:ascii="Calibri" w:hAnsi="Calibri"/>
-                <w:color w:val="1E293B"/>
+                <w:b/>
+                <w:color w:val="1E3A8A"/>
                 <w:sz w:val="20"/>
               </w:rPr>
-              <w:t xml:space="preserve">   Appendix B: Database Table Definitions</w:t>
-            </w:r>
-          </w:p>
-        </w:tc>
-        <w:tc>
-          <w:tcPr>
-            <w:tcW w:type="dxa" w:w="4680"/>
+              <w:t>References</w:t>
+            </w:r>
+          </w:p>
+        </w:tc>
+        <w:tc>
+          <w:tcPr>
+            <w:tcW w:type="dxa" w:w="1008"/>
             <w:shd w:fill="FFFFFF"/>
             <w:tcMar>
               <w:top w:w="40" w:type="dxa"/>
@@ -4505,7 +4562,7 @@
                 <w:color w:val="64748B"/>
                 <w:sz w:val="20"/>
               </w:rPr>
-              <w:t>68</w:t>
+              <w:t>37</w:t>
             </w:r>
           </w:p>
         </w:tc>
@@ -4513,7 +4570,7 @@
       <w:tr>
         <w:tc>
           <w:tcPr>
-            <w:tcW w:type="dxa" w:w="4680"/>
+            <w:tcW w:type="dxa" w:w="8352"/>
             <w:shd w:fill="FFFFFF"/>
             <w:tcMar>
               <w:top w:w="40" w:type="dxa"/>
@@ -4535,16 +4592,17 @@
             <w:r>
               <w:rPr>
                 <w:rFonts w:ascii="Calibri" w:hAnsi="Calibri"/>
-                <w:color w:val="1E293B"/>
+                <w:b/>
+                <w:color w:val="1E3A8A"/>
                 <w:sz w:val="20"/>
               </w:rPr>
-              <w:t xml:space="preserve">   Appendix C: Environment Configuration Example</w:t>
-            </w:r>
-          </w:p>
-        </w:tc>
-        <w:tc>
-          <w:tcPr>
-            <w:tcW w:type="dxa" w:w="4680"/>
+              <w:t>Appendices</w:t>
+            </w:r>
+          </w:p>
+        </w:tc>
+        <w:tc>
+          <w:tcPr>
+            <w:tcW w:type="dxa" w:w="1008"/>
             <w:shd w:fill="FFFFFF"/>
             <w:tcMar>
               <w:top w:w="40" w:type="dxa"/>
@@ -4570,7 +4628,7 @@
                 <w:color w:val="64748B"/>
                 <w:sz w:val="20"/>
               </w:rPr>
-              <w:t>69</w:t>
+              <w:t>38</w:t>
             </w:r>
           </w:p>
         </w:tc>
@@ -4578,7 +4636,7 @@
       <w:tr>
         <w:tc>
           <w:tcPr>
-            <w:tcW w:type="dxa" w:w="4680"/>
+            <w:tcW w:type="dxa" w:w="8352"/>
             <w:shd w:fill="FFFFFF"/>
             <w:tcMar>
               <w:top w:w="40" w:type="dxa"/>
@@ -4603,13 +4661,13 @@
                 <w:color w:val="1E293B"/>
                 <w:sz w:val="20"/>
               </w:rPr>
-              <w:t xml:space="preserve">   Appendix D: Core Pipeline Implementation Excerpts</w:t>
-            </w:r>
-          </w:p>
-        </w:tc>
-        <w:tc>
-          <w:tcPr>
-            <w:tcW w:type="dxa" w:w="4680"/>
+              <w:t xml:space="preserve">   Appendix A: REST API Schema Reference</w:t>
+            </w:r>
+          </w:p>
+        </w:tc>
+        <w:tc>
+          <w:tcPr>
+            <w:tcW w:type="dxa" w:w="1008"/>
             <w:shd w:fill="FFFFFF"/>
             <w:tcMar>
               <w:top w:w="40" w:type="dxa"/>
@@ -4635,7 +4693,202 @@
                 <w:color w:val="64748B"/>
                 <w:sz w:val="20"/>
               </w:rPr>
-              <w:t>70</w:t>
+              <w:t>38</w:t>
+            </w:r>
+          </w:p>
+        </w:tc>
+      </w:tr>
+      <w:tr>
+        <w:tc>
+          <w:tcPr>
+            <w:tcW w:type="dxa" w:w="8352"/>
+            <w:shd w:fill="FFFFFF"/>
+            <w:tcMar>
+              <w:top w:w="40" w:type="dxa"/>
+              <w:bottom w:w="40" w:type="dxa"/>
+              <w:left w:w="40" w:type="dxa"/>
+              <w:right w:w="40" w:type="dxa"/>
+            </w:tcMar>
+            <w:tcBorders>
+              <w:top w:val="none" w:sz="4" w:space="0" w:color="CBD5E1"/>
+              <w:left w:val="none" w:sz="4" w:space="0" w:color="CBD5E1"/>
+              <w:bottom w:val="none" w:sz="4" w:space="0" w:color="CBD5E1"/>
+              <w:right w:val="none" w:sz="4" w:space="0" w:color="CBD5E1"/>
+            </w:tcBorders>
+          </w:tcPr>
+          <w:p>
+            <w:pPr>
+              <w:spacing w:before="20" w:after="20"/>
+            </w:pPr>
+            <w:r>
+              <w:rPr>
+                <w:rFonts w:ascii="Calibri" w:hAnsi="Calibri"/>
+                <w:color w:val="1E293B"/>
+                <w:sz w:val="20"/>
+              </w:rPr>
+              <w:t xml:space="preserve">   Appendix B: Database Table Definitions</w:t>
+            </w:r>
+          </w:p>
+        </w:tc>
+        <w:tc>
+          <w:tcPr>
+            <w:tcW w:type="dxa" w:w="1008"/>
+            <w:shd w:fill="FFFFFF"/>
+            <w:tcMar>
+              <w:top w:w="40" w:type="dxa"/>
+              <w:bottom w:w="40" w:type="dxa"/>
+              <w:left w:w="40" w:type="dxa"/>
+              <w:right w:w="40" w:type="dxa"/>
+            </w:tcMar>
+            <w:tcBorders>
+              <w:top w:val="none" w:sz="4" w:space="0" w:color="CBD5E1"/>
+              <w:left w:val="none" w:sz="4" w:space="0" w:color="CBD5E1"/>
+              <w:bottom w:val="none" w:sz="4" w:space="0" w:color="CBD5E1"/>
+              <w:right w:val="none" w:sz="4" w:space="0" w:color="CBD5E1"/>
+            </w:tcBorders>
+          </w:tcPr>
+          <w:p>
+            <w:pPr>
+              <w:spacing w:before="20" w:after="20"/>
+              <w:jc w:val="right"/>
+            </w:pPr>
+            <w:r>
+              <w:rPr>
+                <w:rFonts w:ascii="Calibri" w:hAnsi="Calibri"/>
+                <w:color w:val="64748B"/>
+                <w:sz w:val="20"/>
+              </w:rPr>
+              <w:t>38</w:t>
+            </w:r>
+          </w:p>
+        </w:tc>
+      </w:tr>
+      <w:tr>
+        <w:tc>
+          <w:tcPr>
+            <w:tcW w:type="dxa" w:w="8352"/>
+            <w:shd w:fill="FFFFFF"/>
+            <w:tcMar>
+              <w:top w:w="40" w:type="dxa"/>
+              <w:bottom w:w="40" w:type="dxa"/>
+              <w:left w:w="40" w:type="dxa"/>
+              <w:right w:w="40" w:type="dxa"/>
+            </w:tcMar>
+            <w:tcBorders>
+              <w:top w:val="none" w:sz="4" w:space="0" w:color="CBD5E1"/>
+              <w:left w:val="none" w:sz="4" w:space="0" w:color="CBD5E1"/>
+              <w:bottom w:val="none" w:sz="4" w:space="0" w:color="CBD5E1"/>
+              <w:right w:val="none" w:sz="4" w:space="0" w:color="CBD5E1"/>
+            </w:tcBorders>
+          </w:tcPr>
+          <w:p>
+            <w:pPr>
+              <w:spacing w:before="20" w:after="20"/>
+            </w:pPr>
+            <w:r>
+              <w:rPr>
+                <w:rFonts w:ascii="Calibri" w:hAnsi="Calibri"/>
+                <w:color w:val="1E293B"/>
+                <w:sz w:val="20"/>
+              </w:rPr>
+              <w:t xml:space="preserve">   Appendix C: Environment Configuration Example</w:t>
+            </w:r>
+          </w:p>
+        </w:tc>
+        <w:tc>
+          <w:tcPr>
+            <w:tcW w:type="dxa" w:w="1008"/>
+            <w:shd w:fill="FFFFFF"/>
+            <w:tcMar>
+              <w:top w:w="40" w:type="dxa"/>
+              <w:bottom w:w="40" w:type="dxa"/>
+              <w:left w:w="40" w:type="dxa"/>
+              <w:right w:w="40" w:type="dxa"/>
+            </w:tcMar>
+            <w:tcBorders>
+              <w:top w:val="none" w:sz="4" w:space="0" w:color="CBD5E1"/>
+              <w:left w:val="none" w:sz="4" w:space="0" w:color="CBD5E1"/>
+              <w:bottom w:val="none" w:sz="4" w:space="0" w:color="CBD5E1"/>
+              <w:right w:val="none" w:sz="4" w:space="0" w:color="CBD5E1"/>
+            </w:tcBorders>
+          </w:tcPr>
+          <w:p>
+            <w:pPr>
+              <w:spacing w:before="20" w:after="20"/>
+              <w:jc w:val="right"/>
+            </w:pPr>
+            <w:r>
+              <w:rPr>
+                <w:rFonts w:ascii="Calibri" w:hAnsi="Calibri"/>
+                <w:color w:val="64748B"/>
+                <w:sz w:val="20"/>
+              </w:rPr>
+              <w:t>39</w:t>
+            </w:r>
+          </w:p>
+        </w:tc>
+      </w:tr>
+      <w:tr>
+        <w:tc>
+          <w:tcPr>
+            <w:tcW w:type="dxa" w:w="8352"/>
+            <w:shd w:fill="FFFFFF"/>
+            <w:tcMar>
+              <w:top w:w="40" w:type="dxa"/>
+              <w:bottom w:w="40" w:type="dxa"/>
+              <w:left w:w="40" w:type="dxa"/>
+              <w:right w:w="40" w:type="dxa"/>
+            </w:tcMar>
+            <w:tcBorders>
+              <w:top w:val="none" w:sz="4" w:space="0" w:color="CBD5E1"/>
+              <w:left w:val="none" w:sz="4" w:space="0" w:color="CBD5E1"/>
+              <w:bottom w:val="none" w:sz="4" w:space="0" w:color="CBD5E1"/>
+              <w:right w:val="none" w:sz="4" w:space="0" w:color="CBD5E1"/>
+            </w:tcBorders>
+          </w:tcPr>
+          <w:p>
+            <w:pPr>
+              <w:spacing w:before="20" w:after="20"/>
+            </w:pPr>
+            <w:r>
+              <w:rPr>
+                <w:rFonts w:ascii="Calibri" w:hAnsi="Calibri"/>
+                <w:color w:val="1E293B"/>
+                <w:sz w:val="20"/>
+              </w:rPr>
+              <w:t xml:space="preserve">   Appendix D: Core Pipeline Implementation Excerpts</w:t>
+            </w:r>
+          </w:p>
+        </w:tc>
+        <w:tc>
+          <w:tcPr>
+            <w:tcW w:type="dxa" w:w="1008"/>
+            <w:shd w:fill="FFFFFF"/>
+            <w:tcMar>
+              <w:top w:w="40" w:type="dxa"/>
+              <w:bottom w:w="40" w:type="dxa"/>
+              <w:left w:w="40" w:type="dxa"/>
+              <w:right w:w="40" w:type="dxa"/>
+            </w:tcMar>
+            <w:tcBorders>
+              <w:top w:val="none" w:sz="4" w:space="0" w:color="CBD5E1"/>
+              <w:left w:val="none" w:sz="4" w:space="0" w:color="CBD5E1"/>
+              <w:bottom w:val="none" w:sz="4" w:space="0" w:color="CBD5E1"/>
+              <w:right w:val="none" w:sz="4" w:space="0" w:color="CBD5E1"/>
+            </w:tcBorders>
+          </w:tcPr>
+          <w:p>
+            <w:pPr>
+              <w:spacing w:before="20" w:after="20"/>
+              <w:jc w:val="right"/>
+            </w:pPr>
+            <w:r>
+              <w:rPr>
+                <w:rFonts w:ascii="Calibri" w:hAnsi="Calibri"/>
+                <w:color w:val="64748B"/>
+                <w:sz w:val="20"/>
+              </w:rPr>
+              <w:t>39</w:t>
             </w:r>
           </w:p>
         </w:tc>
@@ -4675,7 +4928,7 @@
           <w:color w:val="64748B"/>
           <w:sz w:val="19"/>
         </w:rPr>
-        <w:t>... Page 21</w:t>
+        <w:t>... Page 19</w:t>
       </w:r>
     </w:p>
     <w:p>
@@ -4688,7 +4941,7 @@
           <w:color w:val="1E293B"/>
           <w:sz w:val="20"/>
         </w:rPr>
-        <w:t xml:space="preserve">Figure 4.2: Relational Database Entity-Relationship (ER) Diagram </w:t>
+        <w:t xml:space="preserve">Figure 4.2: Relational Database Entity-Relationship (ER) Architecture </w:t>
       </w:r>
       <w:r>
         <w:rPr>
@@ -4696,7 +4949,7 @@
           <w:color w:val="64748B"/>
           <w:sz w:val="19"/>
         </w:rPr>
-        <w:t>... Page 24</w:t>
+        <w:t>... Page 20</w:t>
       </w:r>
     </w:p>
     <w:p>
@@ -4709,7 +4962,7 @@
           <w:color w:val="1E293B"/>
           <w:sz w:val="20"/>
         </w:rPr>
-        <w:t xml:space="preserve">Figure 4.3: End-to-End Prediction, Persistence, and SHAP Sequence Diagram </w:t>
+        <w:t xml:space="preserve">Figure 4.3: End-to-End Prediction, Persistence, and SHAP Sequence Dynamics </w:t>
       </w:r>
       <w:r>
         <w:rPr>
@@ -4717,7 +4970,7 @@
           <w:color w:val="64748B"/>
           <w:sz w:val="19"/>
         </w:rPr>
-        <w:t>... Page 25</w:t>
+        <w:t>... Page 19</w:t>
       </w:r>
     </w:p>
     <w:p>
@@ -4730,7 +4983,7 @@
           <w:color w:val="1E293B"/>
           <w:sz w:val="20"/>
         </w:rPr>
-        <w:t xml:space="preserve">Figure 5.1: Leakage-Free Preprocessing and Cross-Validation Flowchart </w:t>
+        <w:t xml:space="preserve">Figure 5.1: Leakage-Free Preprocessing and Cross-Validation Pipeline </w:t>
       </w:r>
       <w:r>
         <w:rPr>
@@ -4738,7 +4991,7 @@
           <w:color w:val="64748B"/>
           <w:sz w:val="19"/>
         </w:rPr>
-        <w:t>... Page 31</w:t>
+        <w:t>... Page 25</w:t>
       </w:r>
     </w:p>
     <w:p>
@@ -4759,7 +5012,7 @@
           <w:color w:val="64748B"/>
           <w:sz w:val="19"/>
         </w:rPr>
-        <w:t>... Page 37</w:t>
+        <w:t>... Page 26</w:t>
       </w:r>
     </w:p>
     <w:p>
@@ -4780,7 +5033,7 @@
           <w:color w:val="64748B"/>
           <w:sz w:val="19"/>
         </w:rPr>
-        <w:t>... Page 53</w:t>
+        <w:t>... Page 32</w:t>
       </w:r>
     </w:p>
     <w:p>
@@ -4801,7 +5054,7 @@
           <w:color w:val="64748B"/>
           <w:sz w:val="19"/>
         </w:rPr>
-        <w:t>... Page 55</w:t>
+        <w:t>... Page 32</w:t>
       </w:r>
     </w:p>
     <w:p>
@@ -4822,7 +5075,7 @@
           <w:color w:val="64748B"/>
           <w:sz w:val="19"/>
         </w:rPr>
-        <w:t>... Page 56</w:t>
+        <w:t>... Page 33</w:t>
       </w:r>
     </w:p>
     <w:p>
@@ -4859,7 +5112,7 @@
           <w:color w:val="64748B"/>
           <w:sz w:val="19"/>
         </w:rPr>
-        <w:t>... Page 9</w:t>
+        <w:t>... Page 11</w:t>
       </w:r>
     </w:p>
     <w:p>
@@ -4922,7 +5175,7 @@
           <w:color w:val="64748B"/>
           <w:sz w:val="19"/>
         </w:rPr>
-        <w:t>... Page 24</w:t>
+        <w:t>... Page 20</w:t>
       </w:r>
     </w:p>
     <w:p>
@@ -4943,7 +5196,7 @@
           <w:color w:val="64748B"/>
           <w:sz w:val="19"/>
         </w:rPr>
-        <w:t>... Page 26</w:t>
+        <w:t>... Page 21</w:t>
       </w:r>
     </w:p>
     <w:p>
@@ -4964,7 +5217,7 @@
           <w:color w:val="64748B"/>
           <w:sz w:val="19"/>
         </w:rPr>
-        <w:t>... Page 29</w:t>
+        <w:t>... Page 23</w:t>
       </w:r>
     </w:p>
     <w:p>
@@ -4985,7 +5238,7 @@
           <w:color w:val="64748B"/>
           <w:sz w:val="19"/>
         </w:rPr>
-        <w:t>... Page 46</w:t>
+        <w:t>... Page 28</w:t>
       </w:r>
     </w:p>
     <w:p>
@@ -5006,7 +5259,7 @@
           <w:color w:val="64748B"/>
           <w:sz w:val="19"/>
         </w:rPr>
-        <w:t>... Page 51</w:t>
+        <w:t>... Page 31</w:t>
       </w:r>
     </w:p>
     <w:p>
@@ -5027,7 +5280,7 @@
           <w:color w:val="64748B"/>
           <w:sz w:val="19"/>
         </w:rPr>
-        <w:t>... Page 53</w:t>
+        <w:t>... Page 32</w:t>
       </w:r>
     </w:p>
     <w:p>
@@ -5048,7 +5301,7 @@
           <w:color w:val="64748B"/>
           <w:sz w:val="19"/>
         </w:rPr>
-        <w:t>... Page 55</w:t>
+        <w:t>... Page 33</w:t>
       </w:r>
     </w:p>
     <w:p>
@@ -5164,6 +5417,7 @@
       <w:pPr>
         <w:pStyle w:val="ListBullet"/>
         <w:spacing w:before="0" w:after="60" w:line="276" w:lineRule="auto"/>
+        <w:jc w:val="left"/>
       </w:pPr>
       <w:r>
         <w:rPr>
@@ -5187,6 +5441,7 @@
       <w:pPr>
         <w:pStyle w:val="ListBullet"/>
         <w:spacing w:before="0" w:after="60" w:line="276" w:lineRule="auto"/>
+        <w:jc w:val="left"/>
       </w:pPr>
       <w:r>
         <w:rPr>
@@ -5210,6 +5465,7 @@
       <w:pPr>
         <w:pStyle w:val="ListBullet"/>
         <w:spacing w:before="0" w:after="60" w:line="276" w:lineRule="auto"/>
+        <w:jc w:val="left"/>
       </w:pPr>
       <w:r>
         <w:rPr>
@@ -5233,6 +5489,7 @@
       <w:pPr>
         <w:pStyle w:val="ListBullet"/>
         <w:spacing w:before="0" w:after="60" w:line="276" w:lineRule="auto"/>
+        <w:jc w:val="left"/>
       </w:pPr>
       <w:r>
         <w:rPr>
@@ -5345,6 +5602,7 @@
       <w:pPr>
         <w:pStyle w:val="ListBullet"/>
         <w:spacing w:before="0" w:after="60" w:line="276" w:lineRule="auto"/>
+        <w:jc w:val="left"/>
       </w:pPr>
       <w:r>
         <w:rPr>
@@ -5368,6 +5626,7 @@
       <w:pPr>
         <w:pStyle w:val="ListBullet"/>
         <w:spacing w:before="0" w:after="60" w:line="276" w:lineRule="auto"/>
+        <w:jc w:val="left"/>
       </w:pPr>
       <w:r>
         <w:rPr>
@@ -5391,6 +5650,7 @@
       <w:pPr>
         <w:pStyle w:val="ListBullet"/>
         <w:spacing w:before="0" w:after="60" w:line="276" w:lineRule="auto"/>
+        <w:jc w:val="left"/>
       </w:pPr>
       <w:r>
         <w:rPr>
@@ -5414,6 +5674,7 @@
       <w:pPr>
         <w:pStyle w:val="ListBullet"/>
         <w:spacing w:before="0" w:after="60" w:line="276" w:lineRule="auto"/>
+        <w:jc w:val="left"/>
       </w:pPr>
       <w:r>
         <w:rPr>
@@ -5437,6 +5698,7 @@
       <w:pPr>
         <w:pStyle w:val="ListBullet"/>
         <w:spacing w:before="0" w:after="60" w:line="276" w:lineRule="auto"/>
+        <w:jc w:val="left"/>
       </w:pPr>
       <w:r>
         <w:rPr>
@@ -5483,6 +5745,7 @@
       <w:pPr>
         <w:pStyle w:val="ListBullet"/>
         <w:spacing w:before="0" w:after="60" w:line="276" w:lineRule="auto"/>
+        <w:jc w:val="left"/>
       </w:pPr>
       <w:r>
         <w:rPr>
@@ -5506,6 +5769,7 @@
       <w:pPr>
         <w:pStyle w:val="ListBullet"/>
         <w:spacing w:before="0" w:after="60" w:line="276" w:lineRule="auto"/>
+        <w:jc w:val="left"/>
       </w:pPr>
       <w:r>
         <w:rPr>
@@ -5529,6 +5793,7 @@
       <w:pPr>
         <w:pStyle w:val="ListBullet"/>
         <w:spacing w:before="0" w:after="60" w:line="276" w:lineRule="auto"/>
+        <w:jc w:val="left"/>
       </w:pPr>
       <w:r>
         <w:rPr>
@@ -5582,6 +5847,7 @@
       <w:pPr>
         <w:pStyle w:val="ListBullet"/>
         <w:spacing w:before="0" w:after="60" w:line="276" w:lineRule="auto"/>
+        <w:jc w:val="left"/>
       </w:pPr>
       <w:r>
         <w:rPr>
@@ -5605,6 +5871,7 @@
       <w:pPr>
         <w:pStyle w:val="ListBullet"/>
         <w:spacing w:before="0" w:after="60" w:line="276" w:lineRule="auto"/>
+        <w:jc w:val="left"/>
       </w:pPr>
       <w:r>
         <w:rPr>
@@ -5628,6 +5895,7 @@
       <w:pPr>
         <w:pStyle w:val="ListBullet"/>
         <w:spacing w:before="0" w:after="60" w:line="276" w:lineRule="auto"/>
+        <w:jc w:val="left"/>
       </w:pPr>
       <w:r>
         <w:rPr>
@@ -5651,6 +5919,7 @@
       <w:pPr>
         <w:pStyle w:val="ListBullet"/>
         <w:spacing w:before="0" w:after="60" w:line="276" w:lineRule="auto"/>
+        <w:jc w:val="left"/>
       </w:pPr>
       <w:r>
         <w:rPr>
@@ -5674,6 +5943,7 @@
       <w:pPr>
         <w:pStyle w:val="ListBullet"/>
         <w:spacing w:before="0" w:after="60" w:line="276" w:lineRule="auto"/>
+        <w:jc w:val="left"/>
       </w:pPr>
       <w:r>
         <w:rPr>
@@ -5697,6 +5967,7 @@
       <w:pPr>
         <w:pStyle w:val="ListBullet"/>
         <w:spacing w:before="0" w:after="60" w:line="276" w:lineRule="auto"/>
+        <w:jc w:val="left"/>
       </w:pPr>
       <w:r>
         <w:rPr>
@@ -5720,6 +5991,7 @@
       <w:pPr>
         <w:pStyle w:val="ListBullet"/>
         <w:spacing w:before="0" w:after="60" w:line="276" w:lineRule="auto"/>
+        <w:jc w:val="left"/>
       </w:pPr>
       <w:r>
         <w:rPr>
@@ -5743,6 +6015,7 @@
       <w:pPr>
         <w:pStyle w:val="ListBullet"/>
         <w:spacing w:before="0" w:after="60" w:line="276" w:lineRule="auto"/>
+        <w:jc w:val="left"/>
       </w:pPr>
       <w:r>
         <w:rPr>
@@ -5766,6 +6039,7 @@
       <w:pPr>
         <w:pStyle w:val="ListBullet"/>
         <w:spacing w:before="0" w:after="60" w:line="276" w:lineRule="auto"/>
+        <w:jc w:val="left"/>
       </w:pPr>
       <w:r>
         <w:rPr>
@@ -5789,6 +6063,7 @@
       <w:pPr>
         <w:pStyle w:val="ListBullet"/>
         <w:spacing w:before="0" w:after="60" w:line="276" w:lineRule="auto"/>
+        <w:jc w:val="left"/>
       </w:pPr>
       <w:r>
         <w:rPr>
@@ -5812,6 +6087,7 @@
       <w:pPr>
         <w:pStyle w:val="ListBullet"/>
         <w:spacing w:before="0" w:after="60" w:line="276" w:lineRule="auto"/>
+        <w:jc w:val="left"/>
       </w:pPr>
       <w:r>
         <w:rPr>
@@ -5835,6 +6111,7 @@
       <w:pPr>
         <w:pStyle w:val="ListBullet"/>
         <w:spacing w:before="0" w:after="60" w:line="276" w:lineRule="auto"/>
+        <w:jc w:val="left"/>
       </w:pPr>
       <w:r>
         <w:rPr>
@@ -5888,6 +6165,7 @@
       <w:pPr>
         <w:pStyle w:val="ListBullet"/>
         <w:spacing w:before="0" w:after="60" w:line="276" w:lineRule="auto"/>
+        <w:jc w:val="left"/>
       </w:pPr>
       <w:r>
         <w:rPr>
@@ -5911,6 +6189,7 @@
       <w:pPr>
         <w:pStyle w:val="ListBullet"/>
         <w:spacing w:before="0" w:after="60" w:line="276" w:lineRule="auto"/>
+        <w:jc w:val="left"/>
       </w:pPr>
       <w:r>
         <w:rPr>
@@ -5973,6 +6252,7 @@
       <w:pPr>
         <w:pStyle w:val="ListBullet"/>
         <w:spacing w:before="0" w:after="60" w:line="276" w:lineRule="auto"/>
+        <w:jc w:val="left"/>
       </w:pPr>
       <w:r>
         <w:rPr>
@@ -5996,6 +6276,7 @@
       <w:pPr>
         <w:pStyle w:val="ListBullet"/>
         <w:spacing w:before="0" w:after="60" w:line="276" w:lineRule="auto"/>
+        <w:jc w:val="left"/>
       </w:pPr>
       <w:r>
         <w:rPr>
@@ -6019,6 +6300,7 @@
       <w:pPr>
         <w:pStyle w:val="ListBullet"/>
         <w:spacing w:before="0" w:after="60" w:line="276" w:lineRule="auto"/>
+        <w:jc w:val="left"/>
       </w:pPr>
       <w:r>
         <w:rPr>
@@ -6042,6 +6324,7 @@
       <w:pPr>
         <w:pStyle w:val="ListBullet"/>
         <w:spacing w:before="0" w:after="60" w:line="276" w:lineRule="auto"/>
+        <w:jc w:val="left"/>
       </w:pPr>
       <w:r>
         <w:rPr>
@@ -8277,51 +8560,100 @@
     </w:p>
     <w:p>
       <w:pPr>
-        <w:spacing w:before="0" w:after="80" w:line="276" w:lineRule="auto"/>
+        <w:spacing w:before="0" w:after="60" w:line="276" w:lineRule="auto"/>
         <w:jc w:val="both"/>
       </w:pPr>
       <w:r>
         <w:rPr>
           <w:rFonts w:ascii="Calibri" w:hAnsi="Calibri"/>
+          <w:b/>
           <w:color w:val="1E293B"/>
           <w:sz w:val="22"/>
         </w:rPr>
-        <w:t>1. Logistic Regression (L2-Regularized Linear Baseline):</w:t>
-        <w:br/>
-        <w:t>Models the posterior log-odds as a linear combination of feature inputs using the logistic sigmoid function:</w:t>
-        <w:br/>
-        <w:t>P(Y = 1 | x) = sigma(w^T x + b) = 1 / (1 + exp(-(w^T x + b)))</w:t>
-        <w:br/>
-        <w:t>The model parameters w and b are estimated by minimizing the negative log-likelihood objective with Ridge regularization:</w:t>
-        <w:br/>
-        <w:t>J(w) = - sum_{i=1}^N [y_i ln(p_i) + (1 - y_i) ln(1 - p_i)] + (1 / (2C)) ||w||_2^2</w:t>
-        <w:br/>
-        <w:t>where C &gt; 0 controls regularization inverse strength.</w:t>
+        <w:t xml:space="preserve">1. Logistic Regression (L2-Regularized Linear Baseline): </w:t>
+      </w:r>
+      <w:r>
+        <w:rPr>
+          <w:rFonts w:ascii="Calibri" w:hAnsi="Calibri"/>
+          <w:color w:val="1E293B"/>
+          <w:sz w:val="22"/>
+        </w:rPr>
+        <w:t>Models the posterior log-odds as a linear combination of clinical feature inputs using the logistic sigmoid function:</w:t>
       </w:r>
     </w:p>
     <w:p>
       <w:pPr>
-        <w:spacing w:before="0" w:after="80" w:line="276" w:lineRule="auto"/>
-        <w:jc w:val="both"/>
+        <w:spacing w:before="60" w:after="80"/>
+        <w:jc w:val="center"/>
       </w:pPr>
-      <w:r>
-        <w:rPr>
-          <w:rFonts w:ascii="Calibri" w:hAnsi="Calibri"/>
-          <w:color w:val="1E293B"/>
-          <w:sz w:val="22"/>
-        </w:rPr>
-        <w:t>2. K-Nearest Neighbors (KNN - Instance-Based Non-Parametric):</w:t>
-        <w:br/>
-        <w:t>Assigns patient risk based on majority voting or distance-weighted interpolation among the k closest training instances measured in standardized Euclidean feature space:</w:t>
-        <w:br/>
-        <w:t>d(x, x') = sqrt( sum_{j=1}^d (x_j - x'_j)^2 )</w:t>
-        <w:br/>
-        <w:t>P(Y = 1 | x) = (1 / k) sum_{x_i in N_k(x)} y_i</w:t>
-      </w:r>
+      <m:oMathPara>
+        <m:oMath>
+          <m:r>
+            <m:t>P(Y = 1 | x) = σ(</m:t>
+          </m:r>
+          <m:sSup>
+            <m:e>
+              <m:r>
+                <m:t>w</m:t>
+              </m:r>
+            </m:e>
+            <m:sup>
+              <m:r>
+                <m:t>T</m:t>
+              </m:r>
+            </m:sup>
+          </m:sSup>
+          <m:r>
+            <m:t>x + b) = </m:t>
+          </m:r>
+          <m:f>
+            <m:fPr>
+              <m:type m:val="bar"/>
+            </m:fPr>
+            <m:num>
+              <m:r>
+                <m:t>1</m:t>
+              </m:r>
+            </m:num>
+            <m:den>
+              <m:r>
+                <m:t>1 + </m:t>
+              </m:r>
+              <m:sSup>
+                <m:e>
+                  <m:r>
+                    <m:t>e</m:t>
+                  </m:r>
+                </m:e>
+                <m:sup>
+                  <m:r>
+                    <m:t>-(</m:t>
+                  </m:r>
+                  <m:sSup>
+                    <m:e>
+                      <m:r>
+                        <m:t>w</m:t>
+                      </m:r>
+                    </m:e>
+                    <m:sup>
+                      <m:r>
+                        <m:t>T</m:t>
+                      </m:r>
+                    </m:sup>
+                  </m:sSup>
+                  <m:r>
+                    <m:t>x + b)</m:t>
+                  </m:r>
+                </m:sup>
+              </m:sSup>
+            </m:den>
+          </m:f>
+        </m:oMath>
+      </m:oMathPara>
     </w:p>
     <w:p>
       <w:pPr>
-        <w:spacing w:before="0" w:after="80" w:line="276" w:lineRule="auto"/>
+        <w:spacing w:before="0" w:after="60" w:line="276" w:lineRule="auto"/>
         <w:jc w:val="both"/>
       </w:pPr>
       <w:r>
@@ -8330,70 +8662,156 @@
           <w:color w:val="1E293B"/>
           <w:sz w:val="22"/>
         </w:rPr>
-        <w:t>3. Decision Tree (Rule-Based Greedy Splitting):</w:t>
-        <w:br/>
-        <w:t>Recursively partitions the feature space into axis-aligned hyper-rectangles by maximizing Gini impurity reduction:</w:t>
-        <w:br/>
-        <w:t>I_Gini(t) = 1 - sum_{c in {0, 1}} p(c | t)^2</w:t>
-        <w:br/>
-        <w:t>Decision trees offer direct rule extraction but are notoriously vulnerable to high variance and training overfitting.</w:t>
+        <w:t>The model parameters w and b are estimated by minimizing the negative log-likelihood objective with Ridge (L2) regularization:</w:t>
       </w:r>
     </w:p>
     <w:p>
       <w:pPr>
-        <w:spacing w:before="0" w:after="80" w:line="276" w:lineRule="auto"/>
-        <w:jc w:val="both"/>
+        <w:spacing w:before="60" w:after="80"/>
+        <w:jc w:val="center"/>
       </w:pPr>
-      <w:r>
-        <w:rPr>
-          <w:rFonts w:ascii="Calibri" w:hAnsi="Calibri"/>
-          <w:color w:val="1E293B"/>
-          <w:sz w:val="22"/>
-        </w:rPr>
-        <w:t>4. Random Forest (Bagging Ensemble of Decorrelated Trees):</w:t>
-        <w:br/>
-        <w:t>Constructs B bootstrap aggregate decision trees trained on random feature subsets (mtry = sqrt(d)). The ensemble probability is the unweighted mean of individual tree posteriors:</w:t>
-        <w:br/>
-        <w:t>P(Y = 1 | x) = (1 / B) sum_{b=1}^B T_b(x)</w:t>
-        <w:br/>
-        <w:t>This substantially suppresses individual tree variance without inducing additional bias.</w:t>
-      </w:r>
-    </w:p>
-    <w:p>
-      <w:pPr>
-        <w:spacing w:before="0" w:after="80" w:line="276" w:lineRule="auto"/>
-        <w:jc w:val="both"/>
-      </w:pPr>
-      <w:r>
-        <w:rPr>
-          <w:rFonts w:ascii="Calibri" w:hAnsi="Calibri"/>
-          <w:color w:val="1E293B"/>
-          <w:sz w:val="22"/>
-        </w:rPr>
-        <w:t>5. Support Vector Machine (SVM - Maximum-Margin Kernel Classification):</w:t>
-        <w:br/>
-        <w:t>Determines an optimal separating hyperplane that maximizes the geometric margin 2 / ||w|| between classes. Non-linear relationships are projected into infinite-dimensional Hilbert spaces using the Radial Basis Function (RBF) kernel:</w:t>
-        <w:br/>
-        <w:t>K(x, x') = exp(- gamma ||x - x'||^2)</w:t>
-        <w:br/>
-        <w:t>Posterior probabilities are derived via Platt scaling (calibrating a sigmoid on SVM decision values).</w:t>
-      </w:r>
-    </w:p>
-    <w:p>
-      <w:pPr>
-        <w:spacing w:before="0" w:after="80" w:line="276" w:lineRule="auto"/>
-        <w:jc w:val="both"/>
-      </w:pPr>
-      <w:r>
-        <w:rPr>
-          <w:rFonts w:ascii="Calibri" w:hAnsi="Calibri"/>
-          <w:color w:val="1E293B"/>
-          <w:sz w:val="22"/>
-        </w:rPr>
-        <w:t>6. AdaBoost (Adaptive Sequential Boosting):</w:t>
-        <w:br/>
-        <w:t>Sequentially builds an ensemble of weak base estimators (depth-1 decision stumps), assigning elevated sample weights to instances misclassified by preceding iterations and combining predictions via stage-wise additive modeling.</w:t>
-      </w:r>
+      <m:oMathPara>
+        <m:oMath>
+          <m:r>
+            <m:t>J(w) = - </m:t>
+          </m:r>
+          <m:nary>
+            <m:naryPr>
+              <m:chr m:val="∑"/>
+              <m:limLoc m:val="undOvr"/>
+              <m:subHide m:val="0"/>
+              <m:supHide m:val="0"/>
+            </m:naryPr>
+            <m:sub>
+              <m:r>
+                <m:t>i=1</m:t>
+              </m:r>
+            </m:sub>
+            <m:sup>
+              <m:r>
+                <m:t>N</m:t>
+              </m:r>
+            </m:sup>
+            <m:e>
+              <m:d>
+                <m:dPr>
+                  <m:begChr m:val="["/>
+                  <m:endChr m:val="]"/>
+                </m:dPr>
+                <m:e>
+                  <m:sSub>
+                    <m:e>
+                      <m:r>
+                        <m:t>y</m:t>
+                      </m:r>
+                    </m:e>
+                    <m:sub>
+                      <m:r>
+                        <m:t>i</m:t>
+                      </m:r>
+                    </m:sub>
+                  </m:sSub>
+                  <m:r>
+                    <m:t> ln(</m:t>
+                  </m:r>
+                  <m:sSub>
+                    <m:e>
+                      <m:r>
+                        <m:t>p</m:t>
+                      </m:r>
+                    </m:e>
+                    <m:sub>
+                      <m:r>
+                        <m:t>i</m:t>
+                      </m:r>
+                    </m:sub>
+                  </m:sSub>
+                  <m:r>
+                    <m:t>) + (1 - </m:t>
+                  </m:r>
+                  <m:sSub>
+                    <m:e>
+                      <m:r>
+                        <m:t>y</m:t>
+                      </m:r>
+                    </m:e>
+                    <m:sub>
+                      <m:r>
+                        <m:t>i</m:t>
+                      </m:r>
+                    </m:sub>
+                  </m:sSub>
+                  <m:r>
+                    <m:t>) ln(1 - </m:t>
+                  </m:r>
+                  <m:sSub>
+                    <m:e>
+                      <m:r>
+                        <m:t>p</m:t>
+                      </m:r>
+                    </m:e>
+                    <m:sub>
+                      <m:r>
+                        <m:t>i</m:t>
+                      </m:r>
+                    </m:sub>
+                  </m:sSub>
+                  <m:r>
+                    <m:t>)</m:t>
+                  </m:r>
+                </m:e>
+              </m:d>
+            </m:e>
+          </m:nary>
+          <m:r>
+            <m:t> + </m:t>
+          </m:r>
+          <m:f>
+            <m:fPr>
+              <m:type m:val="bar"/>
+            </m:fPr>
+            <m:num>
+              <m:r>
+                <m:t>1</m:t>
+              </m:r>
+            </m:num>
+            <m:den>
+              <m:r>
+                <m:t>2C</m:t>
+              </m:r>
+            </m:den>
+          </m:f>
+          <m:sSup>
+            <m:e>
+              <m:sSub>
+                <m:e>
+                  <m:d>
+                    <m:dPr>
+                      <m:begChr m:val="‖"/>
+                      <m:endChr m:val="‖"/>
+                    </m:dPr>
+                    <m:e>
+                      <m:r>
+                        <m:t>w</m:t>
+                      </m:r>
+                    </m:e>
+                  </m:d>
+                </m:e>
+                <m:sub>
+                  <m:r>
+                    <m:t>2</m:t>
+                  </m:r>
+                </m:sub>
+              </m:sSub>
+            </m:e>
+            <m:sup>
+              <m:r>
+                <m:t>2</m:t>
+              </m:r>
+            </m:sup>
+          </m:sSup>
+        </m:oMath>
+      </m:oMathPara>
     </w:p>
     <w:p>
       <w:pPr>
@@ -8406,12 +8824,819 @@
           <w:color w:val="1E293B"/>
           <w:sz w:val="22"/>
         </w:rPr>
-        <w:t>7. Gradient Boosted Decision Trees (GBDT - Functional Gradient Descent):</w:t>
-        <w:br/>
+        <w:t>where C &gt; 0 controls regularization inverse strength, penalizing excessive model weights on collinear biomarkers.</w:t>
+      </w:r>
+    </w:p>
+    <w:p>
+      <w:pPr>
+        <w:spacing w:before="0" w:after="60" w:line="276" w:lineRule="auto"/>
+        <w:jc w:val="both"/>
+      </w:pPr>
+      <w:r>
+        <w:rPr>
+          <w:rFonts w:ascii="Calibri" w:hAnsi="Calibri"/>
+          <w:b/>
+          <w:color w:val="1E293B"/>
+          <w:sz w:val="22"/>
+        </w:rPr>
+        <w:t xml:space="preserve">2. K-Nearest Neighbors (KNN - Instance-Based Non-Parametric): </w:t>
+      </w:r>
+      <w:r>
+        <w:rPr>
+          <w:rFonts w:ascii="Calibri" w:hAnsi="Calibri"/>
+          <w:color w:val="1E293B"/>
+          <w:sz w:val="22"/>
+        </w:rPr>
+        <w:t>Assigns patient risk based on majority voting or distance-weighted interpolation among the k closest training instances measured in standardized Euclidean feature space:</w:t>
+      </w:r>
+    </w:p>
+    <w:p>
+      <w:pPr>
+        <w:spacing w:before="60" w:after="80"/>
+        <w:jc w:val="center"/>
+      </w:pPr>
+      <m:oMathPara>
+        <m:oMath>
+          <m:r>
+            <m:t>d(x, x') = </m:t>
+          </m:r>
+          <m:rad>
+            <m:radPr>
+              <m:degHide m:val="1"/>
+            </m:radPr>
+            <m:deg/>
+            <m:e>
+              <m:nary>
+                <m:naryPr>
+                  <m:chr m:val="∑"/>
+                  <m:limLoc m:val="undOvr"/>
+                  <m:subHide m:val="0"/>
+                  <m:supHide m:val="0"/>
+                </m:naryPr>
+                <m:sub>
+                  <m:r>
+                    <m:t>j=1</m:t>
+                  </m:r>
+                </m:sub>
+                <m:sup>
+                  <m:r>
+                    <m:t>d</m:t>
+                  </m:r>
+                </m:sup>
+                <m:e>
+                  <m:sSup>
+                    <m:e>
+                      <m:d>
+                        <m:dPr>
+                          <m:begChr m:val="("/>
+                          <m:endChr m:val=")"/>
+                        </m:dPr>
+                        <m:e>
+                          <m:sSub>
+                            <m:e>
+                              <m:r>
+                                <m:t>x</m:t>
+                              </m:r>
+                            </m:e>
+                            <m:sub>
+                              <m:r>
+                                <m:t>j</m:t>
+                              </m:r>
+                            </m:sub>
+                          </m:sSub>
+                          <m:r>
+                            <m:t> - </m:t>
+                          </m:r>
+                          <m:sSub>
+                            <m:e>
+                              <m:r>
+                                <m:t>x'</m:t>
+                              </m:r>
+                            </m:e>
+                            <m:sub>
+                              <m:r>
+                                <m:t>j</m:t>
+                              </m:r>
+                            </m:sub>
+                          </m:sSub>
+                        </m:e>
+                      </m:d>
+                    </m:e>
+                    <m:sup>
+                      <m:r>
+                        <m:t>2</m:t>
+                      </m:r>
+                    </m:sup>
+                  </m:sSup>
+                </m:e>
+              </m:nary>
+            </m:e>
+          </m:rad>
+        </m:oMath>
+      </m:oMathPara>
+    </w:p>
+    <w:p>
+      <w:pPr>
+        <w:spacing w:before="60" w:after="80"/>
+        <w:jc w:val="center"/>
+      </w:pPr>
+      <m:oMathPara>
+        <m:oMath>
+          <m:r>
+            <m:t>P(Y = 1 | x) = </m:t>
+          </m:r>
+          <m:f>
+            <m:fPr>
+              <m:type m:val="bar"/>
+            </m:fPr>
+            <m:num>
+              <m:r>
+                <m:t>1</m:t>
+              </m:r>
+            </m:num>
+            <m:den>
+              <m:r>
+                <m:t>k</m:t>
+              </m:r>
+            </m:den>
+          </m:f>
+          <m:nary>
+            <m:naryPr>
+              <m:chr m:val="∑"/>
+              <m:limLoc m:val="undOvr"/>
+              <m:subHide m:val="0"/>
+              <m:supHide m:val="1"/>
+            </m:naryPr>
+            <m:sub>
+              <m:sSub>
+                <m:e>
+                  <m:r>
+                    <m:t>x</m:t>
+                  </m:r>
+                </m:e>
+                <m:sub>
+                  <m:r>
+                    <m:t>i</m:t>
+                  </m:r>
+                </m:sub>
+              </m:sSub>
+              <m:r>
+                <m:t> ∈ </m:t>
+              </m:r>
+              <m:sSub>
+                <m:e>
+                  <m:r>
+                    <m:t>N</m:t>
+                  </m:r>
+                </m:e>
+                <m:sub>
+                  <m:r>
+                    <m:t>k</m:t>
+                  </m:r>
+                </m:sub>
+              </m:sSub>
+              <m:r>
+                <m:t>(x)</m:t>
+              </m:r>
+            </m:sub>
+            <m:sup/>
+            <m:e>
+              <m:sSub>
+                <m:e>
+                  <m:r>
+                    <m:t>y</m:t>
+                  </m:r>
+                </m:e>
+                <m:sub>
+                  <m:r>
+                    <m:t>i</m:t>
+                  </m:r>
+                </m:sub>
+              </m:sSub>
+            </m:e>
+          </m:nary>
+        </m:oMath>
+      </m:oMathPara>
+    </w:p>
+    <w:p>
+      <w:pPr>
+        <w:spacing w:before="0" w:after="120" w:line="276" w:lineRule="auto"/>
+        <w:jc w:val="both"/>
+      </w:pPr>
+      <w:r>
+        <w:rPr>
+          <w:rFonts w:ascii="Calibri" w:hAnsi="Calibri"/>
+          <w:color w:val="1E293B"/>
+          <w:sz w:val="22"/>
+        </w:rPr>
+        <w:t>where Nk(x) represents the set of k nearest training instances in normalized Euclidean metric space.</w:t>
+      </w:r>
+    </w:p>
+    <w:p>
+      <w:pPr>
+        <w:spacing w:before="0" w:after="60" w:line="276" w:lineRule="auto"/>
+        <w:jc w:val="both"/>
+      </w:pPr>
+      <w:r>
+        <w:rPr>
+          <w:rFonts w:ascii="Calibri" w:hAnsi="Calibri"/>
+          <w:b/>
+          <w:color w:val="1E293B"/>
+          <w:sz w:val="22"/>
+        </w:rPr>
+        <w:t xml:space="preserve">3. Decision Tree (Rule-Based Greedy Splitting): </w:t>
+      </w:r>
+      <w:r>
+        <w:rPr>
+          <w:rFonts w:ascii="Calibri" w:hAnsi="Calibri"/>
+          <w:color w:val="1E293B"/>
+          <w:sz w:val="22"/>
+        </w:rPr>
+        <w:t>Recursively partitions the feature space into axis-aligned hyper-rectangles by maximizing Gini impurity reduction at each candidate node t:</w:t>
+      </w:r>
+    </w:p>
+    <w:p>
+      <w:pPr>
+        <w:spacing w:before="60" w:after="80"/>
+        <w:jc w:val="center"/>
+      </w:pPr>
+      <m:oMathPara>
+        <m:oMath>
+          <m:sSub>
+            <m:e>
+              <m:r>
+                <m:t>I</m:t>
+              </m:r>
+            </m:e>
+            <m:sub>
+              <m:r>
+                <m:t>Gini</m:t>
+              </m:r>
+            </m:sub>
+          </m:sSub>
+          <m:r>
+            <m:t>(t) = 1 - </m:t>
+          </m:r>
+          <m:nary>
+            <m:naryPr>
+              <m:chr m:val="∑"/>
+              <m:limLoc m:val="undOvr"/>
+              <m:subHide m:val="0"/>
+              <m:supHide m:val="1"/>
+            </m:naryPr>
+            <m:sub>
+              <m:r>
+                <m:t>c ∈ {0, 1}</m:t>
+              </m:r>
+            </m:sub>
+            <m:sup/>
+            <m:e>
+              <m:sSup>
+                <m:e>
+                  <m:r>
+                    <m:t>p(c | t)</m:t>
+                  </m:r>
+                </m:e>
+                <m:sup>
+                  <m:r>
+                    <m:t>2</m:t>
+                  </m:r>
+                </m:sup>
+              </m:sSup>
+            </m:e>
+          </m:nary>
+        </m:oMath>
+      </m:oMathPara>
+    </w:p>
+    <w:p>
+      <w:pPr>
+        <w:spacing w:before="0" w:after="120" w:line="276" w:lineRule="auto"/>
+        <w:jc w:val="both"/>
+      </w:pPr>
+      <w:r>
+        <w:rPr>
+          <w:rFonts w:ascii="Calibri" w:hAnsi="Calibri"/>
+          <w:color w:val="1E293B"/>
+          <w:sz w:val="22"/>
+        </w:rPr>
+        <w:t>Decision trees offer direct rule extraction but are notoriously vulnerable to high variance and training overfitting on modest sample cohorts.</w:t>
+      </w:r>
+    </w:p>
+    <w:p>
+      <w:pPr>
+        <w:spacing w:before="0" w:after="60" w:line="276" w:lineRule="auto"/>
+        <w:jc w:val="both"/>
+      </w:pPr>
+      <w:r>
+        <w:rPr>
+          <w:rFonts w:ascii="Calibri" w:hAnsi="Calibri"/>
+          <w:b/>
+          <w:color w:val="1E293B"/>
+          <w:sz w:val="22"/>
+        </w:rPr>
+        <w:t xml:space="preserve">4. Random Forest (Bagging Ensemble of Decorrelated Trees): </w:t>
+      </w:r>
+      <w:r>
+        <w:rPr>
+          <w:rFonts w:ascii="Calibri" w:hAnsi="Calibri"/>
+          <w:color w:val="1E293B"/>
+          <w:sz w:val="22"/>
+        </w:rPr>
+        <w:t>Constructs B bootstrap aggregate decision trees trained on random feature subsets (mtry = sqrt(d)). The ensemble probability is the unweighted mean of individual tree posteriors:</w:t>
+      </w:r>
+    </w:p>
+    <w:p>
+      <w:pPr>
+        <w:spacing w:before="60" w:after="80"/>
+        <w:jc w:val="center"/>
+      </w:pPr>
+      <m:oMathPara>
+        <m:oMath>
+          <m:r>
+            <m:t>P(Y = 1 | x) = </m:t>
+          </m:r>
+          <m:f>
+            <m:fPr>
+              <m:type m:val="bar"/>
+            </m:fPr>
+            <m:num>
+              <m:r>
+                <m:t>1</m:t>
+              </m:r>
+            </m:num>
+            <m:den>
+              <m:r>
+                <m:t>B</m:t>
+              </m:r>
+            </m:den>
+          </m:f>
+          <m:nary>
+            <m:naryPr>
+              <m:chr m:val="∑"/>
+              <m:limLoc m:val="undOvr"/>
+              <m:subHide m:val="0"/>
+              <m:supHide m:val="0"/>
+            </m:naryPr>
+            <m:sub>
+              <m:r>
+                <m:t>b=1</m:t>
+              </m:r>
+            </m:sub>
+            <m:sup>
+              <m:r>
+                <m:t>B</m:t>
+              </m:r>
+            </m:sup>
+            <m:e>
+              <m:sSub>
+                <m:e>
+                  <m:r>
+                    <m:t>T</m:t>
+                  </m:r>
+                </m:e>
+                <m:sub>
+                  <m:r>
+                    <m:t>b</m:t>
+                  </m:r>
+                </m:sub>
+              </m:sSub>
+              <m:r>
+                <m:t>(x)</m:t>
+              </m:r>
+            </m:e>
+          </m:nary>
+        </m:oMath>
+      </m:oMathPara>
+    </w:p>
+    <w:p>
+      <w:pPr>
+        <w:spacing w:before="0" w:after="120" w:line="276" w:lineRule="auto"/>
+        <w:jc w:val="both"/>
+      </w:pPr>
+      <w:r>
+        <w:rPr>
+          <w:rFonts w:ascii="Calibri" w:hAnsi="Calibri"/>
+          <w:color w:val="1E293B"/>
+          <w:sz w:val="22"/>
+        </w:rPr>
+        <w:t>This substantially suppresses individual tree variance without inducing additional bias.</w:t>
+      </w:r>
+    </w:p>
+    <w:p>
+      <w:pPr>
+        <w:spacing w:before="0" w:after="60" w:line="276" w:lineRule="auto"/>
+        <w:jc w:val="both"/>
+      </w:pPr>
+      <w:r>
+        <w:rPr>
+          <w:rFonts w:ascii="Calibri" w:hAnsi="Calibri"/>
+          <w:b/>
+          <w:color w:val="1E293B"/>
+          <w:sz w:val="22"/>
+        </w:rPr>
+        <w:t xml:space="preserve">5. Support Vector Machine (SVM - Maximum-Margin Kernel Classification): </w:t>
+      </w:r>
+      <w:r>
+        <w:rPr>
+          <w:rFonts w:ascii="Calibri" w:hAnsi="Calibri"/>
+          <w:color w:val="1E293B"/>
+          <w:sz w:val="22"/>
+        </w:rPr>
+        <w:t>Determines an optimal separating hyperplane that maximizes the geometric margin 2 / ||w|| between classes. Non-linear relationships are projected into infinite-dimensional Hilbert spaces using the Radial Basis Function (RBF) kernel:</w:t>
+      </w:r>
+    </w:p>
+    <w:p>
+      <w:pPr>
+        <w:spacing w:before="60" w:after="80"/>
+        <w:jc w:val="center"/>
+      </w:pPr>
+      <m:oMathPara>
+        <m:oMath>
+          <m:r>
+            <m:t>K(x, x') = exp(-γ </m:t>
+          </m:r>
+          <m:sSup>
+            <m:e>
+              <m:d>
+                <m:dPr>
+                  <m:begChr m:val="‖"/>
+                  <m:endChr m:val="‖"/>
+                </m:dPr>
+                <m:e>
+                  <m:r>
+                    <m:t>x - x'</m:t>
+                  </m:r>
+                </m:e>
+              </m:d>
+            </m:e>
+            <m:sup>
+              <m:r>
+                <m:t>2</m:t>
+              </m:r>
+            </m:sup>
+          </m:sSup>
+          <m:r>
+            <m:t>)</m:t>
+          </m:r>
+        </m:oMath>
+      </m:oMathPara>
+    </w:p>
+    <w:p>
+      <w:pPr>
+        <w:spacing w:before="0" w:after="120" w:line="276" w:lineRule="auto"/>
+        <w:jc w:val="both"/>
+      </w:pPr>
+      <w:r>
+        <w:rPr>
+          <w:rFonts w:ascii="Calibri" w:hAnsi="Calibri"/>
+          <w:color w:val="1E293B"/>
+          <w:sz w:val="22"/>
+        </w:rPr>
+        <w:t>Posterior probabilities are derived via Platt scaling (calibrating a sigmoid on SVM decision boundary values).</w:t>
+      </w:r>
+    </w:p>
+    <w:p>
+      <w:pPr>
+        <w:spacing w:before="0" w:after="60" w:line="276" w:lineRule="auto"/>
+        <w:jc w:val="both"/>
+      </w:pPr>
+      <w:r>
+        <w:rPr>
+          <w:rFonts w:ascii="Calibri" w:hAnsi="Calibri"/>
+          <w:b/>
+          <w:color w:val="1E293B"/>
+          <w:sz w:val="22"/>
+        </w:rPr>
+        <w:t xml:space="preserve">6. AdaBoost (Adaptive Sequential Boosting): </w:t>
+      </w:r>
+      <w:r>
+        <w:rPr>
+          <w:rFonts w:ascii="Calibri" w:hAnsi="Calibri"/>
+          <w:color w:val="1E293B"/>
+          <w:sz w:val="22"/>
+        </w:rPr>
+        <w:t>Sequentially builds an ensemble of weak base estimators (depth-1 decision stumps), assigning elevated sample weights to instances misclassified by preceding iterations and combining predictions via stage-wise additive modeling:</w:t>
+      </w:r>
+    </w:p>
+    <w:p>
+      <w:pPr>
+        <w:spacing w:before="60" w:after="80"/>
+        <w:jc w:val="center"/>
+      </w:pPr>
+      <m:oMathPara>
+        <m:oMath>
+          <m:r>
+            <m:t>H(x) = sign</m:t>
+          </m:r>
+          <m:d>
+            <m:dPr>
+              <m:begChr m:val="("/>
+              <m:endChr m:val=")"/>
+            </m:dPr>
+            <m:e>
+              <m:nary>
+                <m:naryPr>
+                  <m:chr m:val="∑"/>
+                  <m:limLoc m:val="undOvr"/>
+                  <m:subHide m:val="0"/>
+                  <m:supHide m:val="0"/>
+                </m:naryPr>
+                <m:sub>
+                  <m:r>
+                    <m:t>m=1</m:t>
+                  </m:r>
+                </m:sub>
+                <m:sup>
+                  <m:r>
+                    <m:t>M</m:t>
+                  </m:r>
+                </m:sup>
+                <m:e>
+                  <m:sSub>
+                    <m:e>
+                      <m:r>
+                        <m:t>α</m:t>
+                      </m:r>
+                    </m:e>
+                    <m:sub>
+                      <m:r>
+                        <m:t>m</m:t>
+                      </m:r>
+                    </m:sub>
+                  </m:sSub>
+                  <m:sSub>
+                    <m:e>
+                      <m:r>
+                        <m:t>h</m:t>
+                      </m:r>
+                    </m:e>
+                    <m:sub>
+                      <m:r>
+                        <m:t>m</m:t>
+                      </m:r>
+                    </m:sub>
+                  </m:sSub>
+                  <m:r>
+                    <m:t>(x)</m:t>
+                  </m:r>
+                </m:e>
+              </m:nary>
+            </m:e>
+          </m:d>
+          <m:r>
+            <m:t>,      </m:t>
+          </m:r>
+          <m:sSub>
+            <m:e>
+              <m:r>
+                <m:t>α</m:t>
+              </m:r>
+            </m:e>
+            <m:sub>
+              <m:r>
+                <m:t>m</m:t>
+              </m:r>
+            </m:sub>
+          </m:sSub>
+          <m:r>
+            <m:t> = </m:t>
+          </m:r>
+          <m:f>
+            <m:fPr>
+              <m:type m:val="bar"/>
+            </m:fPr>
+            <m:num>
+              <m:r>
+                <m:t>1</m:t>
+              </m:r>
+            </m:num>
+            <m:den>
+              <m:r>
+                <m:t>2</m:t>
+              </m:r>
+            </m:den>
+          </m:f>
+          <m:r>
+            <m:t> ln</m:t>
+          </m:r>
+          <m:d>
+            <m:dPr>
+              <m:begChr m:val="("/>
+              <m:endChr m:val=")"/>
+            </m:dPr>
+            <m:e>
+              <m:f>
+                <m:fPr>
+                  <m:type m:val="bar"/>
+                </m:fPr>
+                <m:num>
+                  <m:r>
+                    <m:t>1 - </m:t>
+                  </m:r>
+                  <m:sSub>
+                    <m:e>
+                      <m:r>
+                        <m:t>ε</m:t>
+                      </m:r>
+                    </m:e>
+                    <m:sub>
+                      <m:r>
+                        <m:t>m</m:t>
+                      </m:r>
+                    </m:sub>
+                  </m:sSub>
+                </m:num>
+                <m:den>
+                  <m:sSub>
+                    <m:e>
+                      <m:r>
+                        <m:t>ε</m:t>
+                      </m:r>
+                    </m:e>
+                    <m:sub>
+                      <m:r>
+                        <m:t>m</m:t>
+                      </m:r>
+                    </m:sub>
+                  </m:sSub>
+                </m:den>
+              </m:f>
+            </m:e>
+          </m:d>
+        </m:oMath>
+      </m:oMathPara>
+    </w:p>
+    <w:p>
+      <w:pPr>
+        <w:spacing w:before="0" w:after="120" w:line="276" w:lineRule="auto"/>
+        <w:jc w:val="both"/>
+      </w:pPr>
+      <w:r>
+        <w:rPr>
+          <w:rFonts w:ascii="Calibri" w:hAnsi="Calibri"/>
+          <w:color w:val="1E293B"/>
+          <w:sz w:val="22"/>
+        </w:rPr>
+        <w:t>where εm denotes the weighted error rate of the m-th weak hypothesis hm(x) and αm represents its diagnostic voting weight.</w:t>
+      </w:r>
+    </w:p>
+    <w:p>
+      <w:pPr>
+        <w:spacing w:before="0" w:after="60" w:line="276" w:lineRule="auto"/>
+        <w:jc w:val="both"/>
+      </w:pPr>
+      <w:r>
+        <w:rPr>
+          <w:rFonts w:ascii="Calibri" w:hAnsi="Calibri"/>
+          <w:b/>
+          <w:color w:val="1E293B"/>
+          <w:sz w:val="22"/>
+        </w:rPr>
+        <w:t xml:space="preserve">7. Gradient Boosted Decision Trees (GBDT - Functional Gradient Descent): </w:t>
+      </w:r>
+      <w:r>
+        <w:rPr>
+          <w:rFonts w:ascii="Calibri" w:hAnsi="Calibri"/>
+          <w:color w:val="1E293B"/>
+          <w:sz w:val="22"/>
+        </w:rPr>
         <w:t>Iteratively optimizes arbitrary differentiable loss functions (binary cross-entropy) by fitting subsequent regression trees to pseudo-residuals (negative gradients) of previous iterations:</w:t>
-        <w:br/>
-        <w:t>r_{im} = - [ partial L(y_i, F_{m-1}(x_i)) / partial F_{m-1}(x_i) ]</w:t>
-        <w:br/>
+      </w:r>
+    </w:p>
+    <w:p>
+      <w:pPr>
+        <w:spacing w:before="60" w:after="80"/>
+        <w:jc w:val="center"/>
+      </w:pPr>
+      <m:oMathPara>
+        <m:oMath>
+          <m:sSub>
+            <m:e>
+              <m:r>
+                <m:t>r</m:t>
+              </m:r>
+            </m:e>
+            <m:sub>
+              <m:r>
+                <m:t>im</m:t>
+              </m:r>
+            </m:sub>
+          </m:sSub>
+          <m:r>
+            <m:t> = - </m:t>
+          </m:r>
+          <m:d>
+            <m:dPr>
+              <m:begChr m:val="["/>
+              <m:endChr m:val="]"/>
+            </m:dPr>
+            <m:e>
+              <m:f>
+                <m:fPr>
+                  <m:type m:val="bar"/>
+                </m:fPr>
+                <m:num>
+                  <m:r>
+                    <m:t>∂L(</m:t>
+                  </m:r>
+                  <m:sSub>
+                    <m:e>
+                      <m:r>
+                        <m:t>y</m:t>
+                      </m:r>
+                    </m:e>
+                    <m:sub>
+                      <m:r>
+                        <m:t>i</m:t>
+                      </m:r>
+                    </m:sub>
+                  </m:sSub>
+                  <m:r>
+                    <m:t>, </m:t>
+                  </m:r>
+                  <m:sSub>
+                    <m:e>
+                      <m:r>
+                        <m:t>F</m:t>
+                      </m:r>
+                    </m:e>
+                    <m:sub>
+                      <m:r>
+                        <m:t>m-1</m:t>
+                      </m:r>
+                    </m:sub>
+                  </m:sSub>
+                  <m:r>
+                    <m:t>(</m:t>
+                  </m:r>
+                  <m:sSub>
+                    <m:e>
+                      <m:r>
+                        <m:t>x</m:t>
+                      </m:r>
+                    </m:e>
+                    <m:sub>
+                      <m:r>
+                        <m:t>i</m:t>
+                      </m:r>
+                    </m:sub>
+                  </m:sSub>
+                  <m:r>
+                    <m:t>))</m:t>
+                  </m:r>
+                </m:num>
+                <m:den>
+                  <m:r>
+                    <m:t>∂</m:t>
+                  </m:r>
+                  <m:sSub>
+                    <m:e>
+                      <m:r>
+                        <m:t>F</m:t>
+                      </m:r>
+                    </m:e>
+                    <m:sub>
+                      <m:r>
+                        <m:t>m-1</m:t>
+                      </m:r>
+                    </m:sub>
+                  </m:sSub>
+                  <m:r>
+                    <m:t>(</m:t>
+                  </m:r>
+                  <m:sSub>
+                    <m:e>
+                      <m:r>
+                        <m:t>x</m:t>
+                      </m:r>
+                    </m:e>
+                    <m:sub>
+                      <m:r>
+                        <m:t>i</m:t>
+                      </m:r>
+                    </m:sub>
+                  </m:sSub>
+                  <m:r>
+                    <m:t>)</m:t>
+                  </m:r>
+                </m:den>
+              </m:f>
+            </m:e>
+          </m:d>
+        </m:oMath>
+      </m:oMathPara>
+    </w:p>
+    <w:p>
+      <w:pPr>
+        <w:spacing w:before="0" w:after="120" w:line="276" w:lineRule="auto"/>
+        <w:jc w:val="both"/>
+      </w:pPr>
+      <w:r>
+        <w:rPr>
+          <w:rFonts w:ascii="Calibri" w:hAnsi="Calibri"/>
+          <w:color w:val="1E293B"/>
+          <w:sz w:val="22"/>
+        </w:rPr>
         <w:t>Gradient boosting represents a premier benchmark for structured tabular data analysis.</w:t>
       </w:r>
     </w:p>
@@ -8447,6 +9672,151 @@
     </w:p>
     <w:p>
       <w:pPr>
+        <w:spacing w:before="0" w:after="60" w:line="276" w:lineRule="auto"/>
+        <w:jc w:val="both"/>
+      </w:pPr>
+      <w:r>
+        <w:rPr>
+          <w:rFonts w:ascii="Calibri" w:hAnsi="Calibri"/>
+          <w:color w:val="1E293B"/>
+          <w:sz w:val="22"/>
+        </w:rPr>
+        <w:t>To provide rigorous, mathematically axiomatic model interpretability, this system implements SHapley Additive exPlanations (SHAP) developed by Lundberg and Lee (2017). Based on cooperative game theory, the Shapley value φi allocates the marginal contribution of feature i across all possible feature subsets S ⊆ N \ {i}:</w:t>
+      </w:r>
+    </w:p>
+    <w:p>
+      <w:pPr>
+        <w:spacing w:before="60" w:after="80"/>
+        <w:jc w:val="center"/>
+      </w:pPr>
+      <m:oMathPara>
+        <m:oMath>
+          <m:sSub>
+            <m:e>
+              <m:r>
+                <m:t>φ</m:t>
+              </m:r>
+            </m:e>
+            <m:sub>
+              <m:r>
+                <m:t>i</m:t>
+              </m:r>
+            </m:sub>
+          </m:sSub>
+          <m:r>
+            <m:t>(v) = </m:t>
+          </m:r>
+          <m:nary>
+            <m:naryPr>
+              <m:chr m:val="∑"/>
+              <m:limLoc m:val="undOvr"/>
+              <m:subHide m:val="0"/>
+              <m:supHide m:val="1"/>
+            </m:naryPr>
+            <m:sub>
+              <m:r>
+                <m:t>S ⊆ N \ {i}</m:t>
+              </m:r>
+            </m:sub>
+            <m:sup/>
+            <m:e>
+              <m:f>
+                <m:fPr>
+                  <m:type m:val="bar"/>
+                </m:fPr>
+                <m:num>
+                  <m:d>
+                    <m:dPr>
+                      <m:begChr m:val="|"/>
+                      <m:endChr m:val="|"/>
+                    </m:dPr>
+                    <m:e>
+                      <m:r>
+                        <m:t>S</m:t>
+                      </m:r>
+                    </m:e>
+                  </m:d>
+                  <m:r>
+                    <m:t>! </m:t>
+                  </m:r>
+                  <m:d>
+                    <m:dPr>
+                      <m:begChr m:val="("/>
+                      <m:endChr m:val=")"/>
+                    </m:dPr>
+                    <m:e>
+                      <m:d>
+                        <m:dPr>
+                          <m:begChr m:val="|"/>
+                          <m:endChr m:val="|"/>
+                        </m:dPr>
+                        <m:e>
+                          <m:r>
+                            <m:t>N</m:t>
+                          </m:r>
+                        </m:e>
+                      </m:d>
+                      <m:r>
+                        <m:t> - </m:t>
+                      </m:r>
+                      <m:d>
+                        <m:dPr>
+                          <m:begChr m:val="|"/>
+                          <m:endChr m:val="|"/>
+                        </m:dPr>
+                        <m:e>
+                          <m:r>
+                            <m:t>S</m:t>
+                          </m:r>
+                        </m:e>
+                      </m:d>
+                      <m:r>
+                        <m:t> - 1</m:t>
+                      </m:r>
+                    </m:e>
+                  </m:d>
+                  <m:r>
+                    <m:t>!</m:t>
+                  </m:r>
+                </m:num>
+                <m:den>
+                  <m:d>
+                    <m:dPr>
+                      <m:begChr m:val="|"/>
+                      <m:endChr m:val="|"/>
+                    </m:dPr>
+                    <m:e>
+                      <m:r>
+                        <m:t>N</m:t>
+                      </m:r>
+                    </m:e>
+                  </m:d>
+                  <m:r>
+                    <m:t>!</m:t>
+                  </m:r>
+                </m:den>
+              </m:f>
+              <m:r>
+                <m:t> </m:t>
+              </m:r>
+              <m:d>
+                <m:dPr>
+                  <m:begChr m:val="["/>
+                  <m:endChr m:val="]"/>
+                </m:dPr>
+                <m:e>
+                  <m:r>
+                    <m:t>v(S ∪ {i}) - v(S)</m:t>
+                  </m:r>
+                </m:e>
+              </m:d>
+            </m:e>
+          </m:nary>
+        </m:oMath>
+      </m:oMathPara>
+    </w:p>
+    <w:p>
+      <w:pPr>
         <w:spacing w:before="0" w:after="120" w:line="276" w:lineRule="auto"/>
         <w:jc w:val="both"/>
       </w:pPr>
@@ -8456,10 +9826,6 @@
           <w:color w:val="1E293B"/>
           <w:sz w:val="22"/>
         </w:rPr>
-        <w:t>To provide rigorous, mathematically axiomatic model interpretability, this system implements SHapley Additive exPlanations (SHAP) developed by Lundberg and Lee (2017). Based on cooperative game theory, the Shapley value phi_i allocates the marginal contribution of feature i across all possible feature subsets S subseteq N \ {i}:</w:t>
-        <w:br/>
-        <w:t>phi_i(v) = sum_{S subseteq N \ {i}} [ (|S|! (|N| - |S| - 1)!) / |N|! ] * [ v(S union {i}) - v(S) ]</w:t>
-        <w:br/>
         <w:t>where v(S) is the characteristic model prediction function evaluated on subset S. Shapley values are uniquely proven to satisfy four essential axiomatic properties: Efficiency (the sum of feature attributions equals the difference between model output and expected baseline), Symmetry (features with identical marginal contributions receive identical attributions), Dummy (features with zero marginal impact receive zero attribution), and Additivity (attributions for ensemble models equal the sum of constituent component attributions).</w:t>
       </w:r>
     </w:p>
@@ -10358,6 +11724,7 @@
       <w:pPr>
         <w:pStyle w:val="ListBullet"/>
         <w:spacing w:before="0" w:after="60" w:line="276" w:lineRule="auto"/>
+        <w:jc w:val="left"/>
       </w:pPr>
       <w:r>
         <w:rPr>
@@ -10381,6 +11748,7 @@
       <w:pPr>
         <w:pStyle w:val="ListBullet"/>
         <w:spacing w:before="0" w:after="60" w:line="276" w:lineRule="auto"/>
+        <w:jc w:val="left"/>
       </w:pPr>
       <w:r>
         <w:rPr>
@@ -10404,6 +11772,7 @@
       <w:pPr>
         <w:pStyle w:val="ListBullet"/>
         <w:spacing w:before="0" w:after="60" w:line="276" w:lineRule="auto"/>
+        <w:jc w:val="left"/>
       </w:pPr>
       <w:r>
         <w:rPr>
@@ -10457,6 +11826,7 @@
       <w:pPr>
         <w:pStyle w:val="ListBullet"/>
         <w:spacing w:before="0" w:after="60" w:line="276" w:lineRule="auto"/>
+        <w:jc w:val="left"/>
       </w:pPr>
       <w:r>
         <w:rPr>
@@ -10480,6 +11850,7 @@
       <w:pPr>
         <w:pStyle w:val="ListBullet"/>
         <w:spacing w:before="0" w:after="60" w:line="276" w:lineRule="auto"/>
+        <w:jc w:val="left"/>
       </w:pPr>
       <w:r>
         <w:rPr>
@@ -10503,6 +11874,7 @@
       <w:pPr>
         <w:pStyle w:val="ListBullet"/>
         <w:spacing w:before="0" w:after="60" w:line="276" w:lineRule="auto"/>
+        <w:jc w:val="left"/>
       </w:pPr>
       <w:r>
         <w:rPr>
@@ -10683,6 +12055,7 @@
       <w:pPr>
         <w:pStyle w:val="ListBullet"/>
         <w:spacing w:before="0" w:after="60" w:line="276" w:lineRule="auto"/>
+        <w:jc w:val="left"/>
       </w:pPr>
       <w:r>
         <w:rPr>
@@ -10706,6 +12079,7 @@
       <w:pPr>
         <w:pStyle w:val="ListBullet"/>
         <w:spacing w:before="0" w:after="60" w:line="276" w:lineRule="auto"/>
+        <w:jc w:val="left"/>
       </w:pPr>
       <w:r>
         <w:rPr>
@@ -10729,6 +12103,7 @@
       <w:pPr>
         <w:pStyle w:val="ListBullet"/>
         <w:spacing w:before="0" w:after="60" w:line="276" w:lineRule="auto"/>
+        <w:jc w:val="left"/>
       </w:pPr>
       <w:r>
         <w:rPr>
@@ -10752,6 +12127,7 @@
       <w:pPr>
         <w:pStyle w:val="ListBullet"/>
         <w:spacing w:before="0" w:after="60" w:line="276" w:lineRule="auto"/>
+        <w:jc w:val="left"/>
       </w:pPr>
       <w:r>
         <w:rPr>
@@ -10775,6 +12151,7 @@
       <w:pPr>
         <w:pStyle w:val="ListBullet"/>
         <w:spacing w:before="0" w:after="60" w:line="276" w:lineRule="auto"/>
+        <w:jc w:val="left"/>
       </w:pPr>
       <w:r>
         <w:rPr>
@@ -10812,7 +12189,7 @@
     </w:p>
     <w:p>
       <w:pPr>
-        <w:spacing w:before="0" w:after="120" w:line="276" w:lineRule="auto"/>
+        <w:spacing w:before="0" w:after="80" w:line="276" w:lineRule="auto"/>
         <w:jc w:val="both"/>
       </w:pPr>
       <w:r>
@@ -10822,16 +12199,171 @@
           <w:sz w:val="22"/>
         </w:rPr>
         <w:t>During live inference, data traverses the architecture through five synchronous stages:</w:t>
-        <w:br/>
-        <w:t>1. Ingestion &amp; Validation: The client submits a JSON payload to POST /api/v1/predict. FastAPI intercepts the request and validates all 13 fields against PatientInputSchema constraints. If invalid, a 422 error is returned immediately.</w:t>
-        <w:br/>
-        <w:t>2. Pipeline Execution: PredictionService passes the validated feature dictionary to PredictionEngine. The engine constructs a 1-row DataFrame and feeds it to the preloaded scikit-learn pipeline. The pipeline imputes missing cells, applies standard scaling, executes one-hot encoding, and calculates predict_proba().</w:t>
-        <w:br/>
-        <w:t>3. Risk Tiering: The predicted probability p is categorized into clinical tiers: Low Risk (p &lt; 0.35), Moderate Risk (0.35 &lt;= p &lt; 0.65), or High Risk (p &gt;= 0.65).</w:t>
-        <w:br/>
-        <w:t>4. Local SHAP Attribution: ModelExplainer calculates directional Shapley values for the patient instance, mapping encoded columns back to user-friendly clinical factors.</w:t>
-        <w:br/>
-        <w:t>5. Persistence &amp; Delivery: PredictionRepository creates an immutable PredictionRecord in the SQL database. The API returns a structured PredictionResponseSchema to the client, which updates the radial gauge and SHAP waterfall chart.</w:t>
+      </w:r>
+    </w:p>
+    <w:p>
+      <w:pPr>
+        <w:spacing w:before="0" w:after="60" w:line="276" w:lineRule="auto"/>
+        <w:ind w:left="360"/>
+        <w:jc w:val="left"/>
+      </w:pPr>
+      <w:r>
+        <w:rPr>
+          <w:rFonts w:ascii="Calibri" w:hAnsi="Calibri"/>
+          <w:b/>
+          <w:color w:val="1E3A8A"/>
+          <w:sz w:val="21"/>
+        </w:rPr>
+        <w:t xml:space="preserve">1. </w:t>
+      </w:r>
+      <w:r>
+        <w:rPr>
+          <w:rFonts w:ascii="Calibri" w:hAnsi="Calibri"/>
+          <w:b/>
+          <w:color w:val="1E293B"/>
+          <w:sz w:val="21"/>
+        </w:rPr>
+        <w:t xml:space="preserve">Ingestion &amp; Validation: </w:t>
+      </w:r>
+      <w:r>
+        <w:rPr>
+          <w:rFonts w:ascii="Calibri" w:hAnsi="Calibri"/>
+          <w:color w:val="1E293B"/>
+          <w:sz w:val="21"/>
+        </w:rPr>
+        <w:t>The client submits a JSON payload to POST /api/v1/predict. FastAPI intercepts the request and validates all 13 fields against PatientInputSchema constraints. If invalid, a 422 error is returned immediately.</w:t>
+      </w:r>
+    </w:p>
+    <w:p>
+      <w:pPr>
+        <w:spacing w:before="0" w:after="60" w:line="276" w:lineRule="auto"/>
+        <w:ind w:left="360"/>
+        <w:jc w:val="left"/>
+      </w:pPr>
+      <w:r>
+        <w:rPr>
+          <w:rFonts w:ascii="Calibri" w:hAnsi="Calibri"/>
+          <w:b/>
+          <w:color w:val="1E3A8A"/>
+          <w:sz w:val="21"/>
+        </w:rPr>
+        <w:t xml:space="preserve">2. </w:t>
+      </w:r>
+      <w:r>
+        <w:rPr>
+          <w:rFonts w:ascii="Calibri" w:hAnsi="Calibri"/>
+          <w:b/>
+          <w:color w:val="1E293B"/>
+          <w:sz w:val="21"/>
+        </w:rPr>
+        <w:t xml:space="preserve">Pipeline Execution: </w:t>
+      </w:r>
+      <w:r>
+        <w:rPr>
+          <w:rFonts w:ascii="Calibri" w:hAnsi="Calibri"/>
+          <w:color w:val="1E293B"/>
+          <w:sz w:val="21"/>
+        </w:rPr>
+        <w:t>PredictionService passes the validated feature dictionary to PredictionEngine. The engine constructs a 1-row DataFrame and feeds it to the preloaded scikit-learn pipeline. The pipeline imputes missing cells, applies standard scaling, executes one-hot encoding, and calculates predict_proba().</w:t>
+      </w:r>
+    </w:p>
+    <w:p>
+      <w:pPr>
+        <w:spacing w:before="0" w:after="60" w:line="276" w:lineRule="auto"/>
+        <w:ind w:left="360"/>
+        <w:jc w:val="left"/>
+      </w:pPr>
+      <w:r>
+        <w:rPr>
+          <w:rFonts w:ascii="Calibri" w:hAnsi="Calibri"/>
+          <w:b/>
+          <w:color w:val="1E3A8A"/>
+          <w:sz w:val="21"/>
+        </w:rPr>
+        <w:t xml:space="preserve">3. </w:t>
+      </w:r>
+      <w:r>
+        <w:rPr>
+          <w:rFonts w:ascii="Calibri" w:hAnsi="Calibri"/>
+          <w:b/>
+          <w:color w:val="1E293B"/>
+          <w:sz w:val="21"/>
+        </w:rPr>
+        <w:t xml:space="preserve">Risk Tiering: </w:t>
+      </w:r>
+      <w:r>
+        <w:rPr>
+          <w:rFonts w:ascii="Calibri" w:hAnsi="Calibri"/>
+          <w:color w:val="1E293B"/>
+          <w:sz w:val="21"/>
+        </w:rPr>
+        <w:t>The predicted probability p is categorized into clinical tiers: Low Risk (p &lt; 0.35), Moderate Risk (0.35 &lt;= p &lt; 0.65), or High Risk (p &gt;= 0.65).</w:t>
+      </w:r>
+    </w:p>
+    <w:p>
+      <w:pPr>
+        <w:spacing w:before="0" w:after="60" w:line="276" w:lineRule="auto"/>
+        <w:ind w:left="360"/>
+        <w:jc w:val="left"/>
+      </w:pPr>
+      <w:r>
+        <w:rPr>
+          <w:rFonts w:ascii="Calibri" w:hAnsi="Calibri"/>
+          <w:b/>
+          <w:color w:val="1E3A8A"/>
+          <w:sz w:val="21"/>
+        </w:rPr>
+        <w:t xml:space="preserve">4. </w:t>
+      </w:r>
+      <w:r>
+        <w:rPr>
+          <w:rFonts w:ascii="Calibri" w:hAnsi="Calibri"/>
+          <w:b/>
+          <w:color w:val="1E293B"/>
+          <w:sz w:val="21"/>
+        </w:rPr>
+        <w:t xml:space="preserve">Local SHAP Attribution: </w:t>
+      </w:r>
+      <w:r>
+        <w:rPr>
+          <w:rFonts w:ascii="Calibri" w:hAnsi="Calibri"/>
+          <w:color w:val="1E293B"/>
+          <w:sz w:val="21"/>
+        </w:rPr>
+        <w:t>ModelExplainer calculates directional Shapley values for the patient instance, mapping encoded columns back to user-friendly clinical factors.</w:t>
+      </w:r>
+    </w:p>
+    <w:p>
+      <w:pPr>
+        <w:spacing w:before="0" w:after="120" w:line="276" w:lineRule="auto"/>
+        <w:ind w:left="360"/>
+        <w:jc w:val="left"/>
+      </w:pPr>
+      <w:r>
+        <w:rPr>
+          <w:rFonts w:ascii="Calibri" w:hAnsi="Calibri"/>
+          <w:b/>
+          <w:color w:val="1E3A8A"/>
+          <w:sz w:val="21"/>
+        </w:rPr>
+        <w:t xml:space="preserve">5. </w:t>
+      </w:r>
+      <w:r>
+        <w:rPr>
+          <w:rFonts w:ascii="Calibri" w:hAnsi="Calibri"/>
+          <w:b/>
+          <w:color w:val="1E293B"/>
+          <w:sz w:val="21"/>
+        </w:rPr>
+        <w:t xml:space="preserve">Persistence &amp; Delivery: </w:t>
+      </w:r>
+      <w:r>
+        <w:rPr>
+          <w:rFonts w:ascii="Calibri" w:hAnsi="Calibri"/>
+          <w:color w:val="1E293B"/>
+          <w:sz w:val="21"/>
+        </w:rPr>
+        <w:t>PredictionRepository creates an immutable PredictionRecord in the SQL database. The API returns a structured PredictionResponseSchema to the client, which updates the radial gauge and SHAP waterfall chart.</w:t>
       </w:r>
     </w:p>
     <w:p>
@@ -13930,7 +15462,7 @@
     </w:p>
     <w:p>
       <w:pPr>
-        <w:spacing w:before="0" w:after="120" w:line="276" w:lineRule="auto"/>
+        <w:spacing w:before="0" w:after="80" w:line="276" w:lineRule="auto"/>
         <w:jc w:val="both"/>
       </w:pPr>
       <w:r>
@@ -13940,12 +15472,105 @@
           <w:sz w:val="22"/>
         </w:rPr>
         <w:t>Although engineered as a research platform, privacy and defensive engineering principles were rigorously enforced:</w:t>
-        <w:br/>
-        <w:t>1. Zero Protected Health Information (PHI): The system never collects, stores, or transmits patient names, addresses, Social Security numbers, or national identifiers. Only anonymized physiological vectors are processed.</w:t>
-        <w:br/>
-        <w:t>2. Input Sanitization &amp; Type Coercion: Pydantic v2 strictly enforces numerical types, rejecting SQL injection strings or malformed payloads before execution reaches the database or inference engine.</w:t>
-        <w:br/>
-        <w:t>3. Explicit Medical Disclaimers: Every API response and UI view prominently includes the academic disclaimer declaring that predictions represent statistical estimates and are not certified clinical diagnoses.</w:t>
+      </w:r>
+    </w:p>
+    <w:p>
+      <w:pPr>
+        <w:spacing w:before="0" w:after="60" w:line="276" w:lineRule="auto"/>
+        <w:ind w:left="360"/>
+        <w:jc w:val="left"/>
+      </w:pPr>
+      <w:r>
+        <w:rPr>
+          <w:rFonts w:ascii="Calibri" w:hAnsi="Calibri"/>
+          <w:b/>
+          <w:color w:val="1E3A8A"/>
+          <w:sz w:val="21"/>
+        </w:rPr>
+        <w:t xml:space="preserve">1. </w:t>
+      </w:r>
+      <w:r>
+        <w:rPr>
+          <w:rFonts w:ascii="Calibri" w:hAnsi="Calibri"/>
+          <w:b/>
+          <w:color w:val="1E293B"/>
+          <w:sz w:val="21"/>
+        </w:rPr>
+        <w:t xml:space="preserve">Zero Protected Health Information (PHI): </w:t>
+      </w:r>
+      <w:r>
+        <w:rPr>
+          <w:rFonts w:ascii="Calibri" w:hAnsi="Calibri"/>
+          <w:color w:val="1E293B"/>
+          <w:sz w:val="21"/>
+        </w:rPr>
+        <w:t>The system never collects, stores, or transmits patient names, addresses, Social Security numbers, or national identifiers. Only anonymized physiological vectors are processed.</w:t>
+      </w:r>
+    </w:p>
+    <w:p>
+      <w:pPr>
+        <w:spacing w:before="0" w:after="60" w:line="276" w:lineRule="auto"/>
+        <w:ind w:left="360"/>
+        <w:jc w:val="left"/>
+      </w:pPr>
+      <w:r>
+        <w:rPr>
+          <w:rFonts w:ascii="Calibri" w:hAnsi="Calibri"/>
+          <w:b/>
+          <w:color w:val="1E3A8A"/>
+          <w:sz w:val="21"/>
+        </w:rPr>
+        <w:t xml:space="preserve">2. </w:t>
+      </w:r>
+      <w:r>
+        <w:rPr>
+          <w:rFonts w:ascii="Calibri" w:hAnsi="Calibri"/>
+          <w:b/>
+          <w:color w:val="1E293B"/>
+          <w:sz w:val="21"/>
+        </w:rPr>
+        <w:t xml:space="preserve">Input Sanitization &amp; Type Coercion: </w:t>
+      </w:r>
+      <w:r>
+        <w:rPr>
+          <w:rFonts w:ascii="Calibri" w:hAnsi="Calibri"/>
+          <w:color w:val="1E293B"/>
+          <w:sz w:val="21"/>
+        </w:rPr>
+        <w:t>Pydantic v2 strictly enforces numerical types, rejecting SQL injection strings or malformed payloads before execution reaches the database or inference engine.</w:t>
+      </w:r>
+    </w:p>
+    <w:p>
+      <w:pPr>
+        <w:spacing w:before="0" w:after="120" w:line="276" w:lineRule="auto"/>
+        <w:ind w:left="360"/>
+        <w:jc w:val="left"/>
+      </w:pPr>
+      <w:r>
+        <w:rPr>
+          <w:rFonts w:ascii="Calibri" w:hAnsi="Calibri"/>
+          <w:b/>
+          <w:color w:val="1E3A8A"/>
+          <w:sz w:val="21"/>
+        </w:rPr>
+        <w:t xml:space="preserve">3. </w:t>
+      </w:r>
+      <w:r>
+        <w:rPr>
+          <w:rFonts w:ascii="Calibri" w:hAnsi="Calibri"/>
+          <w:b/>
+          <w:color w:val="1E293B"/>
+          <w:sz w:val="21"/>
+        </w:rPr>
+        <w:t xml:space="preserve">Explicit Medical Disclaimers: </w:t>
+      </w:r>
+      <w:r>
+        <w:rPr>
+          <w:rFonts w:ascii="Calibri" w:hAnsi="Calibri"/>
+          <w:color w:val="1E293B"/>
+          <w:sz w:val="21"/>
+        </w:rPr>
+        <w:t>Every API response and UI view prominently includes the academic disclaimer declaring that predictions represent statistical estimates and are not certified clinical diagnoses.</w:t>
       </w:r>
     </w:p>
     <w:p>
@@ -13966,7 +15591,7 @@
     </w:p>
     <w:p>
       <w:pPr>
-        <w:spacing w:before="0" w:after="120" w:line="276" w:lineRule="auto"/>
+        <w:spacing w:before="0" w:after="80" w:line="276" w:lineRule="auto"/>
         <w:jc w:val="both"/>
       </w:pPr>
       <w:r>
@@ -13976,12 +15601,105 @@
           <w:sz w:val="22"/>
         </w:rPr>
         <w:t>Critical architectural trade-offs evaluated during system design included:</w:t>
-        <w:br/>
-        <w:t>1. Preloaded Singleton vs. On-Demand Retraining: The trained pipeline is loaded once into memory during the FastAPI lifespan startup event. This eliminates redundant disk I/O and deserialization latency, achieving sub-10ms raw inference speeds.</w:t>
-        <w:br/>
-        <w:t>2. Single Deployable Pipeline Artifact: Merging ColumnTransformer preprocessing and the tuned classifier into a single joblib artifact guarantees that identical scaling and imputation logic applies during training and live inference, eliminating train-serve skew.</w:t>
-        <w:br/>
-        <w:t>3. Dual Database Dialect Architecture: Leveraging SQLAlchemy allows developers to execute tests instantly against an in-memory SQLite database while enabling seamless containerized deployment against PostgreSQL without modifying code.</w:t>
+      </w:r>
+    </w:p>
+    <w:p>
+      <w:pPr>
+        <w:spacing w:before="0" w:after="60" w:line="276" w:lineRule="auto"/>
+        <w:ind w:left="360"/>
+        <w:jc w:val="left"/>
+      </w:pPr>
+      <w:r>
+        <w:rPr>
+          <w:rFonts w:ascii="Calibri" w:hAnsi="Calibri"/>
+          <w:b/>
+          <w:color w:val="1E3A8A"/>
+          <w:sz w:val="21"/>
+        </w:rPr>
+        <w:t xml:space="preserve">1. </w:t>
+      </w:r>
+      <w:r>
+        <w:rPr>
+          <w:rFonts w:ascii="Calibri" w:hAnsi="Calibri"/>
+          <w:b/>
+          <w:color w:val="1E293B"/>
+          <w:sz w:val="21"/>
+        </w:rPr>
+        <w:t xml:space="preserve">Preloaded Singleton vs. On-Demand Retraining: </w:t>
+      </w:r>
+      <w:r>
+        <w:rPr>
+          <w:rFonts w:ascii="Calibri" w:hAnsi="Calibri"/>
+          <w:color w:val="1E293B"/>
+          <w:sz w:val="21"/>
+        </w:rPr>
+        <w:t>The trained pipeline is loaded once into memory during the FastAPI lifespan startup event. This eliminates redundant disk I/O and deserialization latency, achieving sub-10ms raw inference speeds.</w:t>
+      </w:r>
+    </w:p>
+    <w:p>
+      <w:pPr>
+        <w:spacing w:before="0" w:after="60" w:line="276" w:lineRule="auto"/>
+        <w:ind w:left="360"/>
+        <w:jc w:val="left"/>
+      </w:pPr>
+      <w:r>
+        <w:rPr>
+          <w:rFonts w:ascii="Calibri" w:hAnsi="Calibri"/>
+          <w:b/>
+          <w:color w:val="1E3A8A"/>
+          <w:sz w:val="21"/>
+        </w:rPr>
+        <w:t xml:space="preserve">2. </w:t>
+      </w:r>
+      <w:r>
+        <w:rPr>
+          <w:rFonts w:ascii="Calibri" w:hAnsi="Calibri"/>
+          <w:b/>
+          <w:color w:val="1E293B"/>
+          <w:sz w:val="21"/>
+        </w:rPr>
+        <w:t xml:space="preserve">Single Deployable Pipeline Artifact: </w:t>
+      </w:r>
+      <w:r>
+        <w:rPr>
+          <w:rFonts w:ascii="Calibri" w:hAnsi="Calibri"/>
+          <w:color w:val="1E293B"/>
+          <w:sz w:val="21"/>
+        </w:rPr>
+        <w:t>Merging ColumnTransformer preprocessing and the tuned classifier into a single joblib artifact guarantees that identical scaling and imputation logic applies during training and live inference, eliminating train-serve skew.</w:t>
+      </w:r>
+    </w:p>
+    <w:p>
+      <w:pPr>
+        <w:spacing w:before="0" w:after="120" w:line="276" w:lineRule="auto"/>
+        <w:ind w:left="360"/>
+        <w:jc w:val="left"/>
+      </w:pPr>
+      <w:r>
+        <w:rPr>
+          <w:rFonts w:ascii="Calibri" w:hAnsi="Calibri"/>
+          <w:b/>
+          <w:color w:val="1E3A8A"/>
+          <w:sz w:val="21"/>
+        </w:rPr>
+        <w:t xml:space="preserve">3. </w:t>
+      </w:r>
+      <w:r>
+        <w:rPr>
+          <w:rFonts w:ascii="Calibri" w:hAnsi="Calibri"/>
+          <w:b/>
+          <w:color w:val="1E293B"/>
+          <w:sz w:val="21"/>
+        </w:rPr>
+        <w:t xml:space="preserve">Dual Database Dialect Architecture: </w:t>
+      </w:r>
+      <w:r>
+        <w:rPr>
+          <w:rFonts w:ascii="Calibri" w:hAnsi="Calibri"/>
+          <w:color w:val="1E293B"/>
+          <w:sz w:val="21"/>
+        </w:rPr>
+        <w:t>Leveraging SQLAlchemy allows developers to execute tests instantly against an in-memory SQLite database while enabling seamless containerized deployment against PostgreSQL without modifying code.</w:t>
       </w:r>
     </w:p>
     <w:p>
@@ -15581,7 +17299,7 @@
     </w:p>
     <w:p>
       <w:pPr>
-        <w:spacing w:before="0" w:after="120" w:line="276" w:lineRule="auto"/>
+        <w:spacing w:before="0" w:after="80" w:line="276" w:lineRule="auto"/>
         <w:jc w:val="both"/>
       </w:pPr>
       <w:r>
@@ -15591,16 +17309,171 @@
           <w:sz w:val="22"/>
         </w:rPr>
         <w:t>Implemented in tests/test_preprocessing.py, five automated unit tests verify:</w:t>
-        <w:br/>
-        <w:t>1. Dataset Ingestion (test_load_raw_dataset): Confirms 303 rows, 14 columns, and valid binary target binarization.</w:t>
-        <w:br/>
-        <w:t>2. Structural Validation (test_validate_dataset): Asserts 164 negative cases, 139 positive cases, 0 duplicates, and exact missingness (ca: 4, thal: 2).</w:t>
-        <w:br/>
-        <w:t>3. Strict Data Leakage Prevention (test_train_test_split_no_leakage): Proves disjoint index intersection between train (242) and test (61) splits.</w:t>
-        <w:br/>
-        <w:t>4. Preprocessing Pipeline Transformation (test_preprocessor_pipeline_transformation): Asserts zero NaN values remain post-transformation and confirms 25 output columns.</w:t>
-        <w:br/>
-        <w:t>5. Clinical Feature Engineering (test_clinical_feature_engineer): Asserts accurate derivation of hr_max_ratio, bp_chol_product, and ischemia indices.</w:t>
+      </w:r>
+    </w:p>
+    <w:p>
+      <w:pPr>
+        <w:spacing w:before="0" w:after="60" w:line="276" w:lineRule="auto"/>
+        <w:ind w:left="360"/>
+        <w:jc w:val="left"/>
+      </w:pPr>
+      <w:r>
+        <w:rPr>
+          <w:rFonts w:ascii="Calibri" w:hAnsi="Calibri"/>
+          <w:b/>
+          <w:color w:val="1E3A8A"/>
+          <w:sz w:val="21"/>
+        </w:rPr>
+        <w:t xml:space="preserve">1. </w:t>
+      </w:r>
+      <w:r>
+        <w:rPr>
+          <w:rFonts w:ascii="Calibri" w:hAnsi="Calibri"/>
+          <w:b/>
+          <w:color w:val="1E293B"/>
+          <w:sz w:val="21"/>
+        </w:rPr>
+        <w:t xml:space="preserve">Dataset Ingestion (test_load_raw_dataset): </w:t>
+      </w:r>
+      <w:r>
+        <w:rPr>
+          <w:rFonts w:ascii="Calibri" w:hAnsi="Calibri"/>
+          <w:color w:val="1E293B"/>
+          <w:sz w:val="21"/>
+        </w:rPr>
+        <w:t>Confirms 303 rows, 14 columns, and valid binary target binarization.</w:t>
+      </w:r>
+    </w:p>
+    <w:p>
+      <w:pPr>
+        <w:spacing w:before="0" w:after="60" w:line="276" w:lineRule="auto"/>
+        <w:ind w:left="360"/>
+        <w:jc w:val="left"/>
+      </w:pPr>
+      <w:r>
+        <w:rPr>
+          <w:rFonts w:ascii="Calibri" w:hAnsi="Calibri"/>
+          <w:b/>
+          <w:color w:val="1E3A8A"/>
+          <w:sz w:val="21"/>
+        </w:rPr>
+        <w:t xml:space="preserve">2. </w:t>
+      </w:r>
+      <w:r>
+        <w:rPr>
+          <w:rFonts w:ascii="Calibri" w:hAnsi="Calibri"/>
+          <w:b/>
+          <w:color w:val="1E293B"/>
+          <w:sz w:val="21"/>
+        </w:rPr>
+        <w:t xml:space="preserve">Structural Validation (test_validate_dataset): </w:t>
+      </w:r>
+      <w:r>
+        <w:rPr>
+          <w:rFonts w:ascii="Calibri" w:hAnsi="Calibri"/>
+          <w:color w:val="1E293B"/>
+          <w:sz w:val="21"/>
+        </w:rPr>
+        <w:t>Asserts 164 negative cases, 139 positive cases, 0 duplicates, and exact missingness (ca: 4, thal: 2).</w:t>
+      </w:r>
+    </w:p>
+    <w:p>
+      <w:pPr>
+        <w:spacing w:before="0" w:after="60" w:line="276" w:lineRule="auto"/>
+        <w:ind w:left="360"/>
+        <w:jc w:val="left"/>
+      </w:pPr>
+      <w:r>
+        <w:rPr>
+          <w:rFonts w:ascii="Calibri" w:hAnsi="Calibri"/>
+          <w:b/>
+          <w:color w:val="1E3A8A"/>
+          <w:sz w:val="21"/>
+        </w:rPr>
+        <w:t xml:space="preserve">3. </w:t>
+      </w:r>
+      <w:r>
+        <w:rPr>
+          <w:rFonts w:ascii="Calibri" w:hAnsi="Calibri"/>
+          <w:b/>
+          <w:color w:val="1E293B"/>
+          <w:sz w:val="21"/>
+        </w:rPr>
+        <w:t xml:space="preserve">Strict Data Leakage Prevention (test_train_test_split_no_leakage): </w:t>
+      </w:r>
+      <w:r>
+        <w:rPr>
+          <w:rFonts w:ascii="Calibri" w:hAnsi="Calibri"/>
+          <w:color w:val="1E293B"/>
+          <w:sz w:val="21"/>
+        </w:rPr>
+        <w:t>Proves disjoint index intersection between train (242) and test (61) splits.</w:t>
+      </w:r>
+    </w:p>
+    <w:p>
+      <w:pPr>
+        <w:spacing w:before="0" w:after="60" w:line="276" w:lineRule="auto"/>
+        <w:ind w:left="360"/>
+        <w:jc w:val="left"/>
+      </w:pPr>
+      <w:r>
+        <w:rPr>
+          <w:rFonts w:ascii="Calibri" w:hAnsi="Calibri"/>
+          <w:b/>
+          <w:color w:val="1E3A8A"/>
+          <w:sz w:val="21"/>
+        </w:rPr>
+        <w:t xml:space="preserve">4. </w:t>
+      </w:r>
+      <w:r>
+        <w:rPr>
+          <w:rFonts w:ascii="Calibri" w:hAnsi="Calibri"/>
+          <w:b/>
+          <w:color w:val="1E293B"/>
+          <w:sz w:val="21"/>
+        </w:rPr>
+        <w:t xml:space="preserve">Preprocessing Pipeline Transformation (test_preprocessor_pipeline_transformation): </w:t>
+      </w:r>
+      <w:r>
+        <w:rPr>
+          <w:rFonts w:ascii="Calibri" w:hAnsi="Calibri"/>
+          <w:color w:val="1E293B"/>
+          <w:sz w:val="21"/>
+        </w:rPr>
+        <w:t>Asserts zero NaN values remain post-transformation and confirms 25 output columns.</w:t>
+      </w:r>
+    </w:p>
+    <w:p>
+      <w:pPr>
+        <w:spacing w:before="0" w:after="120" w:line="276" w:lineRule="auto"/>
+        <w:ind w:left="360"/>
+        <w:jc w:val="left"/>
+      </w:pPr>
+      <w:r>
+        <w:rPr>
+          <w:rFonts w:ascii="Calibri" w:hAnsi="Calibri"/>
+          <w:b/>
+          <w:color w:val="1E3A8A"/>
+          <w:sz w:val="21"/>
+        </w:rPr>
+        <w:t xml:space="preserve">5. </w:t>
+      </w:r>
+      <w:r>
+        <w:rPr>
+          <w:rFonts w:ascii="Calibri" w:hAnsi="Calibri"/>
+          <w:b/>
+          <w:color w:val="1E293B"/>
+          <w:sz w:val="21"/>
+        </w:rPr>
+        <w:t xml:space="preserve">Clinical Feature Engineering (test_clinical_feature_engineer): </w:t>
+      </w:r>
+      <w:r>
+        <w:rPr>
+          <w:rFonts w:ascii="Calibri" w:hAnsi="Calibri"/>
+          <w:color w:val="1E293B"/>
+          <w:sz w:val="21"/>
+        </w:rPr>
+        <w:t>Asserts accurate derivation of hr_max_ratio, bp_chol_product, and ischemia indices.</w:t>
       </w:r>
     </w:p>
     <w:p>
@@ -15621,7 +17494,7 @@
     </w:p>
     <w:p>
       <w:pPr>
-        <w:spacing w:before="0" w:after="120" w:line="276" w:lineRule="auto"/>
+        <w:spacing w:before="0" w:after="80" w:line="276" w:lineRule="auto"/>
         <w:jc w:val="both"/>
       </w:pPr>
       <w:r>
@@ -15631,16 +17504,171 @@
           <w:sz w:val="22"/>
         </w:rPr>
         <w:t>Implemented in tests/test_models.py, five unit tests verify:</w:t>
-        <w:br/>
-        <w:t>1. Pipeline Artifact Loading (test_pipeline_artifact_exists_and_loads): Confirms deserialization of best_model.joblib with preprocessor and classifier steps.</w:t>
-        <w:br/>
-        <w:t>2. Metadata Completeness (test_metadata_completeness): Confirms presence of all 7 algorithms in model_comparison, test metrics, and ROC coordinates.</w:t>
-        <w:br/>
-        <w:t>3. Evaluation Metrics Calculation (test_compute_classification_metrics): Verifies mathematical accuracy of sensitivity, specificity, and confusion matrix.</w:t>
-        <w:br/>
-        <w:t>4. Patient Inference Engine (test_prediction_engine_patient_inference): Tests mock low-risk and high-risk patients, proving probability bounds and risk tier assignment.</w:t>
-        <w:br/>
-        <w:t>5. SHAP Explainer Functionality (test_model_explainer_global_and_local): Validates global importance calculation and local attribution extraction.</w:t>
+      </w:r>
+    </w:p>
+    <w:p>
+      <w:pPr>
+        <w:spacing w:before="0" w:after="60" w:line="276" w:lineRule="auto"/>
+        <w:ind w:left="360"/>
+        <w:jc w:val="left"/>
+      </w:pPr>
+      <w:r>
+        <w:rPr>
+          <w:rFonts w:ascii="Calibri" w:hAnsi="Calibri"/>
+          <w:b/>
+          <w:color w:val="1E3A8A"/>
+          <w:sz w:val="21"/>
+        </w:rPr>
+        <w:t xml:space="preserve">1. </w:t>
+      </w:r>
+      <w:r>
+        <w:rPr>
+          <w:rFonts w:ascii="Calibri" w:hAnsi="Calibri"/>
+          <w:b/>
+          <w:color w:val="1E293B"/>
+          <w:sz w:val="21"/>
+        </w:rPr>
+        <w:t xml:space="preserve">Pipeline Artifact Loading (test_pipeline_artifact_exists_and_loads): </w:t>
+      </w:r>
+      <w:r>
+        <w:rPr>
+          <w:rFonts w:ascii="Calibri" w:hAnsi="Calibri"/>
+          <w:color w:val="1E293B"/>
+          <w:sz w:val="21"/>
+        </w:rPr>
+        <w:t>Confirms deserialization of best_model.joblib with preprocessor and classifier steps.</w:t>
+      </w:r>
+    </w:p>
+    <w:p>
+      <w:pPr>
+        <w:spacing w:before="0" w:after="60" w:line="276" w:lineRule="auto"/>
+        <w:ind w:left="360"/>
+        <w:jc w:val="left"/>
+      </w:pPr>
+      <w:r>
+        <w:rPr>
+          <w:rFonts w:ascii="Calibri" w:hAnsi="Calibri"/>
+          <w:b/>
+          <w:color w:val="1E3A8A"/>
+          <w:sz w:val="21"/>
+        </w:rPr>
+        <w:t xml:space="preserve">2. </w:t>
+      </w:r>
+      <w:r>
+        <w:rPr>
+          <w:rFonts w:ascii="Calibri" w:hAnsi="Calibri"/>
+          <w:b/>
+          <w:color w:val="1E293B"/>
+          <w:sz w:val="21"/>
+        </w:rPr>
+        <w:t xml:space="preserve">Metadata Completeness (test_metadata_completeness): </w:t>
+      </w:r>
+      <w:r>
+        <w:rPr>
+          <w:rFonts w:ascii="Calibri" w:hAnsi="Calibri"/>
+          <w:color w:val="1E293B"/>
+          <w:sz w:val="21"/>
+        </w:rPr>
+        <w:t>Confirms presence of all 7 algorithms in model_comparison, test metrics, and ROC coordinates.</w:t>
+      </w:r>
+    </w:p>
+    <w:p>
+      <w:pPr>
+        <w:spacing w:before="0" w:after="60" w:line="276" w:lineRule="auto"/>
+        <w:ind w:left="360"/>
+        <w:jc w:val="left"/>
+      </w:pPr>
+      <w:r>
+        <w:rPr>
+          <w:rFonts w:ascii="Calibri" w:hAnsi="Calibri"/>
+          <w:b/>
+          <w:color w:val="1E3A8A"/>
+          <w:sz w:val="21"/>
+        </w:rPr>
+        <w:t xml:space="preserve">3. </w:t>
+      </w:r>
+      <w:r>
+        <w:rPr>
+          <w:rFonts w:ascii="Calibri" w:hAnsi="Calibri"/>
+          <w:b/>
+          <w:color w:val="1E293B"/>
+          <w:sz w:val="21"/>
+        </w:rPr>
+        <w:t xml:space="preserve">Evaluation Metrics Calculation (test_compute_classification_metrics): </w:t>
+      </w:r>
+      <w:r>
+        <w:rPr>
+          <w:rFonts w:ascii="Calibri" w:hAnsi="Calibri"/>
+          <w:color w:val="1E293B"/>
+          <w:sz w:val="21"/>
+        </w:rPr>
+        <w:t>Verifies mathematical accuracy of sensitivity, specificity, and confusion matrix.</w:t>
+      </w:r>
+    </w:p>
+    <w:p>
+      <w:pPr>
+        <w:spacing w:before="0" w:after="60" w:line="276" w:lineRule="auto"/>
+        <w:ind w:left="360"/>
+        <w:jc w:val="left"/>
+      </w:pPr>
+      <w:r>
+        <w:rPr>
+          <w:rFonts w:ascii="Calibri" w:hAnsi="Calibri"/>
+          <w:b/>
+          <w:color w:val="1E3A8A"/>
+          <w:sz w:val="21"/>
+        </w:rPr>
+        <w:t xml:space="preserve">4. </w:t>
+      </w:r>
+      <w:r>
+        <w:rPr>
+          <w:rFonts w:ascii="Calibri" w:hAnsi="Calibri"/>
+          <w:b/>
+          <w:color w:val="1E293B"/>
+          <w:sz w:val="21"/>
+        </w:rPr>
+        <w:t xml:space="preserve">Patient Inference Engine (test_prediction_engine_patient_inference): </w:t>
+      </w:r>
+      <w:r>
+        <w:rPr>
+          <w:rFonts w:ascii="Calibri" w:hAnsi="Calibri"/>
+          <w:color w:val="1E293B"/>
+          <w:sz w:val="21"/>
+        </w:rPr>
+        <w:t>Tests mock low-risk and high-risk patients, proving probability bounds and risk tier assignment.</w:t>
+      </w:r>
+    </w:p>
+    <w:p>
+      <w:pPr>
+        <w:spacing w:before="0" w:after="120" w:line="276" w:lineRule="auto"/>
+        <w:ind w:left="360"/>
+        <w:jc w:val="left"/>
+      </w:pPr>
+      <w:r>
+        <w:rPr>
+          <w:rFonts w:ascii="Calibri" w:hAnsi="Calibri"/>
+          <w:b/>
+          <w:color w:val="1E3A8A"/>
+          <w:sz w:val="21"/>
+        </w:rPr>
+        <w:t xml:space="preserve">5. </w:t>
+      </w:r>
+      <w:r>
+        <w:rPr>
+          <w:rFonts w:ascii="Calibri" w:hAnsi="Calibri"/>
+          <w:b/>
+          <w:color w:val="1E293B"/>
+          <w:sz w:val="21"/>
+        </w:rPr>
+        <w:t xml:space="preserve">SHAP Explainer Functionality (test_model_explainer_global_and_local): </w:t>
+      </w:r>
+      <w:r>
+        <w:rPr>
+          <w:rFonts w:ascii="Calibri" w:hAnsi="Calibri"/>
+          <w:color w:val="1E293B"/>
+          <w:sz w:val="21"/>
+        </w:rPr>
+        <w:t>Validates global importance calculation and local attribution extraction.</w:t>
       </w:r>
     </w:p>
     <w:p>
@@ -15661,7 +17689,7 @@
     </w:p>
     <w:p>
       <w:pPr>
-        <w:spacing w:before="0" w:after="120" w:line="276" w:lineRule="auto"/>
+        <w:spacing w:before="0" w:after="80" w:line="276" w:lineRule="auto"/>
         <w:jc w:val="both"/>
       </w:pPr>
       <w:r>
@@ -15671,12 +17699,105 @@
           <w:sz w:val="22"/>
         </w:rPr>
         <w:t>Implemented in tests/test_database.py using an isolated in-memory SQLite database, three tests verify:</w:t>
-        <w:br/>
-        <w:t>1. Record Creation &amp; Retrieval (test_create_and_retrieve_prediction): Confirms accurate persistence of patient vitals and JSON SHAP attributions.</w:t>
-        <w:br/>
-        <w:t>2. History Pagination &amp; Filtering (test_get_history_and_filtering): Validates filtering by risk tier (Low Risk vs High Risk).</w:t>
-        <w:br/>
-        <w:t>3. Record Deletion &amp; Statistics (test_delete_prediction_and_stats): Asserts accurate deletion and aggregate summary calculations.</w:t>
+      </w:r>
+    </w:p>
+    <w:p>
+      <w:pPr>
+        <w:spacing w:before="0" w:after="60" w:line="276" w:lineRule="auto"/>
+        <w:ind w:left="360"/>
+        <w:jc w:val="left"/>
+      </w:pPr>
+      <w:r>
+        <w:rPr>
+          <w:rFonts w:ascii="Calibri" w:hAnsi="Calibri"/>
+          <w:b/>
+          <w:color w:val="1E3A8A"/>
+          <w:sz w:val="21"/>
+        </w:rPr>
+        <w:t xml:space="preserve">1. </w:t>
+      </w:r>
+      <w:r>
+        <w:rPr>
+          <w:rFonts w:ascii="Calibri" w:hAnsi="Calibri"/>
+          <w:b/>
+          <w:color w:val="1E293B"/>
+          <w:sz w:val="21"/>
+        </w:rPr>
+        <w:t xml:space="preserve">Record Creation &amp; Retrieval (test_create_and_retrieve_prediction): </w:t>
+      </w:r>
+      <w:r>
+        <w:rPr>
+          <w:rFonts w:ascii="Calibri" w:hAnsi="Calibri"/>
+          <w:color w:val="1E293B"/>
+          <w:sz w:val="21"/>
+        </w:rPr>
+        <w:t>Confirms accurate persistence of patient vitals and JSON SHAP attributions.</w:t>
+      </w:r>
+    </w:p>
+    <w:p>
+      <w:pPr>
+        <w:spacing w:before="0" w:after="60" w:line="276" w:lineRule="auto"/>
+        <w:ind w:left="360"/>
+        <w:jc w:val="left"/>
+      </w:pPr>
+      <w:r>
+        <w:rPr>
+          <w:rFonts w:ascii="Calibri" w:hAnsi="Calibri"/>
+          <w:b/>
+          <w:color w:val="1E3A8A"/>
+          <w:sz w:val="21"/>
+        </w:rPr>
+        <w:t xml:space="preserve">2. </w:t>
+      </w:r>
+      <w:r>
+        <w:rPr>
+          <w:rFonts w:ascii="Calibri" w:hAnsi="Calibri"/>
+          <w:b/>
+          <w:color w:val="1E293B"/>
+          <w:sz w:val="21"/>
+        </w:rPr>
+        <w:t xml:space="preserve">History Pagination &amp; Filtering (test_get_history_and_filtering): </w:t>
+      </w:r>
+      <w:r>
+        <w:rPr>
+          <w:rFonts w:ascii="Calibri" w:hAnsi="Calibri"/>
+          <w:color w:val="1E293B"/>
+          <w:sz w:val="21"/>
+        </w:rPr>
+        <w:t>Validates filtering by risk tier (Low Risk vs High Risk).</w:t>
+      </w:r>
+    </w:p>
+    <w:p>
+      <w:pPr>
+        <w:spacing w:before="0" w:after="120" w:line="276" w:lineRule="auto"/>
+        <w:ind w:left="360"/>
+        <w:jc w:val="left"/>
+      </w:pPr>
+      <w:r>
+        <w:rPr>
+          <w:rFonts w:ascii="Calibri" w:hAnsi="Calibri"/>
+          <w:b/>
+          <w:color w:val="1E3A8A"/>
+          <w:sz w:val="21"/>
+        </w:rPr>
+        <w:t xml:space="preserve">3. </w:t>
+      </w:r>
+      <w:r>
+        <w:rPr>
+          <w:rFonts w:ascii="Calibri" w:hAnsi="Calibri"/>
+          <w:b/>
+          <w:color w:val="1E293B"/>
+          <w:sz w:val="21"/>
+        </w:rPr>
+        <w:t xml:space="preserve">Record Deletion &amp; Statistics (test_delete_prediction_and_stats): </w:t>
+      </w:r>
+      <w:r>
+        <w:rPr>
+          <w:rFonts w:ascii="Calibri" w:hAnsi="Calibri"/>
+          <w:color w:val="1E293B"/>
+          <w:sz w:val="21"/>
+        </w:rPr>
+        <w:t>Asserts accurate deletion and aggregate summary calculations.</w:t>
       </w:r>
     </w:p>
     <w:p>
@@ -15697,7 +17818,7 @@
     </w:p>
     <w:p>
       <w:pPr>
-        <w:spacing w:before="0" w:after="120" w:line="276" w:lineRule="auto"/>
+        <w:spacing w:before="0" w:after="80" w:line="276" w:lineRule="auto"/>
         <w:jc w:val="both"/>
       </w:pPr>
       <w:r>
@@ -15707,20 +17828,237 @@
           <w:sz w:val="22"/>
         </w:rPr>
         <w:t>Implemented in tests/test_api.py, seven functional tests verify:</w:t>
-        <w:br/>
-        <w:t>1. Healthcheck Endpoint (test_health_endpoint): Confirms 200 OK with model_loaded=True.</w:t>
-        <w:br/>
-        <w:t>2. Dashboard Template Rendering (test_index_dashboard_view): Asserts complete HTML5 dashboard delivery.</w:t>
-        <w:br/>
-        <w:t>3. Valid Patient Prediction (test_predict_patient_valid): Validates successful prediction, probability, tier, and database ID generation.</w:t>
-        <w:br/>
-        <w:t>4. Boundary &amp; Constraint Enforcement (test_predict_patient_invalid_ranges): Confirms 422 Unprocessable Entity when age &gt; 120 or blood pressure is negative.</w:t>
-        <w:br/>
-        <w:t>5. Batch Prediction (test_batch_prediction): Asserts concurrent evaluation of multiple patient vectors.</w:t>
-        <w:br/>
-        <w:t>6. History Audit &amp; CSV Export (test_history_flow_and_export): Verifies record creation, history lookup, streaming CSV download, and deletion.</w:t>
-        <w:br/>
-        <w:t>7. Research Analytics Endpoints (test_analytics_endpoints): Confirms model metadata, 7-algorithm comparison, and curve data retrieval.</w:t>
+      </w:r>
+    </w:p>
+    <w:p>
+      <w:pPr>
+        <w:spacing w:before="0" w:after="60" w:line="276" w:lineRule="auto"/>
+        <w:ind w:left="360"/>
+        <w:jc w:val="left"/>
+      </w:pPr>
+      <w:r>
+        <w:rPr>
+          <w:rFonts w:ascii="Calibri" w:hAnsi="Calibri"/>
+          <w:b/>
+          <w:color w:val="1E3A8A"/>
+          <w:sz w:val="21"/>
+        </w:rPr>
+        <w:t xml:space="preserve">1. </w:t>
+      </w:r>
+      <w:r>
+        <w:rPr>
+          <w:rFonts w:ascii="Calibri" w:hAnsi="Calibri"/>
+          <w:b/>
+          <w:color w:val="1E293B"/>
+          <w:sz w:val="21"/>
+        </w:rPr>
+        <w:t xml:space="preserve">Healthcheck Endpoint (test_health_endpoint): </w:t>
+      </w:r>
+      <w:r>
+        <w:rPr>
+          <w:rFonts w:ascii="Calibri" w:hAnsi="Calibri"/>
+          <w:color w:val="1E293B"/>
+          <w:sz w:val="21"/>
+        </w:rPr>
+        <w:t>Confirms 200 OK with model_loaded=True.</w:t>
+      </w:r>
+    </w:p>
+    <w:p>
+      <w:pPr>
+        <w:spacing w:before="0" w:after="60" w:line="276" w:lineRule="auto"/>
+        <w:ind w:left="360"/>
+        <w:jc w:val="left"/>
+      </w:pPr>
+      <w:r>
+        <w:rPr>
+          <w:rFonts w:ascii="Calibri" w:hAnsi="Calibri"/>
+          <w:b/>
+          <w:color w:val="1E3A8A"/>
+          <w:sz w:val="21"/>
+        </w:rPr>
+        <w:t xml:space="preserve">2. </w:t>
+      </w:r>
+      <w:r>
+        <w:rPr>
+          <w:rFonts w:ascii="Calibri" w:hAnsi="Calibri"/>
+          <w:b/>
+          <w:color w:val="1E293B"/>
+          <w:sz w:val="21"/>
+        </w:rPr>
+        <w:t xml:space="preserve">Dashboard Template Rendering (test_index_dashboard_view): </w:t>
+      </w:r>
+      <w:r>
+        <w:rPr>
+          <w:rFonts w:ascii="Calibri" w:hAnsi="Calibri"/>
+          <w:color w:val="1E293B"/>
+          <w:sz w:val="21"/>
+        </w:rPr>
+        <w:t>Asserts complete HTML5 dashboard delivery.</w:t>
+      </w:r>
+    </w:p>
+    <w:p>
+      <w:pPr>
+        <w:spacing w:before="0" w:after="60" w:line="276" w:lineRule="auto"/>
+        <w:ind w:left="360"/>
+        <w:jc w:val="left"/>
+      </w:pPr>
+      <w:r>
+        <w:rPr>
+          <w:rFonts w:ascii="Calibri" w:hAnsi="Calibri"/>
+          <w:b/>
+          <w:color w:val="1E3A8A"/>
+          <w:sz w:val="21"/>
+        </w:rPr>
+        <w:t xml:space="preserve">3. </w:t>
+      </w:r>
+      <w:r>
+        <w:rPr>
+          <w:rFonts w:ascii="Calibri" w:hAnsi="Calibri"/>
+          <w:b/>
+          <w:color w:val="1E293B"/>
+          <w:sz w:val="21"/>
+        </w:rPr>
+        <w:t xml:space="preserve">Valid Patient Prediction (test_predict_patient_valid): </w:t>
+      </w:r>
+      <w:r>
+        <w:rPr>
+          <w:rFonts w:ascii="Calibri" w:hAnsi="Calibri"/>
+          <w:color w:val="1E293B"/>
+          <w:sz w:val="21"/>
+        </w:rPr>
+        <w:t>Validates successful prediction, probability, tier, and database ID generation.</w:t>
+      </w:r>
+    </w:p>
+    <w:p>
+      <w:pPr>
+        <w:spacing w:before="0" w:after="60" w:line="276" w:lineRule="auto"/>
+        <w:ind w:left="360"/>
+        <w:jc w:val="left"/>
+      </w:pPr>
+      <w:r>
+        <w:rPr>
+          <w:rFonts w:ascii="Calibri" w:hAnsi="Calibri"/>
+          <w:b/>
+          <w:color w:val="1E3A8A"/>
+          <w:sz w:val="21"/>
+        </w:rPr>
+        <w:t xml:space="preserve">4. </w:t>
+      </w:r>
+      <w:r>
+        <w:rPr>
+          <w:rFonts w:ascii="Calibri" w:hAnsi="Calibri"/>
+          <w:b/>
+          <w:color w:val="1E293B"/>
+          <w:sz w:val="21"/>
+        </w:rPr>
+        <w:t xml:space="preserve">Boundary &amp; Constraint Enforcement (test_predict_patient_invalid_ranges): </w:t>
+      </w:r>
+      <w:r>
+        <w:rPr>
+          <w:rFonts w:ascii="Calibri" w:hAnsi="Calibri"/>
+          <w:color w:val="1E293B"/>
+          <w:sz w:val="21"/>
+        </w:rPr>
+        <w:t>Confirms 422 Unprocessable Entity when age &gt; 120 or blood pressure is negative.</w:t>
+      </w:r>
+    </w:p>
+    <w:p>
+      <w:pPr>
+        <w:spacing w:before="0" w:after="60" w:line="276" w:lineRule="auto"/>
+        <w:ind w:left="360"/>
+        <w:jc w:val="left"/>
+      </w:pPr>
+      <w:r>
+        <w:rPr>
+          <w:rFonts w:ascii="Calibri" w:hAnsi="Calibri"/>
+          <w:b/>
+          <w:color w:val="1E3A8A"/>
+          <w:sz w:val="21"/>
+        </w:rPr>
+        <w:t xml:space="preserve">5. </w:t>
+      </w:r>
+      <w:r>
+        <w:rPr>
+          <w:rFonts w:ascii="Calibri" w:hAnsi="Calibri"/>
+          <w:b/>
+          <w:color w:val="1E293B"/>
+          <w:sz w:val="21"/>
+        </w:rPr>
+        <w:t xml:space="preserve">Batch Prediction (test_batch_prediction): </w:t>
+      </w:r>
+      <w:r>
+        <w:rPr>
+          <w:rFonts w:ascii="Calibri" w:hAnsi="Calibri"/>
+          <w:color w:val="1E293B"/>
+          <w:sz w:val="21"/>
+        </w:rPr>
+        <w:t>Asserts concurrent evaluation of multiple patient vectors.</w:t>
+      </w:r>
+    </w:p>
+    <w:p>
+      <w:pPr>
+        <w:spacing w:before="0" w:after="60" w:line="276" w:lineRule="auto"/>
+        <w:ind w:left="360"/>
+        <w:jc w:val="left"/>
+      </w:pPr>
+      <w:r>
+        <w:rPr>
+          <w:rFonts w:ascii="Calibri" w:hAnsi="Calibri"/>
+          <w:b/>
+          <w:color w:val="1E3A8A"/>
+          <w:sz w:val="21"/>
+        </w:rPr>
+        <w:t xml:space="preserve">6. </w:t>
+      </w:r>
+      <w:r>
+        <w:rPr>
+          <w:rFonts w:ascii="Calibri" w:hAnsi="Calibri"/>
+          <w:b/>
+          <w:color w:val="1E293B"/>
+          <w:sz w:val="21"/>
+        </w:rPr>
+        <w:t xml:space="preserve">History Audit &amp; CSV Export (test_history_flow_and_export): </w:t>
+      </w:r>
+      <w:r>
+        <w:rPr>
+          <w:rFonts w:ascii="Calibri" w:hAnsi="Calibri"/>
+          <w:color w:val="1E293B"/>
+          <w:sz w:val="21"/>
+        </w:rPr>
+        <w:t>Verifies record creation, history lookup, streaming CSV download, and deletion.</w:t>
+      </w:r>
+    </w:p>
+    <w:p>
+      <w:pPr>
+        <w:spacing w:before="0" w:after="120" w:line="276" w:lineRule="auto"/>
+        <w:ind w:left="360"/>
+        <w:jc w:val="left"/>
+      </w:pPr>
+      <w:r>
+        <w:rPr>
+          <w:rFonts w:ascii="Calibri" w:hAnsi="Calibri"/>
+          <w:b/>
+          <w:color w:val="1E3A8A"/>
+          <w:sz w:val="21"/>
+        </w:rPr>
+        <w:t xml:space="preserve">7. </w:t>
+      </w:r>
+      <w:r>
+        <w:rPr>
+          <w:rFonts w:ascii="Calibri" w:hAnsi="Calibri"/>
+          <w:b/>
+          <w:color w:val="1E293B"/>
+          <w:sz w:val="21"/>
+        </w:rPr>
+        <w:t xml:space="preserve">Research Analytics Endpoints (test_analytics_endpoints): </w:t>
+      </w:r>
+      <w:r>
+        <w:rPr>
+          <w:rFonts w:ascii="Calibri" w:hAnsi="Calibri"/>
+          <w:color w:val="1E293B"/>
+          <w:sz w:val="21"/>
+        </w:rPr>
+        <w:t>Confirms model metadata, 7-algorithm comparison, and curve data retrieval.</w:t>
       </w:r>
     </w:p>
     <w:p>
@@ -17035,26 +19373,48 @@
     </w:p>
     <w:p>
       <w:pPr>
-        <w:spacing w:before="0" w:after="80" w:line="276" w:lineRule="auto"/>
+        <w:spacing w:before="0" w:after="60" w:line="276" w:lineRule="auto"/>
         <w:jc w:val="both"/>
       </w:pPr>
       <w:r>
         <w:rPr>
           <w:rFonts w:ascii="Calibri" w:hAnsi="Calibri"/>
+          <w:b/>
           <w:color w:val="1E293B"/>
           <w:sz w:val="22"/>
         </w:rPr>
-        <w:t>Defect 1: Infinite ROC Threshold JSON Serialization Failure</w:t>
-        <w:br/>
-        <w:t>Symptom: During execution of test_analytics_endpoints, GET /api/v1/analytics/curves threw HTTP 500: 'ValueError: Out of range float values are not JSON compliant: inf'.</w:t>
-        <w:br/>
-        <w:t>Root Cause Analysis: In scikit-learn's roc_curve(y_true, y_prob), the leading threshold value at index 0 is conventionally set to np.inf to ensure that False Positive Rate (FPR) begins at 0.0. While standard in scientific computing, float('inf') violates RFC 8259 JSON compliance. When FastAPI's JSONResponse serialized the curve dictionary, Python's json.dumps threw an unhandled exception.</w:t>
-        <w:br/>
-        <w:t>Resolution: In src/models/evaluate.py, compute_roc_curve_data() was refactored with conditional threshold sanitization:</w:t>
-        <w:br/>
-        <w:t>clean_thresholds = [1.0 if np.isinf(x) else round(float(x), 4) for x in thresholds]</w:t>
-        <w:br/>
-        <w:t>This sanitized the coordinate vectors while maintaining complete plotting fidelity.</w:t>
+        <w:t xml:space="preserve">Defect 1 — Symptom: </w:t>
+      </w:r>
+      <w:r>
+        <w:rPr>
+          <w:rFonts w:ascii="Calibri" w:hAnsi="Calibri"/>
+          <w:color w:val="1E293B"/>
+          <w:sz w:val="22"/>
+        </w:rPr>
+        <w:t>During execution of test_analytics_endpoints, GET /api/v1/analytics/curves threw HTTP 500: 'ValueError: Out of range float values are not JSON compliant: inf'.</w:t>
+      </w:r>
+    </w:p>
+    <w:p>
+      <w:pPr>
+        <w:spacing w:before="0" w:after="60" w:line="276" w:lineRule="auto"/>
+        <w:jc w:val="both"/>
+      </w:pPr>
+      <w:r>
+        <w:rPr>
+          <w:rFonts w:ascii="Calibri" w:hAnsi="Calibri"/>
+          <w:b/>
+          <w:color w:val="1E293B"/>
+          <w:sz w:val="22"/>
+        </w:rPr>
+        <w:t xml:space="preserve">Root Cause Analysis: </w:t>
+      </w:r>
+      <w:r>
+        <w:rPr>
+          <w:rFonts w:ascii="Calibri" w:hAnsi="Calibri"/>
+          <w:color w:val="1E293B"/>
+          <w:sz w:val="22"/>
+        </w:rPr>
+        <w:t>In scikit-learn's roc_curve(y_true, y_prob), the leading threshold value at index 0 is conventionally set to np.inf to ensure that False Positive Rate (FPR) begins at 0.0. While standard in scientific computing, float('inf') violates RFC 8259 JSON compliance. When FastAPI's JSONResponse serialized the curve dictionary, Python's json.dumps threw an unhandled exception.</w:t>
       </w:r>
     </w:p>
     <w:p>
@@ -17065,20 +19425,88 @@
       <w:r>
         <w:rPr>
           <w:rFonts w:ascii="Calibri" w:hAnsi="Calibri"/>
+          <w:b/>
           <w:color w:val="1E293B"/>
           <w:sz w:val="22"/>
         </w:rPr>
-        <w:t>Defect 2: SQLite In-Memory Test Isolation and Connection Leakage</w:t>
-        <w:br/>
-        <w:t>Symptom: When executing the entire test suite simultaneously, test_history_flow_and_export failed with 'AssertionError: assert 4 == 1', despite passing when executed in isolation.</w:t>
-        <w:br/>
-        <w:t>Root Cause Analysis: By default, SQLite in-memory databases (sqlite:///:memory:) create a new, distinct in-memory database for every open connection. Additionally, both test_api.py and test_integration.py independently assigned different database engines to app.dependency_overrides[get_db] at module import time. Consequently, records created by earlier tests persisted across shared test runs without being purged.</w:t>
-        <w:br/>
-        <w:t>Resolution: Refactored test architecture into tests/conftest.py utilizing SQLAlchemy's StaticPool:</w:t>
-        <w:br/>
-        <w:t>engine = create_engine('sqlite:///:memory:', connect_args={'check_same_thread': False}, poolclass=StaticPool)</w:t>
-        <w:br/>
-        <w:t>A centralized autouse clean_db fixture was implemented to explicitly issue DELETE statements on all tables before each test, restoring absolute state isolation and eliminating cross-test interference.</w:t>
+        <w:t xml:space="preserve">Resolution: </w:t>
+      </w:r>
+      <w:r>
+        <w:rPr>
+          <w:rFonts w:ascii="Calibri" w:hAnsi="Calibri"/>
+          <w:color w:val="1E293B"/>
+          <w:sz w:val="22"/>
+        </w:rPr>
+        <w:t>In src/models/evaluate.py, compute_roc_curve_data() was refactored with conditional threshold sanitization: clean_thresholds = [1.0 if np.isinf(x) else round(float(x), 4) for x in thresholds]. This sanitized the coordinate vectors while maintaining complete plotting fidelity.</w:t>
+      </w:r>
+    </w:p>
+    <w:p>
+      <w:pPr>
+        <w:spacing w:before="0" w:after="60" w:line="276" w:lineRule="auto"/>
+        <w:jc w:val="both"/>
+      </w:pPr>
+      <w:r>
+        <w:rPr>
+          <w:rFonts w:ascii="Calibri" w:hAnsi="Calibri"/>
+          <w:b/>
+          <w:color w:val="1E293B"/>
+          <w:sz w:val="22"/>
+        </w:rPr>
+        <w:t xml:space="preserve">Defect 2 — Symptom: </w:t>
+      </w:r>
+      <w:r>
+        <w:rPr>
+          <w:rFonts w:ascii="Calibri" w:hAnsi="Calibri"/>
+          <w:color w:val="1E293B"/>
+          <w:sz w:val="22"/>
+        </w:rPr>
+        <w:t>When executing the entire test suite simultaneously, test_history_flow_and_export failed with 'AssertionError: assert 4 == 1', despite passing when executed in isolation.</w:t>
+      </w:r>
+    </w:p>
+    <w:p>
+      <w:pPr>
+        <w:spacing w:before="0" w:after="60" w:line="276" w:lineRule="auto"/>
+        <w:jc w:val="both"/>
+      </w:pPr>
+      <w:r>
+        <w:rPr>
+          <w:rFonts w:ascii="Calibri" w:hAnsi="Calibri"/>
+          <w:b/>
+          <w:color w:val="1E293B"/>
+          <w:sz w:val="22"/>
+        </w:rPr>
+        <w:t xml:space="preserve">Root Cause Analysis: </w:t>
+      </w:r>
+      <w:r>
+        <w:rPr>
+          <w:rFonts w:ascii="Calibri" w:hAnsi="Calibri"/>
+          <w:color w:val="1E293B"/>
+          <w:sz w:val="22"/>
+        </w:rPr>
+        <w:t>By default, SQLite in-memory databases (sqlite:///:memory:) create a new, distinct in-memory database for every open connection. Additionally, both test_api.py and test_integration.py independently assigned different database engines to app.dependency_overrides[get_db] at module import time. Consequently, records created by earlier tests persisted across shared test runs without being purged.</w:t>
+      </w:r>
+    </w:p>
+    <w:p>
+      <w:pPr>
+        <w:spacing w:before="0" w:after="120" w:line="276" w:lineRule="auto"/>
+        <w:jc w:val="both"/>
+      </w:pPr>
+      <w:r>
+        <w:rPr>
+          <w:rFonts w:ascii="Calibri" w:hAnsi="Calibri"/>
+          <w:b/>
+          <w:color w:val="1E293B"/>
+          <w:sz w:val="22"/>
+        </w:rPr>
+        <w:t xml:space="preserve">Resolution: </w:t>
+      </w:r>
+      <w:r>
+        <w:rPr>
+          <w:rFonts w:ascii="Calibri" w:hAnsi="Calibri"/>
+          <w:color w:val="1E293B"/>
+          <w:sz w:val="22"/>
+        </w:rPr>
+        <w:t>Refactored test architecture into tests/conftest.py utilizing SQLAlchemy's StaticPool: engine = create_engine('sqlite:///:memory:', connect_args={'check_same_thread': False}, poolclass=StaticPool). A centralized autouse clean_db fixture was implemented to explicitly issue DELETE statements on all tables before each test, restoring absolute state isolation and eliminating cross-test interference.</w:t>
       </w:r>
     </w:p>
     <w:p>
@@ -17099,7 +19527,7 @@
     </w:p>
     <w:p>
       <w:pPr>
-        <w:spacing w:before="0" w:after="120" w:line="276" w:lineRule="auto"/>
+        <w:spacing w:before="0" w:after="80" w:line="276" w:lineRule="auto"/>
         <w:jc w:val="both"/>
       </w:pPr>
       <w:r>
@@ -17109,12 +19537,105 @@
           <w:sz w:val="22"/>
         </w:rPr>
         <w:t>Following test verification, three key refactoring iterations were performed:</w:t>
-        <w:br/>
-        <w:t>1. Centralized Conftest Fixtures: Consolidated duplicate database engines and test clients into a single, standardized fixture hierarchy.</w:t>
-        <w:br/>
-        <w:t>2. TemplateResponse Modernization: Updated FastAPI/Starlette template rendering to use keyword arguments (request=request, name='index.html'), preventing unhashable dictionary errors under modern Starlette releases.</w:t>
-        <w:br/>
-        <w:t>3. Decoupled Explainer Fallbacks: Implemented defensive exception handling inside ModelExplainer to guarantee that if SHAP encounters an unsupported estimator, standard permutation importances or coefficient weights are returned seamlessly without crashing API inference.</w:t>
+      </w:r>
+    </w:p>
+    <w:p>
+      <w:pPr>
+        <w:spacing w:before="0" w:after="60" w:line="276" w:lineRule="auto"/>
+        <w:ind w:left="360"/>
+        <w:jc w:val="left"/>
+      </w:pPr>
+      <w:r>
+        <w:rPr>
+          <w:rFonts w:ascii="Calibri" w:hAnsi="Calibri"/>
+          <w:b/>
+          <w:color w:val="1E3A8A"/>
+          <w:sz w:val="21"/>
+        </w:rPr>
+        <w:t xml:space="preserve">1. </w:t>
+      </w:r>
+      <w:r>
+        <w:rPr>
+          <w:rFonts w:ascii="Calibri" w:hAnsi="Calibri"/>
+          <w:b/>
+          <w:color w:val="1E293B"/>
+          <w:sz w:val="21"/>
+        </w:rPr>
+        <w:t xml:space="preserve">Centralized Conftest Fixtures: </w:t>
+      </w:r>
+      <w:r>
+        <w:rPr>
+          <w:rFonts w:ascii="Calibri" w:hAnsi="Calibri"/>
+          <w:color w:val="1E293B"/>
+          <w:sz w:val="21"/>
+        </w:rPr>
+        <w:t>Consolidated duplicate database engines and test clients into a single, standardized fixture hierarchy.</w:t>
+      </w:r>
+    </w:p>
+    <w:p>
+      <w:pPr>
+        <w:spacing w:before="0" w:after="60" w:line="276" w:lineRule="auto"/>
+        <w:ind w:left="360"/>
+        <w:jc w:val="left"/>
+      </w:pPr>
+      <w:r>
+        <w:rPr>
+          <w:rFonts w:ascii="Calibri" w:hAnsi="Calibri"/>
+          <w:b/>
+          <w:color w:val="1E3A8A"/>
+          <w:sz w:val="21"/>
+        </w:rPr>
+        <w:t xml:space="preserve">2. </w:t>
+      </w:r>
+      <w:r>
+        <w:rPr>
+          <w:rFonts w:ascii="Calibri" w:hAnsi="Calibri"/>
+          <w:b/>
+          <w:color w:val="1E293B"/>
+          <w:sz w:val="21"/>
+        </w:rPr>
+        <w:t xml:space="preserve">TemplateResponse Modernization: </w:t>
+      </w:r>
+      <w:r>
+        <w:rPr>
+          <w:rFonts w:ascii="Calibri" w:hAnsi="Calibri"/>
+          <w:color w:val="1E293B"/>
+          <w:sz w:val="21"/>
+        </w:rPr>
+        <w:t>Updated FastAPI/Starlette template rendering to use keyword arguments (request=request, name='index.html'), preventing unhashable dictionary errors under modern Starlette releases.</w:t>
+      </w:r>
+    </w:p>
+    <w:p>
+      <w:pPr>
+        <w:spacing w:before="0" w:after="120" w:line="276" w:lineRule="auto"/>
+        <w:ind w:left="360"/>
+        <w:jc w:val="left"/>
+      </w:pPr>
+      <w:r>
+        <w:rPr>
+          <w:rFonts w:ascii="Calibri" w:hAnsi="Calibri"/>
+          <w:b/>
+          <w:color w:val="1E3A8A"/>
+          <w:sz w:val="21"/>
+        </w:rPr>
+        <w:t xml:space="preserve">3. </w:t>
+      </w:r>
+      <w:r>
+        <w:rPr>
+          <w:rFonts w:ascii="Calibri" w:hAnsi="Calibri"/>
+          <w:b/>
+          <w:color w:val="1E293B"/>
+          <w:sz w:val="21"/>
+        </w:rPr>
+        <w:t xml:space="preserve">Decoupled Explainer Fallbacks: </w:t>
+      </w:r>
+      <w:r>
+        <w:rPr>
+          <w:rFonts w:ascii="Calibri" w:hAnsi="Calibri"/>
+          <w:color w:val="1E293B"/>
+          <w:sz w:val="21"/>
+        </w:rPr>
+        <w:t>Implemented defensive exception handling inside ModelExplainer to guarantee that if SHAP encounters an unsupported estimator, standard permutation importances or coefficient weights are returned seamlessly without crashing API inference.</w:t>
       </w:r>
     </w:p>
     <w:p>
@@ -19621,6 +22142,116 @@
     </w:p>
     <w:p>
       <w:pPr>
+        <w:spacing w:before="0" w:after="80" w:line="276" w:lineRule="auto"/>
+        <w:jc w:val="both"/>
+      </w:pPr>
+      <w:r>
+        <w:rPr>
+          <w:rFonts w:ascii="Calibri" w:hAnsi="Calibri"/>
+          <w:color w:val="1E293B"/>
+          <w:sz w:val="22"/>
+        </w:rPr>
+        <w:t>The resulting test set confusion matrix demonstrates an exceptionally favorable clinical screening distribution:</w:t>
+      </w:r>
+    </w:p>
+    <w:p>
+      <w:pPr>
+        <w:pStyle w:val="ListBullet"/>
+        <w:spacing w:before="0" w:after="60" w:line="276" w:lineRule="auto"/>
+        <w:jc w:val="left"/>
+      </w:pPr>
+      <w:r>
+        <w:rPr>
+          <w:rFonts w:ascii="Calibri" w:hAnsi="Calibri"/>
+          <w:b/>
+          <w:color w:val="1E293B"/>
+          <w:sz w:val="21"/>
+        </w:rPr>
+        <w:t xml:space="preserve">True Negatives (TN): </w:t>
+      </w:r>
+      <w:r>
+        <w:rPr>
+          <w:rFonts w:ascii="Calibri" w:hAnsi="Calibri"/>
+          <w:color w:val="1E293B"/>
+          <w:sz w:val="21"/>
+        </w:rPr>
+        <w:t>28 patients correctly classified as free of significant CAD.</w:t>
+      </w:r>
+    </w:p>
+    <w:p>
+      <w:pPr>
+        <w:pStyle w:val="ListBullet"/>
+        <w:spacing w:before="0" w:after="60" w:line="276" w:lineRule="auto"/>
+        <w:jc w:val="left"/>
+      </w:pPr>
+      <w:r>
+        <w:rPr>
+          <w:rFonts w:ascii="Calibri" w:hAnsi="Calibri"/>
+          <w:b/>
+          <w:color w:val="1E293B"/>
+          <w:sz w:val="21"/>
+        </w:rPr>
+        <w:t xml:space="preserve">False Positives (FP): </w:t>
+      </w:r>
+      <w:r>
+        <w:rPr>
+          <w:rFonts w:ascii="Calibri" w:hAnsi="Calibri"/>
+          <w:color w:val="1E293B"/>
+          <w:sz w:val="21"/>
+        </w:rPr>
+        <w:t>5 healthy patients flagged for secondary evaluation.</w:t>
+      </w:r>
+    </w:p>
+    <w:p>
+      <w:pPr>
+        <w:pStyle w:val="ListBullet"/>
+        <w:spacing w:before="0" w:after="60" w:line="276" w:lineRule="auto"/>
+        <w:jc w:val="left"/>
+      </w:pPr>
+      <w:r>
+        <w:rPr>
+          <w:rFonts w:ascii="Calibri" w:hAnsi="Calibri"/>
+          <w:b/>
+          <w:color w:val="1E293B"/>
+          <w:sz w:val="21"/>
+        </w:rPr>
+        <w:t xml:space="preserve">False Negatives (FN): </w:t>
+      </w:r>
+      <w:r>
+        <w:rPr>
+          <w:rFonts w:ascii="Calibri" w:hAnsi="Calibri"/>
+          <w:color w:val="1E293B"/>
+          <w:sz w:val="21"/>
+        </w:rPr>
+        <w:t>Only 2 cardiac patients were missed.</w:t>
+      </w:r>
+    </w:p>
+    <w:p>
+      <w:pPr>
+        <w:pStyle w:val="ListBullet"/>
+        <w:spacing w:before="0" w:after="60" w:line="276" w:lineRule="auto"/>
+        <w:jc w:val="left"/>
+      </w:pPr>
+      <w:r>
+        <w:rPr>
+          <w:rFonts w:ascii="Calibri" w:hAnsi="Calibri"/>
+          <w:b/>
+          <w:color w:val="1E293B"/>
+          <w:sz w:val="21"/>
+        </w:rPr>
+        <w:t xml:space="preserve">True Positives (TP): </w:t>
+      </w:r>
+      <w:r>
+        <w:rPr>
+          <w:rFonts w:ascii="Calibri" w:hAnsi="Calibri"/>
+          <w:color w:val="1E293B"/>
+          <w:sz w:val="21"/>
+        </w:rPr>
+        <w:t>26 cardiac patients correctly detected.</w:t>
+      </w:r>
+    </w:p>
+    <w:p>
+      <w:pPr>
         <w:spacing w:before="0" w:after="120" w:line="276" w:lineRule="auto"/>
         <w:jc w:val="both"/>
       </w:pPr>
@@ -19630,16 +22261,6 @@
           <w:color w:val="1E293B"/>
           <w:sz w:val="22"/>
         </w:rPr>
-        <w:t>The resulting test set confusion matrix demonstrates an exceptionally favorable clinical screening distribution:</w:t>
-        <w:br/>
-        <w:t>• True Negatives (TN): 28 patients correctly classified as free of significant CAD.</w:t>
-        <w:br/>
-        <w:t>• False Positives (FP): 5 healthy patients flagged for secondary evaluation.</w:t>
-        <w:br/>
-        <w:t>• False Negatives (FN): Only 2 cardiac patients were missed.</w:t>
-        <w:br/>
-        <w:t>• True Positives (TP): 26 cardiac patients correctly detected.</w:t>
-        <w:br/>
         <w:t>In clinical triage, an outcome of only 2 false negatives out of 28 true diseased patients represents an outstanding sensitivity rate (92.86%).</w:t>
       </w:r>
     </w:p>
@@ -21200,7 +23821,7 @@
     </w:p>
     <w:p>
       <w:pPr>
-        <w:spacing w:before="0" w:after="120" w:line="276" w:lineRule="auto"/>
+        <w:spacing w:before="0" w:after="80" w:line="276" w:lineRule="auto"/>
         <w:jc w:val="both"/>
       </w:pPr>
       <w:r>
@@ -21210,12 +23831,105 @@
           <w:sz w:val="22"/>
         </w:rPr>
         <w:t>A compelling scientific finding of this thesis is that tuned, regularized Logistic Regression outperformed sophisticated ensemble methods (Random Forest ROC-AUC 0.8858, Gradient Boosting ROC-AUC 0.8555, Decision Tree ROC-AUC 0.7001). This outcome is thoroughly explained by the classic statistical bias-variance trade-off in small tabular sample regimes (N = 303):</w:t>
-        <w:br/>
-        <w:t>1. Parameter Parsimony vs. Overfitting: Complex tree-based ensembles feature thousands of splitting parameters, easily overfitting spurious local variances in small clinical sample spaces.</w:t>
-        <w:br/>
-        <w:t>2. Additive Physiological Nature of Biomarkers: In cardiovascular screening, risk factors (such as age, blood pressure, cholesterol, and vessel counts) exhibit predominantly monotonic, additive risk relationships well-captured by log-odds linear hyperplanes.</w:t>
-        <w:br/>
-        <w:t>3. Hypothesis Validation: This confirms Hypothesis 1 (ensemble architectures behave differently from linear baselines) and validates Hypothesis 3 (fluoroscopy vessels, ST depression, and heart rate dominate decisions).</w:t>
+      </w:r>
+    </w:p>
+    <w:p>
+      <w:pPr>
+        <w:spacing w:before="0" w:after="60" w:line="276" w:lineRule="auto"/>
+        <w:ind w:left="360"/>
+        <w:jc w:val="left"/>
+      </w:pPr>
+      <w:r>
+        <w:rPr>
+          <w:rFonts w:ascii="Calibri" w:hAnsi="Calibri"/>
+          <w:b/>
+          <w:color w:val="1E3A8A"/>
+          <w:sz w:val="21"/>
+        </w:rPr>
+        <w:t xml:space="preserve">1. </w:t>
+      </w:r>
+      <w:r>
+        <w:rPr>
+          <w:rFonts w:ascii="Calibri" w:hAnsi="Calibri"/>
+          <w:b/>
+          <w:color w:val="1E293B"/>
+          <w:sz w:val="21"/>
+        </w:rPr>
+        <w:t xml:space="preserve">Parameter Parsimony vs. Overfitting: </w:t>
+      </w:r>
+      <w:r>
+        <w:rPr>
+          <w:rFonts w:ascii="Calibri" w:hAnsi="Calibri"/>
+          <w:color w:val="1E293B"/>
+          <w:sz w:val="21"/>
+        </w:rPr>
+        <w:t>Complex tree-based ensembles feature thousands of splitting parameters, easily overfitting spurious local variances in small clinical sample spaces.</w:t>
+      </w:r>
+    </w:p>
+    <w:p>
+      <w:pPr>
+        <w:spacing w:before="0" w:after="60" w:line="276" w:lineRule="auto"/>
+        <w:ind w:left="360"/>
+        <w:jc w:val="left"/>
+      </w:pPr>
+      <w:r>
+        <w:rPr>
+          <w:rFonts w:ascii="Calibri" w:hAnsi="Calibri"/>
+          <w:b/>
+          <w:color w:val="1E3A8A"/>
+          <w:sz w:val="21"/>
+        </w:rPr>
+        <w:t xml:space="preserve">2. </w:t>
+      </w:r>
+      <w:r>
+        <w:rPr>
+          <w:rFonts w:ascii="Calibri" w:hAnsi="Calibri"/>
+          <w:b/>
+          <w:color w:val="1E293B"/>
+          <w:sz w:val="21"/>
+        </w:rPr>
+        <w:t xml:space="preserve">Additive Physiological Nature of Biomarkers: </w:t>
+      </w:r>
+      <w:r>
+        <w:rPr>
+          <w:rFonts w:ascii="Calibri" w:hAnsi="Calibri"/>
+          <w:color w:val="1E293B"/>
+          <w:sz w:val="21"/>
+        </w:rPr>
+        <w:t>In cardiovascular screening, risk factors (such as age, blood pressure, cholesterol, and vessel counts) exhibit predominantly monotonic, additive risk relationships well-captured by log-odds linear hyperplanes.</w:t>
+      </w:r>
+    </w:p>
+    <w:p>
+      <w:pPr>
+        <w:spacing w:before="0" w:after="120" w:line="276" w:lineRule="auto"/>
+        <w:ind w:left="360"/>
+        <w:jc w:val="left"/>
+      </w:pPr>
+      <w:r>
+        <w:rPr>
+          <w:rFonts w:ascii="Calibri" w:hAnsi="Calibri"/>
+          <w:b/>
+          <w:color w:val="1E3A8A"/>
+          <w:sz w:val="21"/>
+        </w:rPr>
+        <w:t xml:space="preserve">3. </w:t>
+      </w:r>
+      <w:r>
+        <w:rPr>
+          <w:rFonts w:ascii="Calibri" w:hAnsi="Calibri"/>
+          <w:b/>
+          <w:color w:val="1E293B"/>
+          <w:sz w:val="21"/>
+        </w:rPr>
+        <w:t xml:space="preserve">Hypothesis Validation: </w:t>
+      </w:r>
+      <w:r>
+        <w:rPr>
+          <w:rFonts w:ascii="Calibri" w:hAnsi="Calibri"/>
+          <w:color w:val="1E293B"/>
+          <w:sz w:val="21"/>
+        </w:rPr>
+        <w:t>This confirms Hypothesis 1 (ensemble architectures behave differently from linear baselines) and validates Hypothesis 3 (fluoroscopy vessels, ST depression, and heart rate dominate decisions).</w:t>
       </w:r>
     </w:p>
     <w:p>
@@ -21287,7 +24001,7 @@
     </w:p>
     <w:p>
       <w:pPr>
-        <w:spacing w:before="0" w:after="120" w:line="276" w:lineRule="auto"/>
+        <w:spacing w:before="0" w:after="80" w:line="276" w:lineRule="auto"/>
         <w:jc w:val="both"/>
       </w:pPr>
       <w:r>
@@ -21297,12 +24011,105 @@
           <w:sz w:val="22"/>
         </w:rPr>
         <w:t>While the Cleveland dataset represents a revered benchmark in computational cardiology, several inherent limitations must be acknowledged:</w:t>
-        <w:br/>
-        <w:t>1. Modest Sample Size: The cohort contains 303 observations. While sufficient for statistical benchmarking, training large-scale architectures requires cohorts numbering in the tens of thousands.</w:t>
-        <w:br/>
-        <w:t>2. Demographic Skew: The sample features 68% male participants, reflecting historical patient selection biases from the 1980s.</w:t>
-        <w:br/>
-        <w:t>3. Evolving Biomarkers: Contemporary cardiology utilizes novel diagnostic assays (high-sensitivity Cardiac Troponin T/I, Coronary Artery Calcium scoring) that were unavailable when the benchmark was collected.</w:t>
+      </w:r>
+    </w:p>
+    <w:p>
+      <w:pPr>
+        <w:spacing w:before="0" w:after="60" w:line="276" w:lineRule="auto"/>
+        <w:ind w:left="360"/>
+        <w:jc w:val="left"/>
+      </w:pPr>
+      <w:r>
+        <w:rPr>
+          <w:rFonts w:ascii="Calibri" w:hAnsi="Calibri"/>
+          <w:b/>
+          <w:color w:val="1E3A8A"/>
+          <w:sz w:val="21"/>
+        </w:rPr>
+        <w:t xml:space="preserve">1. </w:t>
+      </w:r>
+      <w:r>
+        <w:rPr>
+          <w:rFonts w:ascii="Calibri" w:hAnsi="Calibri"/>
+          <w:b/>
+          <w:color w:val="1E293B"/>
+          <w:sz w:val="21"/>
+        </w:rPr>
+        <w:t xml:space="preserve">Modest Sample Size: </w:t>
+      </w:r>
+      <w:r>
+        <w:rPr>
+          <w:rFonts w:ascii="Calibri" w:hAnsi="Calibri"/>
+          <w:color w:val="1E293B"/>
+          <w:sz w:val="21"/>
+        </w:rPr>
+        <w:t>The cohort contains 303 observations. While sufficient for statistical benchmarking, training large-scale architectures requires cohorts numbering in the tens of thousands.</w:t>
+      </w:r>
+    </w:p>
+    <w:p>
+      <w:pPr>
+        <w:spacing w:before="0" w:after="60" w:line="276" w:lineRule="auto"/>
+        <w:ind w:left="360"/>
+        <w:jc w:val="left"/>
+      </w:pPr>
+      <w:r>
+        <w:rPr>
+          <w:rFonts w:ascii="Calibri" w:hAnsi="Calibri"/>
+          <w:b/>
+          <w:color w:val="1E3A8A"/>
+          <w:sz w:val="21"/>
+        </w:rPr>
+        <w:t xml:space="preserve">2. </w:t>
+      </w:r>
+      <w:r>
+        <w:rPr>
+          <w:rFonts w:ascii="Calibri" w:hAnsi="Calibri"/>
+          <w:b/>
+          <w:color w:val="1E293B"/>
+          <w:sz w:val="21"/>
+        </w:rPr>
+        <w:t xml:space="preserve">Demographic Skew: </w:t>
+      </w:r>
+      <w:r>
+        <w:rPr>
+          <w:rFonts w:ascii="Calibri" w:hAnsi="Calibri"/>
+          <w:color w:val="1E293B"/>
+          <w:sz w:val="21"/>
+        </w:rPr>
+        <w:t>The sample features 68% male participants, reflecting historical patient selection biases from the 1980s.</w:t>
+      </w:r>
+    </w:p>
+    <w:p>
+      <w:pPr>
+        <w:spacing w:before="0" w:after="120" w:line="276" w:lineRule="auto"/>
+        <w:ind w:left="360"/>
+        <w:jc w:val="left"/>
+      </w:pPr>
+      <w:r>
+        <w:rPr>
+          <w:rFonts w:ascii="Calibri" w:hAnsi="Calibri"/>
+          <w:b/>
+          <w:color w:val="1E3A8A"/>
+          <w:sz w:val="21"/>
+        </w:rPr>
+        <w:t xml:space="preserve">3. </w:t>
+      </w:r>
+      <w:r>
+        <w:rPr>
+          <w:rFonts w:ascii="Calibri" w:hAnsi="Calibri"/>
+          <w:b/>
+          <w:color w:val="1E293B"/>
+          <w:sz w:val="21"/>
+        </w:rPr>
+        <w:t xml:space="preserve">Evolving Biomarkers: </w:t>
+      </w:r>
+      <w:r>
+        <w:rPr>
+          <w:rFonts w:ascii="Calibri" w:hAnsi="Calibri"/>
+          <w:color w:val="1E293B"/>
+          <w:sz w:val="21"/>
+        </w:rPr>
+        <w:t>Contemporary cardiology utilizes novel diagnostic assays (high-sensitivity Cardiac Troponin T/I, Coronary Artery Calcium scoring) that were unavailable when the benchmark was collected.</w:t>
       </w:r>
     </w:p>
     <w:p>
@@ -21323,7 +24130,7 @@
     </w:p>
     <w:p>
       <w:pPr>
-        <w:spacing w:before="0" w:after="120" w:line="276" w:lineRule="auto"/>
+        <w:spacing w:before="0" w:after="80" w:line="276" w:lineRule="auto"/>
         <w:jc w:val="both"/>
       </w:pPr>
       <w:r>
@@ -21332,9 +24139,73 @@
           <w:color w:val="1E293B"/>
           <w:sz w:val="22"/>
         </w:rPr>
-        <w:t>1. Static Thresholding: Risk tiers are categorized based on standard heuristic boundaries (0.35 and 0.65). Dynamic cost-sensitive threshold tuning could further optimize false-positive trade-offs.</w:t>
-        <w:br/>
-        <w:t>2. Single-Center Validation: The model has not yet been validated on multi-center external cohorts (such as the Hungarian or Long Beach datasets) to verify cross-institutional domain adaptation.</w:t>
+        <w:t>Key methodological and operational constraints of the current modeling pipeline include:</w:t>
+      </w:r>
+    </w:p>
+    <w:p>
+      <w:pPr>
+        <w:spacing w:before="0" w:after="60" w:line="276" w:lineRule="auto"/>
+        <w:ind w:left="360"/>
+        <w:jc w:val="left"/>
+      </w:pPr>
+      <w:r>
+        <w:rPr>
+          <w:rFonts w:ascii="Calibri" w:hAnsi="Calibri"/>
+          <w:b/>
+          <w:color w:val="1E3A8A"/>
+          <w:sz w:val="21"/>
+        </w:rPr>
+        <w:t xml:space="preserve">1. </w:t>
+      </w:r>
+      <w:r>
+        <w:rPr>
+          <w:rFonts w:ascii="Calibri" w:hAnsi="Calibri"/>
+          <w:b/>
+          <w:color w:val="1E293B"/>
+          <w:sz w:val="21"/>
+        </w:rPr>
+        <w:t xml:space="preserve">Static Thresholding: </w:t>
+      </w:r>
+      <w:r>
+        <w:rPr>
+          <w:rFonts w:ascii="Calibri" w:hAnsi="Calibri"/>
+          <w:color w:val="1E293B"/>
+          <w:sz w:val="21"/>
+        </w:rPr>
+        <w:t>Risk tiers are categorized based on standard heuristic boundaries (0.35 and 0.65). Dynamic cost-sensitive threshold tuning could further optimize false-positive trade-offs.</w:t>
+      </w:r>
+    </w:p>
+    <w:p>
+      <w:pPr>
+        <w:spacing w:before="0" w:after="120" w:line="276" w:lineRule="auto"/>
+        <w:ind w:left="360"/>
+        <w:jc w:val="left"/>
+      </w:pPr>
+      <w:r>
+        <w:rPr>
+          <w:rFonts w:ascii="Calibri" w:hAnsi="Calibri"/>
+          <w:b/>
+          <w:color w:val="1E3A8A"/>
+          <w:sz w:val="21"/>
+        </w:rPr>
+        <w:t xml:space="preserve">2. </w:t>
+      </w:r>
+      <w:r>
+        <w:rPr>
+          <w:rFonts w:ascii="Calibri" w:hAnsi="Calibri"/>
+          <w:b/>
+          <w:color w:val="1E293B"/>
+          <w:sz w:val="21"/>
+        </w:rPr>
+        <w:t xml:space="preserve">Single-Center Validation: </w:t>
+      </w:r>
+      <w:r>
+        <w:rPr>
+          <w:rFonts w:ascii="Calibri" w:hAnsi="Calibri"/>
+          <w:color w:val="1E293B"/>
+          <w:sz w:val="21"/>
+        </w:rPr>
+        <w:t>The model has not yet been validated on multi-center external cohorts (such as the Hungarian or Long Beach datasets) to verify cross-institutional domain adaptation.</w:t>
       </w:r>
     </w:p>
     <w:p>
@@ -21355,7 +24226,7 @@
     </w:p>
     <w:p>
       <w:pPr>
-        <w:spacing w:before="0" w:after="120" w:line="276" w:lineRule="auto"/>
+        <w:spacing w:before="0" w:after="80" w:line="276" w:lineRule="auto"/>
         <w:jc w:val="both"/>
       </w:pPr>
       <w:r>
@@ -21365,12 +24236,105 @@
           <w:sz w:val="22"/>
         </w:rPr>
         <w:t>Future research and engineering extensions planned for the system include:</w:t>
-        <w:br/>
-        <w:t>1. Federated Multi-Center Learning: Implementing federated learning protocols enabling disparate medical centers to collaboratively train predictive pipelines without sharing raw patient records.</w:t>
-        <w:br/>
-        <w:t>2. HL7 / FHIR Clinical Interoperability: Integrating Fast Healthcare Interoperability Resources (FHIR) JSON endpoints to enable seamless data exchange with Electronic Health Record (EHR) systems.</w:t>
-        <w:br/>
-        <w:t>3. Probability Calibration Enhancement: Incorporating isotonic regression and Platt scaling calibration curves evaluated via Brier score minimization.</w:t>
+      </w:r>
+    </w:p>
+    <w:p>
+      <w:pPr>
+        <w:spacing w:before="0" w:after="60" w:line="276" w:lineRule="auto"/>
+        <w:ind w:left="360"/>
+        <w:jc w:val="left"/>
+      </w:pPr>
+      <w:r>
+        <w:rPr>
+          <w:rFonts w:ascii="Calibri" w:hAnsi="Calibri"/>
+          <w:b/>
+          <w:color w:val="1E3A8A"/>
+          <w:sz w:val="21"/>
+        </w:rPr>
+        <w:t xml:space="preserve">1. </w:t>
+      </w:r>
+      <w:r>
+        <w:rPr>
+          <w:rFonts w:ascii="Calibri" w:hAnsi="Calibri"/>
+          <w:b/>
+          <w:color w:val="1E293B"/>
+          <w:sz w:val="21"/>
+        </w:rPr>
+        <w:t xml:space="preserve">Federated Multi-Center Learning: </w:t>
+      </w:r>
+      <w:r>
+        <w:rPr>
+          <w:rFonts w:ascii="Calibri" w:hAnsi="Calibri"/>
+          <w:color w:val="1E293B"/>
+          <w:sz w:val="21"/>
+        </w:rPr>
+        <w:t>Implementing federated learning protocols enabling disparate medical centers to collaboratively train predictive pipelines without sharing raw patient records.</w:t>
+      </w:r>
+    </w:p>
+    <w:p>
+      <w:pPr>
+        <w:spacing w:before="0" w:after="60" w:line="276" w:lineRule="auto"/>
+        <w:ind w:left="360"/>
+        <w:jc w:val="left"/>
+      </w:pPr>
+      <w:r>
+        <w:rPr>
+          <w:rFonts w:ascii="Calibri" w:hAnsi="Calibri"/>
+          <w:b/>
+          <w:color w:val="1E3A8A"/>
+          <w:sz w:val="21"/>
+        </w:rPr>
+        <w:t xml:space="preserve">2. </w:t>
+      </w:r>
+      <w:r>
+        <w:rPr>
+          <w:rFonts w:ascii="Calibri" w:hAnsi="Calibri"/>
+          <w:b/>
+          <w:color w:val="1E293B"/>
+          <w:sz w:val="21"/>
+        </w:rPr>
+        <w:t xml:space="preserve">HL7 / FHIR Clinical Interoperability: </w:t>
+      </w:r>
+      <w:r>
+        <w:rPr>
+          <w:rFonts w:ascii="Calibri" w:hAnsi="Calibri"/>
+          <w:color w:val="1E293B"/>
+          <w:sz w:val="21"/>
+        </w:rPr>
+        <w:t>Integrating Fast Healthcare Interoperability Resources (FHIR) JSON endpoints to enable seamless data exchange with Electronic Health Record (EHR) systems.</w:t>
+      </w:r>
+    </w:p>
+    <w:p>
+      <w:pPr>
+        <w:spacing w:before="0" w:after="120" w:line="276" w:lineRule="auto"/>
+        <w:ind w:left="360"/>
+        <w:jc w:val="left"/>
+      </w:pPr>
+      <w:r>
+        <w:rPr>
+          <w:rFonts w:ascii="Calibri" w:hAnsi="Calibri"/>
+          <w:b/>
+          <w:color w:val="1E3A8A"/>
+          <w:sz w:val="21"/>
+        </w:rPr>
+        <w:t xml:space="preserve">3. </w:t>
+      </w:r>
+      <w:r>
+        <w:rPr>
+          <w:rFonts w:ascii="Calibri" w:hAnsi="Calibri"/>
+          <w:b/>
+          <w:color w:val="1E293B"/>
+          <w:sz w:val="21"/>
+        </w:rPr>
+        <w:t xml:space="preserve">Probability Calibration Enhancement: </w:t>
+      </w:r>
+      <w:r>
+        <w:rPr>
+          <w:rFonts w:ascii="Calibri" w:hAnsi="Calibri"/>
+          <w:color w:val="1E293B"/>
+          <w:sz w:val="21"/>
+        </w:rPr>
+        <w:t>Incorporating isotonic regression and Platt scaling calibration curves evaluated via Brier score minimization.</w:t>
       </w:r>
     </w:p>
     <w:p>
